--- a/KMIP_PKCS11_Project_Documentation.docx
+++ b/KMIP_PKCS11_Project_Documentation.docx
@@ -159,7 +159,7 @@
               <w:rPr>
                 <w:sz w:val="18"/>
               </w:rPr>
-              <w:t>14 June 2026</w:t>
+              <w:t>10 August 2026</w:t>
             </w:r>
           </w:p>
         </w:tc>
@@ -250,7 +250,7 @@
           <w:i w:val="0"/>
           <w:sz w:val="20"/>
         </w:rPr>
-        <w:t>This document is the complete reference for the kmip_pkcs11 project — a full implementation of the OASIS Key Management Interoperability Protocol (KMIP) version 2.1 built on top of a PKCS#11 Hardware Security Module (HSM). Cryptographic material never leaves the HSM: the KMIP layer manages object lifecycle, metadata, and protocol framing while delegating all key operations to PKCS#11.</w:t>
+        <w:t>This document is the complete reference for the kmip_pkcs11 project — a full implementation of the OASIS Key Management Interoperability Protocol (KMIP) version 2.1 built on top of a PKCS#11 Hardware Security Module (HSM). Cryptographic material never leaves the HSM: the KMIP layer manages object lifecycle, metadata, access control, and protocol framing while delegating all key operations to PKCS#11.</w:t>
       </w:r>
     </w:p>
     <w:p/>
@@ -270,7 +270,7 @@
         <w:ind w:left="432"/>
       </w:pPr>
       <w:r>
-        <w:t>Standards-compliant: OASIS KMIP 2.1 wire format (TTLV binary encoding)</w:t>
+        <w:t>Standards-compliant: OASIS KMIP 2.1 wire format (TTLV binary encoding, batching, BatchErrorContinuationOption, MaximumResponseSize)</w:t>
       </w:r>
     </w:p>
     <w:p>
@@ -279,7 +279,7 @@
         <w:ind w:left="432"/>
       </w:pPr>
       <w:r>
-        <w:t>HSM-backed: all key material stored in SoftHSM2 via PKCS#11 (Cryptoki)</w:t>
+        <w:t>HSM-backed: all key material stored in SoftHSM2 via PKCS#11 (Cryptoki); the shim is the only file that imports pkcs11, so a FIPS-validated token can be swapped in with no change above pkcs11_shim/</w:t>
       </w:r>
     </w:p>
     <w:p>
@@ -288,7 +288,25 @@
         <w:ind w:left="432"/>
       </w:pPr>
       <w:r>
-        <w:t>Full lifecycle: Pre-Active → Active → Deactivated / Compromised → Destroyed</w:t>
+        <w:t>Full lifecycle: Pre-Active → Active → Deactivated / Compromised → Destroyed, plus Archive/Recover, ReKey/ReKeyKeyPair/ReCertify, and split-key XOR sharing</w:t>
+      </w:r>
+    </w:p>
+    <w:p>
+      <w:pPr>
+        <w:pStyle w:val="ListBullet"/>
+        <w:ind w:left="432"/>
+      </w:pPr>
+      <w:r>
+        <w:t>Access control (RBAC): every object records its creator; operations against an existing object require ownership, the admin role, or an explicit delegated grant — see Section 4.4b</w:t>
+      </w:r>
+    </w:p>
+    <w:p>
+      <w:pPr>
+        <w:pStyle w:val="ListBullet"/>
+        <w:ind w:left="432"/>
+      </w:pPr>
+      <w:r>
+        <w:t>Capability-probed algorithms: the shim queries the token's real mechanism list at startup and rejects unsupported algorithm/mode combinations cleanly (OperationNotSupported) instead of leaking a raw PKCS#11 error</w:t>
       </w:r>
     </w:p>
     <w:p>
@@ -306,7 +324,7 @@
         <w:ind w:left="432"/>
       </w:pPr>
       <w:r>
-        <w:t>Persistent metadata: SQLite store for KMIP attributes (name, state, dates, tags)</w:t>
+        <w:t>Persistent metadata: SQLite store for KMIP attributes, roles, and grants (name, state, dates, tags, owner, role assignments, delegated access)</w:t>
       </w:r>
     </w:p>
     <w:p>
@@ -315,7 +333,7 @@
         <w:ind w:left="432"/>
       </w:pPr>
       <w:r>
-        <w:t>15 KMIP operations implemented; 122 automated tests; 100 % pass rate</w:t>
+        <w:t>41 of 53 KMIP operations implemented; 624 automated tests; 100 % pass rate</w:t>
       </w:r>
     </w:p>
     <w:p>
@@ -376,7 +394,7 @@
           <w:color w:val="003366"/>
           <w:sz w:val="17"/>
         </w:rPr>
-        <w:t>│   ├── enums.py          # KMIP enumerations (Tag, Operation, State …)</w:t>
+        <w:t>│   ├── enums.py                # KMIP enumerations (Tag, Operation, State …)</w:t>
       </w:r>
     </w:p>
     <w:p>
@@ -391,7 +409,7 @@
           <w:color w:val="003366"/>
           <w:sz w:val="17"/>
         </w:rPr>
-        <w:t>│   ├── ttlv.py           # TTLV encoder / decoder</w:t>
+        <w:t>│   ├── ttlv.py                 # TTLV encoder / decoder</w:t>
       </w:r>
     </w:p>
     <w:p>
@@ -406,7 +424,7 @@
           <w:color w:val="003366"/>
           <w:sz w:val="17"/>
         </w:rPr>
-        <w:t>│   └── exceptions.py     # KMIP exception hierarchy</w:t>
+        <w:t>│   └── exceptions.py           # KMIP exception hierarchy</w:t>
       </w:r>
     </w:p>
     <w:p>
@@ -436,7 +454,22 @@
           <w:color w:val="003366"/>
           <w:sz w:val="17"/>
         </w:rPr>
-        <w:t>│   └── state_machine.py  # Key lifecycle state transitions</w:t>
+        <w:t>│   ├── state_machine.py        # Key lifecycle state transitions</w:t>
+      </w:r>
+    </w:p>
+    <w:p>
+      <w:pPr>
+        <w:pStyle w:val="NoSpacing"/>
+        <w:spacing w:before="40" w:after="40"/>
+        <w:ind w:left="432"/>
+      </w:pPr>
+      <w:r>
+        <w:rPr>
+          <w:rFonts w:ascii="Courier New" w:hAnsi="Courier New"/>
+          <w:color w:val="003366"/>
+          <w:sz w:val="17"/>
+        </w:rPr>
+        <w:t>│   └── access_control.py       # Owner / admin role / delegated grants</w:t>
       </w:r>
     </w:p>
     <w:p>
@@ -466,7 +499,7 @@
           <w:color w:val="003366"/>
           <w:sz w:val="17"/>
         </w:rPr>
-        <w:t>│   └── store.py          # SQLite metadata store</w:t>
+        <w:t>│   └── store.py                # SQLite metadata store (objects, attrs, roles, grants)</w:t>
       </w:r>
     </w:p>
     <w:p>
@@ -496,7 +529,7 @@
           <w:color w:val="003366"/>
           <w:sz w:val="17"/>
         </w:rPr>
-        <w:t>│   └── shim.py           # PKCS#11 / SoftHSM2 wrapper</w:t>
+        <w:t>│   └── shim.py                 # PKCS#11 / SoftHSM2 wrapper, capability probe, session lock</w:t>
       </w:r>
     </w:p>
     <w:p>
@@ -511,7 +544,7 @@
           <w:color w:val="003366"/>
           <w:sz w:val="17"/>
         </w:rPr>
-        <w:t>├── operations/</w:t>
+        <w:t>├── operations/                 # One file per KMIP operation (41 files) — dispatcher.py routes</w:t>
       </w:r>
     </w:p>
     <w:p>
@@ -526,7 +559,7 @@
           <w:color w:val="003366"/>
           <w:sz w:val="17"/>
         </w:rPr>
-        <w:t>│   ├── dispatcher.py     # Routes batch items to handlers</w:t>
+        <w:t>│   ├── dispatcher.py</w:t>
       </w:r>
     </w:p>
     <w:p>
@@ -541,7 +574,7 @@
           <w:color w:val="003366"/>
           <w:sz w:val="17"/>
         </w:rPr>
-        <w:t>│   ├── create.py         # Create symmetric key</w:t>
+        <w:t>│   ├── create.py                create_keypair.py       register.py</w:t>
       </w:r>
     </w:p>
     <w:p>
@@ -556,7 +589,7 @@
           <w:color w:val="003366"/>
           <w:sz w:val="17"/>
         </w:rPr>
-        <w:t>│   ├── create_keypair.py # Create RSA / EC key pair</w:t>
+        <w:t>│   ├── import_op.py             export_op.py</w:t>
       </w:r>
     </w:p>
     <w:p>
@@ -571,7 +604,7 @@
           <w:color w:val="003366"/>
           <w:sz w:val="17"/>
         </w:rPr>
-        <w:t>│   ├── register.py       # Register external key material</w:t>
+        <w:t>│   ├── get.py                   get_attributes.py       get_usage_allocation.py</w:t>
       </w:r>
     </w:p>
     <w:p>
@@ -586,7 +619,7 @@
           <w:color w:val="003366"/>
           <w:sz w:val="17"/>
         </w:rPr>
-        <w:t>│   ├── get.py            # Get (export) key</w:t>
+        <w:t>│   ├── locate.py</w:t>
       </w:r>
     </w:p>
     <w:p>
@@ -601,7 +634,7 @@
           <w:color w:val="003366"/>
           <w:sz w:val="17"/>
         </w:rPr>
-        <w:t>│   ├── get_attributes.py # GetAttributes / GetAttributeList</w:t>
+        <w:t>│   ├── add_attribute.py         modify_attribute.py     delete_attribute.py</w:t>
       </w:r>
     </w:p>
     <w:p>
@@ -616,7 +649,7 @@
           <w:color w:val="003366"/>
           <w:sz w:val="17"/>
         </w:rPr>
-        <w:t>│   ├── add_attribute.py  # AddAttribute</w:t>
+        <w:t>│   ├── set_attribute.py         adjust_attribute.py</w:t>
       </w:r>
     </w:p>
     <w:p>
@@ -631,7 +664,7 @@
           <w:color w:val="003366"/>
           <w:sz w:val="17"/>
         </w:rPr>
-        <w:t>│   ├── delete_attribute.py # DeleteAttribute</w:t>
+        <w:t>│   ├── activate.py              revoke.py               destroy.py</w:t>
       </w:r>
     </w:p>
     <w:p>
@@ -646,7 +679,7 @@
           <w:color w:val="003366"/>
           <w:sz w:val="17"/>
         </w:rPr>
-        <w:t>│   ├── locate.py         # Locate objects</w:t>
+        <w:t>│   ├── archive.py               recover.py              check.py</w:t>
       </w:r>
     </w:p>
     <w:p>
@@ -661,7 +694,7 @@
           <w:color w:val="003366"/>
           <w:sz w:val="17"/>
         </w:rPr>
-        <w:t>│   ├── activate.py       # Activate</w:t>
+        <w:t>│   ├── encrypt.py               decrypt.py</w:t>
       </w:r>
     </w:p>
     <w:p>
@@ -676,7 +709,7 @@
           <w:color w:val="003366"/>
           <w:sz w:val="17"/>
         </w:rPr>
-        <w:t>│   ├── revoke.py         # Revoke</w:t>
+        <w:t>│   ├── sign.py                  signature_verify.py</w:t>
       </w:r>
     </w:p>
     <w:p>
@@ -691,7 +724,7 @@
           <w:color w:val="003366"/>
           <w:sz w:val="17"/>
         </w:rPr>
-        <w:t>│   ├── destroy.py        # Destroy</w:t>
+        <w:t>│   ├── mac.py                   mac_verify.py           hash_op.py</w:t>
       </w:r>
     </w:p>
     <w:p>
@@ -706,7 +739,7 @@
           <w:color w:val="003366"/>
           <w:sz w:val="17"/>
         </w:rPr>
-        <w:t>│   ├── encrypt.py        # Encrypt</w:t>
+        <w:t>│   ├── rekey.py                 rekey_keypair.py</w:t>
       </w:r>
     </w:p>
     <w:p>
@@ -721,7 +754,7 @@
           <w:color w:val="003366"/>
           <w:sz w:val="17"/>
         </w:rPr>
-        <w:t>│   ├── decrypt.py        # Decrypt</w:t>
+        <w:t>│   ├── certify.py               recertify.py</w:t>
       </w:r>
     </w:p>
     <w:p>
@@ -736,7 +769,7 @@
           <w:color w:val="003366"/>
           <w:sz w:val="17"/>
         </w:rPr>
-        <w:t>│   ├── query.py          # Query server capabilities</w:t>
+        <w:t>│   ├── derive_key.py</w:t>
       </w:r>
     </w:p>
     <w:p>
@@ -751,7 +784,52 @@
           <w:color w:val="003366"/>
           <w:sz w:val="17"/>
         </w:rPr>
-        <w:t>│   └── discover_versions.py # DiscoverVersions</w:t>
+        <w:t>│   ├── create_split_key.py      join_split_key.py</w:t>
+      </w:r>
+    </w:p>
+    <w:p>
+      <w:pPr>
+        <w:pStyle w:val="NoSpacing"/>
+        <w:spacing w:before="40" w:after="40"/>
+        <w:ind w:left="432"/>
+      </w:pPr>
+      <w:r>
+        <w:rPr>
+          <w:rFonts w:ascii="Courier New" w:hAnsi="Courier New"/>
+          <w:color w:val="003366"/>
+          <w:sz w:val="17"/>
+        </w:rPr>
+        <w:t>│   ├── validate.py              obtain_lease.py</w:t>
+      </w:r>
+    </w:p>
+    <w:p>
+      <w:pPr>
+        <w:pStyle w:val="NoSpacing"/>
+        <w:spacing w:before="40" w:after="40"/>
+        <w:ind w:left="432"/>
+      </w:pPr>
+      <w:r>
+        <w:rPr>
+          <w:rFonts w:ascii="Courier New" w:hAnsi="Courier New"/>
+          <w:color w:val="003366"/>
+          <w:sz w:val="17"/>
+        </w:rPr>
+        <w:t>│   ├── rng_retrieve.py          rng_seed.py</w:t>
+      </w:r>
+    </w:p>
+    <w:p>
+      <w:pPr>
+        <w:pStyle w:val="NoSpacing"/>
+        <w:spacing w:before="40" w:after="40"/>
+        <w:ind w:left="432"/>
+      </w:pPr>
+      <w:r>
+        <w:rPr>
+          <w:rFonts w:ascii="Courier New" w:hAnsi="Courier New"/>
+          <w:color w:val="003366"/>
+          <w:sz w:val="17"/>
+        </w:rPr>
+        <w:t>│   └── query.py                 discover_versions.py</w:t>
       </w:r>
     </w:p>
     <w:p>
@@ -781,7 +859,7 @@
           <w:color w:val="003366"/>
           <w:sz w:val="17"/>
         </w:rPr>
-        <w:t>│   └── server.py         # TCP server (thread-per-client, optional TLS)</w:t>
+        <w:t>│   └── server.py               # TCP server (thread-per-client, Credential auth, optional TLS)</w:t>
       </w:r>
     </w:p>
     <w:p>
@@ -811,7 +889,7 @@
           <w:color w:val="003366"/>
           <w:sz w:val="17"/>
         </w:rPr>
-        <w:t>│   ├── client.py         # Synchronous KMIP 2.1 client</w:t>
+        <w:t>│   ├── client.py               # Synchronous KMIP 2.1 client</w:t>
       </w:r>
     </w:p>
     <w:p>
@@ -826,7 +904,7 @@
           <w:color w:val="003366"/>
           <w:sz w:val="17"/>
         </w:rPr>
-        <w:t>│   └── demo.py           # End-to-end demo application</w:t>
+        <w:t>│   └── demo.py                 # End-to-end demo application</w:t>
       </w:r>
     </w:p>
     <w:p>
@@ -856,7 +934,7 @@
           <w:color w:val="003366"/>
           <w:sz w:val="17"/>
         </w:rPr>
-        <w:t xml:space="preserve">    ├── conftest.py       # pytest fixtures (SoftHSM2, store, shim, server)</w:t>
+        <w:t xml:space="preserve">    ├── conftest.py             # pytest fixtures (SoftHSM2, store, shim, server)</w:t>
       </w:r>
     </w:p>
     <w:p>
@@ -871,7 +949,7 @@
           <w:color w:val="003366"/>
           <w:sz w:val="17"/>
         </w:rPr>
-        <w:t xml:space="preserve">    ├── test_ttlv.py      # 22 TTLV unit tests</w:t>
+        <w:t xml:space="preserve">    ├── test_ttlv.py            #  22 TTLV unit tests</w:t>
       </w:r>
     </w:p>
     <w:p>
@@ -886,7 +964,7 @@
           <w:color w:val="003366"/>
           <w:sz w:val="17"/>
         </w:rPr>
-        <w:t xml:space="preserve">    ├── test_lifecycle.py # 18 lifecycle unit tests</w:t>
+        <w:t xml:space="preserve">    ├── test_lifecycle.py       #  26 lifecycle state-machine tests</w:t>
       </w:r>
     </w:p>
     <w:p>
@@ -901,7 +979,7 @@
           <w:color w:val="003366"/>
           <w:sz w:val="17"/>
         </w:rPr>
-        <w:t xml:space="preserve">    ├── test_metadata.py  # 16 metadata store unit tests</w:t>
+        <w:t xml:space="preserve">    ├── test_metadata.py        #  18 metadata store unit tests</w:t>
       </w:r>
     </w:p>
     <w:p>
@@ -916,7 +994,7 @@
           <w:color w:val="003366"/>
           <w:sz w:val="17"/>
         </w:rPr>
-        <w:t xml:space="preserve">    ├── test_operations.py# 8 operation integration tests</w:t>
+        <w:t xml:space="preserve">    ├── test_operations.py      #   8 operation integration tests</w:t>
       </w:r>
     </w:p>
     <w:p>
@@ -931,7 +1009,52 @@
           <w:color w:val="003366"/>
           <w:sz w:val="17"/>
         </w:rPr>
-        <w:t xml:space="preserve">    └── test_conformance.py # 48 KMIP conformance tests</w:t>
+        <w:t xml:space="preserve">    ├── test_conformance.py     #  48 OASIS KMIP conformance tests</w:t>
+      </w:r>
+    </w:p>
+    <w:p>
+      <w:pPr>
+        <w:pStyle w:val="NoSpacing"/>
+        <w:spacing w:before="40" w:after="40"/>
+        <w:ind w:left="432"/>
+      </w:pPr>
+      <w:r>
+        <w:rPr>
+          <w:rFonts w:ascii="Courier New" w:hAnsi="Courier New"/>
+          <w:color w:val="003366"/>
+          <w:sz w:val="17"/>
+        </w:rPr>
+        <w:t xml:space="preserve">    └── test_extended_coverage.py # 502 live tests: every operation, algorithm</w:t>
+      </w:r>
+    </w:p>
+    <w:p>
+      <w:pPr>
+        <w:pStyle w:val="NoSpacing"/>
+        <w:spacing w:before="40" w:after="40"/>
+        <w:ind w:left="432"/>
+      </w:pPr>
+      <w:r>
+        <w:rPr>
+          <w:rFonts w:ascii="Courier New" w:hAnsi="Courier New"/>
+          <w:color w:val="003366"/>
+          <w:sz w:val="17"/>
+        </w:rPr>
+        <w:t xml:space="preserve">                                 #  coverage, error paths, access control,</w:t>
+      </w:r>
+    </w:p>
+    <w:p>
+      <w:pPr>
+        <w:pStyle w:val="NoSpacing"/>
+        <w:spacing w:before="40" w:after="40"/>
+        <w:ind w:left="432"/>
+      </w:pPr>
+      <w:r>
+        <w:rPr>
+          <w:rFonts w:ascii="Courier New" w:hAnsi="Courier New"/>
+          <w:color w:val="003366"/>
+          <w:sz w:val="17"/>
+        </w:rPr>
+        <w:t xml:space="preserve">                                 #  session concurrency</w:t>
       </w:r>
     </w:p>
     <w:p>
@@ -1146,21 +1269,21 @@
               <w:rPr>
                 <w:sz w:val="17"/>
               </w:rPr>
-              <w:t>operations/*.py, lifecycle/state_machine.py</w:t>
-            </w:r>
-          </w:p>
-        </w:tc>
-        <w:tc>
-          <w:tcPr>
-            <w:tcW w:type="dxa" w:w="2928"/>
-            <w:shd w:fill="EEF4FA" w:val="clear"/>
-          </w:tcPr>
-          <w:p>
-            <w:r>
-              <w:rPr>
-                <w:sz w:val="17"/>
-              </w:rPr>
-              <w:t>Implements each KMIP operation: validates inputs, enforces lifecycle rules (state machine), updates metadata, and calls the HSM shim.</w:t>
+              <w:t>operations/*.py, lifecycle/state_machine.py, lifecycle/access_control.py</w:t>
+            </w:r>
+          </w:p>
+        </w:tc>
+        <w:tc>
+          <w:tcPr>
+            <w:tcW w:type="dxa" w:w="2928"/>
+            <w:shd w:fill="EEF4FA" w:val="clear"/>
+          </w:tcPr>
+          <w:p>
+            <w:r>
+              <w:rPr>
+                <w:sz w:val="17"/>
+              </w:rPr>
+              <w:t>Implements each of the 41 KMIP operations: validates inputs, enforces lifecycle rules (state machine) and access control (owner / admin role / delegated grant), updates metadata, and calls the HSM shim.</w:t>
             </w:r>
           </w:p>
         </w:tc>
@@ -1204,7 +1327,7 @@
               <w:rPr>
                 <w:sz w:val="17"/>
               </w:rPr>
-              <w:t>Wraps python-pkcs11. All cryptographic operations (generate, encrypt, decrypt, sign, verify, destroy) execute inside the HSM. Metadata the HSM cannot hold (lifecycle dates, names, state) is delegated to Layer 0.</w:t>
+              <w:t>Wraps python-pkcs11 behind a single session serialized by a threading.RLock (see Section 3.3). All cryptographic operations (generate, encrypt, decrypt, sign, verify, MAC, hash, derive, destroy) execute inside the HSM, gated by a capability probe of the token's mechanism list. Metadata the HSM cannot hold (lifecycle dates, names, state, ownership) is delegated to Layer 0.</w:t>
             </w:r>
           </w:p>
         </w:tc>
@@ -1248,7 +1371,7 @@
               <w:rPr>
                 <w:sz w:val="17"/>
               </w:rPr>
-              <w:t>Thread-safe SQLite store (WAL mode, connection-per-thread). Holds the authoritative KMIP object state and all KMIP attributes.</w:t>
+              <w:t>Thread-safe SQLite store (WAL mode, connection-per-thread). Holds the authoritative KMIP object state, all KMIP attributes, and the access-control tables (identity roles, delegated object grants).</w:t>
             </w:r>
           </w:p>
         </w:tc>
@@ -1338,7 +1461,7 @@
           <w:color w:val="003366"/>
           <w:sz w:val="17"/>
         </w:rPr>
-        <w:t>5. For each BatchItem in the request:</w:t>
+        <w:t>5. For each BatchItem in the request (of 41 registered Operation handlers):</w:t>
       </w:r>
     </w:p>
     <w:p>
@@ -1383,7 +1506,22 @@
           <w:color w:val="003366"/>
           <w:sz w:val="17"/>
         </w:rPr>
-        <w:t xml:space="preserve">   c. Handler validates inputs, checks lifecycle state, calls shim/store.</w:t>
+        <w:t xml:space="preserve">   c. Handler validates inputs, checks lifecycle state, checks access control</w:t>
+      </w:r>
+    </w:p>
+    <w:p>
+      <w:pPr>
+        <w:pStyle w:val="NoSpacing"/>
+        <w:spacing w:before="40" w:after="40"/>
+        <w:ind w:left="432"/>
+      </w:pPr>
+      <w:r>
+        <w:rPr>
+          <w:rFonts w:ascii="Courier New" w:hAnsi="Courier New"/>
+          <w:color w:val="003366"/>
+          <w:sz w:val="17"/>
+        </w:rPr>
+        <w:t xml:space="preserve">      (owner / admin role / delegated grant — Section 4.4b), calls shim/store.</w:t>
       </w:r>
     </w:p>
     <w:p>
@@ -1465,7 +1603,7 @@
           <w:i w:val="0"/>
           <w:sz w:val="20"/>
         </w:rPr>
-        <w:t>The server spawns one daemon thread per client connection. The accept loop itself runs in a daemon thread (start_background()). Thread safety is achieved by:</w:t>
+        <w:t>The server is thread-per-connection: the accept loop runs in a daemon thread (start_background()), and every accepted client connection is handled in its own dedicated daemon thread for the lifetime of that connection.</w:t>
       </w:r>
     </w:p>
     <w:p>
@@ -1474,7 +1612,7 @@
         <w:ind w:left="432"/>
       </w:pPr>
       <w:r>
-        <w:t>MetadataStore: threading.local connection-per-thread (SQLite WAL mode)</w:t>
+        <w:t>MetadataStore: threading.local connection-per-thread (SQLite WAL mode) — each request thread gets its own SQLite connection, so no locking is needed at this layer.</w:t>
       </w:r>
     </w:p>
     <w:p>
@@ -1483,7 +1621,29 @@
         <w:ind w:left="432"/>
       </w:pPr>
       <w:r>
-        <w:t>PKCS11Shim: single session, used concurrently (SoftHSM2 handles internal locking)</w:t>
+        <w:t>PKCS11Shim: exactly ONE shared PKCS#11 session for the whole process, used by every connection thread, serialized behind a single threading.RLock. shim.py's @_synchronized decorator wraps every session-touching method (generate, encrypt, decrypt, sign, verify, MAC, hash, derive, destroy, initialize, finalize) so only one thread is ever inside the PKCS#11 session at a time.</w:t>
+      </w:r>
+    </w:p>
+    <w:p/>
+    <w:p>
+      <w:r>
+        <w:rPr>
+          <w:b w:val="0"/>
+          <w:i w:val="0"/>
+          <w:sz w:val="20"/>
+        </w:rPr>
+        <w:t>This single locked session is a deliberate, permanent design decision — not a stopgap awaiting a connection/session pool. A session pool (one PKCS#11 session per thread, no shared lock) was built and tested, and reproducibly segfaulted or corrupted operations under concurrency. The root cause: python-pkcs11 0.9.5 calls C_Initialize(NULL), which leaves CKF_OS_LOCKING_OK unset, so the underlying PKCS#11 library's own internal thread safety is never enabled. Verified live against this SoftHSM2 build — N threads, each on its own session, calling generate_key/encrypt/decrypt concurrently, reproducibly either segfaulted the native extension or returned GeneralError/MechanismInvalid on most threads. Separate sessions do not make PKCS#11 access safe under this binding, so a session pool is not a viable fix here.</w:t>
+      </w:r>
+    </w:p>
+    <w:p/>
+    <w:p>
+      <w:r>
+        <w:rPr>
+          <w:b/>
+          <w:i w:val="0"/>
+          <w:sz w:val="20"/>
+        </w:rPr>
+        <w:t>A real fix for this would require one of:</w:t>
       </w:r>
     </w:p>
     <w:p>
@@ -1492,7 +1652,36 @@
         <w:ind w:left="432"/>
       </w:pPr>
       <w:r>
-        <w:t>No shared mutable state at the Python layer between request threads</w:t>
+        <w:t>A PKCS#11 binding that passes CKF_OS_LOCKING_OK at C_Initialize, enabling the library's own internal thread safety, or</w:t>
+      </w:r>
+    </w:p>
+    <w:p>
+      <w:pPr>
+        <w:pStyle w:val="ListBullet"/>
+        <w:ind w:left="432"/>
+      </w:pPr>
+      <w:r>
+        <w:t>A multi-process worker pool, where each process owns exactly one PKCS#11 session used by only one thread.</w:t>
+      </w:r>
+    </w:p>
+    <w:p>
+      <w:r>
+        <w:rPr>
+          <w:b w:val="0"/>
+          <w:i w:val="0"/>
+          <w:sz w:val="20"/>
+        </w:rPr>
+        <w:t>Both are materially larger changes than a lock, and neither has been implemented; the lock is therefore treated as correctness over throughput, by design, for the lifetime of this codebase.</w:t>
+      </w:r>
+    </w:p>
+    <w:p/>
+    <w:p>
+      <w:pPr>
+        <w:pStyle w:val="ListBullet"/>
+        <w:ind w:left="432"/>
+      </w:pPr>
+      <w:r>
+        <w:t>No other shared mutable state exists at the Python layer between request threads beyond the single PKCS#11 session described above.</w:t>
       </w:r>
     </w:p>
     <w:p>
@@ -3924,6 +4113,326 @@
         <w:rPr>
           <w:color w:val="2E6DA4"/>
         </w:rPr>
+        <w:t>4.4b lifecycle/access_control.py — Access Control</w:t>
+      </w:r>
+    </w:p>
+    <w:p>
+      <w:r>
+        <w:rPr>
+          <w:b w:val="0"/>
+          <w:i w:val="0"/>
+          <w:sz w:val="20"/>
+        </w:rPr>
+        <w:t>Every managed object records the identity that created it. Operations against an existing object are authorized by a three-tier check, evaluated in this order for every operation:</w:t>
+      </w:r>
+    </w:p>
+    <w:p/>
+    <w:tbl>
+      <w:tblPr>
+        <w:tblStyle w:val="TableGrid"/>
+        <w:tblW w:type="auto" w:w="0"/>
+        <w:tblLook w:firstColumn="1" w:firstRow="1" w:lastColumn="0" w:lastRow="0" w:noHBand="0" w:noVBand="1" w:val="04A0"/>
+      </w:tblPr>
+      <w:tblGrid>
+        <w:gridCol w:w="2928"/>
+        <w:gridCol w:w="2928"/>
+        <w:gridCol w:w="2928"/>
+      </w:tblGrid>
+      <w:tr>
+        <w:tc>
+          <w:tcPr>
+            <w:tcW w:type="dxa" w:w="2928"/>
+            <w:shd w:fill="1A3A5C" w:val="clear"/>
+          </w:tcPr>
+          <w:p>
+            <w:r>
+              <w:rPr>
+                <w:b/>
+                <w:color w:val="FFFFFF"/>
+                <w:sz w:val="18"/>
+              </w:rPr>
+              <w:t>Tier</w:t>
+            </w:r>
+          </w:p>
+        </w:tc>
+        <w:tc>
+          <w:tcPr>
+            <w:tcW w:type="dxa" w:w="2928"/>
+            <w:shd w:fill="1A3A5C" w:val="clear"/>
+          </w:tcPr>
+          <w:p>
+            <w:r>
+              <w:rPr>
+                <w:b/>
+                <w:color w:val="FFFFFF"/>
+                <w:sz w:val="18"/>
+              </w:rPr>
+              <w:t>Mechanism</w:t>
+            </w:r>
+          </w:p>
+        </w:tc>
+        <w:tc>
+          <w:tcPr>
+            <w:tcW w:type="dxa" w:w="2928"/>
+            <w:shd w:fill="1A3A5C" w:val="clear"/>
+          </w:tcPr>
+          <w:p>
+            <w:r>
+              <w:rPr>
+                <w:b/>
+                <w:color w:val="FFFFFF"/>
+                <w:sz w:val="18"/>
+              </w:rPr>
+              <w:t>Detail</w:t>
+            </w:r>
+          </w:p>
+        </w:tc>
+      </w:tr>
+      <w:tr>
+        <w:tc>
+          <w:tcPr>
+            <w:tcW w:type="dxa" w:w="2928"/>
+            <w:shd w:fill="EEF4FA" w:val="clear"/>
+          </w:tcPr>
+          <w:p>
+            <w:r>
+              <w:rPr>
+                <w:sz w:val="17"/>
+              </w:rPr>
+              <w:t>1. Admin role</w:t>
+            </w:r>
+          </w:p>
+        </w:tc>
+        <w:tc>
+          <w:tcPr>
+            <w:tcW w:type="dxa" w:w="2928"/>
+            <w:shd w:fill="EEF4FA" w:val="clear"/>
+          </w:tcPr>
+          <w:p>
+            <w:r>
+              <w:rPr>
+                <w:sz w:val="17"/>
+              </w:rPr>
+              <w:t>store.assign_role(identity, "admin")</w:t>
+            </w:r>
+          </w:p>
+        </w:tc>
+        <w:tc>
+          <w:tcPr>
+            <w:tcW w:type="dxa" w:w="2928"/>
+            <w:shd w:fill="EEF4FA" w:val="clear"/>
+          </w:tcPr>
+          <w:p>
+            <w:r>
+              <w:rPr>
+                <w:sz w:val="17"/>
+              </w:rPr>
+              <w:t>Unconditional access to every object, regardless of owner.</w:t>
+            </w:r>
+          </w:p>
+        </w:tc>
+      </w:tr>
+      <w:tr>
+        <w:tc>
+          <w:tcPr>
+            <w:tcW w:type="dxa" w:w="2928"/>
+            <w:shd w:fill="FFFFFF" w:val="clear"/>
+          </w:tcPr>
+          <w:p>
+            <w:r>
+              <w:rPr>
+                <w:sz w:val="17"/>
+              </w:rPr>
+              <w:t>2. Ownership</w:t>
+            </w:r>
+          </w:p>
+        </w:tc>
+        <w:tc>
+          <w:tcPr>
+            <w:tcW w:type="dxa" w:w="2928"/>
+            <w:shd w:fill="FFFFFF" w:val="clear"/>
+          </w:tcPr>
+          <w:p>
+            <w:r>
+              <w:rPr>
+                <w:sz w:val="17"/>
+              </w:rPr>
+              <w:t>identity == owner_identity</w:t>
+            </w:r>
+          </w:p>
+        </w:tc>
+        <w:tc>
+          <w:tcPr>
+            <w:tcW w:type="dxa" w:w="2928"/>
+            <w:shd w:fill="FFFFFF" w:val="clear"/>
+          </w:tcPr>
+          <w:p>
+            <w:r>
+              <w:rPr>
+                <w:sz w:val="17"/>
+              </w:rPr>
+              <w:t>The owner_identity recorded on the object at Create / Register / CreateKeyPair / Certify / JoinSplitKey time.</w:t>
+            </w:r>
+          </w:p>
+        </w:tc>
+      </w:tr>
+      <w:tr>
+        <w:tc>
+          <w:tcPr>
+            <w:tcW w:type="dxa" w:w="2928"/>
+            <w:shd w:fill="EEF4FA" w:val="clear"/>
+          </w:tcPr>
+          <w:p>
+            <w:r>
+              <w:rPr>
+                <w:sz w:val="17"/>
+              </w:rPr>
+              <w:t>3. Delegated grant</w:t>
+            </w:r>
+          </w:p>
+        </w:tc>
+        <w:tc>
+          <w:tcPr>
+            <w:tcW w:type="dxa" w:w="2928"/>
+            <w:shd w:fill="EEF4FA" w:val="clear"/>
+          </w:tcPr>
+          <w:p>
+            <w:r>
+              <w:rPr>
+                <w:sz w:val="17"/>
+              </w:rPr>
+              <w:t>store.grant_access(uid, grantee, "read" | "full")</w:t>
+            </w:r>
+          </w:p>
+        </w:tc>
+        <w:tc>
+          <w:tcPr>
+            <w:tcW w:type="dxa" w:w="2928"/>
+            <w:shd w:fill="EEF4FA" w:val="clear"/>
+          </w:tcPr>
+          <w:p>
+            <w:r>
+              <w:rPr>
+                <w:sz w:val="17"/>
+              </w:rPr>
+              <w:t>"read" covers Get, GetAttributes, GetAttributeList, Check, Export, ObtainLease; every other operation (Encrypt, Destroy, ReKey, …) requires "full".</w:t>
+            </w:r>
+          </w:p>
+        </w:tc>
+      </w:tr>
+    </w:tbl>
+    <w:p/>
+    <w:p>
+      <w:r>
+        <w:rPr>
+          <w:b w:val="0"/>
+          <w:i w:val="0"/>
+          <w:sz w:val="20"/>
+        </w:rPr>
+        <w:t>Objects with no recorded owner (owner_identity = None) remain reachable by any identity — this only applies to objects created outside the normal Create/Register path, so nothing pre-existing is orphaned by layering access control on top of the store. check_owner() in this module implements the check and raises NotAuthorized when none of the three tiers grant access; the store and uid parameters are optional so any pre-existing call site keeps owner-only semantics if it doesn't pass them, but every operations/*.py handler now passes both, so the admin/grant checks apply everywhere ownership is enforced.</w:t>
+      </w:r>
+    </w:p>
+    <w:p/>
+    <w:p>
+      <w:r>
+        <w:rPr>
+          <w:b w:val="0"/>
+          <w:i w:val="0"/>
+          <w:sz w:val="20"/>
+        </w:rPr>
+        <w:t>Locate results are filtered to the caller's own objects (or all objects, for an admin) — a non-admin identity cannot enumerate objects it doesn't own or hold a grant on.</w:t>
+      </w:r>
+    </w:p>
+    <w:p/>
+    <w:p>
+      <w:r>
+        <w:rPr>
+          <w:b/>
+          <w:i w:val="0"/>
+          <w:sz w:val="20"/>
+        </w:rPr>
+        <w:t>There is NO KMIP wire operation for role or grant management</w:t>
+      </w:r>
+    </w:p>
+    <w:p>
+      <w:r>
+        <w:rPr>
+          <w:b w:val="0"/>
+          <w:i w:val="0"/>
+          <w:sz w:val="20"/>
+        </w:rPr>
+        <w:t>The KMIP spec does not define an operation for it. Role and grant assignment is purely a MetadataStore admin surface, called directly from an admin script or console — never over the KMIP wire protocol:</w:t>
+      </w:r>
+    </w:p>
+    <w:p>
+      <w:pPr>
+        <w:pStyle w:val="NoSpacing"/>
+        <w:spacing w:before="40" w:after="40"/>
+        <w:ind w:left="432"/>
+      </w:pPr>
+      <w:r>
+        <w:rPr>
+          <w:rFonts w:ascii="Courier New" w:hAnsi="Courier New"/>
+          <w:color w:val="003366"/>
+          <w:sz w:val="17"/>
+        </w:rPr>
+        <w:t>store.assign_role("alice", "admin")     # alice can touch anything</w:t>
+      </w:r>
+    </w:p>
+    <w:p>
+      <w:pPr>
+        <w:pStyle w:val="NoSpacing"/>
+        <w:spacing w:before="40" w:after="40"/>
+        <w:ind w:left="432"/>
+      </w:pPr>
+      <w:r>
+        <w:rPr>
+          <w:rFonts w:ascii="Courier New" w:hAnsi="Courier New"/>
+          <w:color w:val="003366"/>
+          <w:sz w:val="17"/>
+        </w:rPr>
+        <w:t>store.grant_access(uid, "bob", "read")   # bob can Get this one object</w:t>
+      </w:r>
+    </w:p>
+    <w:p>
+      <w:pPr>
+        <w:pStyle w:val="NoSpacing"/>
+        <w:spacing w:before="40" w:after="40"/>
+        <w:ind w:left="432"/>
+      </w:pPr>
+      <w:r>
+        <w:rPr>
+          <w:rFonts w:ascii="Courier New" w:hAnsi="Courier New"/>
+          <w:color w:val="003366"/>
+          <w:sz w:val="17"/>
+        </w:rPr>
+        <w:t>store.revoke_access(uid, "bob")</w:t>
+      </w:r>
+    </w:p>
+    <w:p>
+      <w:pPr>
+        <w:pStyle w:val="NoSpacing"/>
+        <w:spacing w:before="40" w:after="40"/>
+        <w:ind w:left="432"/>
+      </w:pPr>
+      <w:r>
+        <w:rPr>
+          <w:rFonts w:ascii="Courier New" w:hAnsi="Courier New"/>
+          <w:color w:val="003366"/>
+          <w:sz w:val="17"/>
+        </w:rPr>
+        <w:t>store.revoke_role("alice", "admin")</w:t>
+      </w:r>
+    </w:p>
+    <w:p/>
+    <w:p>
+      <w:pPr>
+        <w:pStyle w:val="Heading2"/>
+      </w:pPr>
+      <w:r>
+        <w:rPr>
+          <w:color w:val="2E6DA4"/>
+        </w:rPr>
         <w:t>4.5 metadata/store.py — MetadataStore</w:t>
       </w:r>
     </w:p>
@@ -3934,7 +4443,7 @@
           <w:i w:val="0"/>
           <w:sz w:val="20"/>
         </w:rPr>
-        <w:t>SQLite-backed store for all KMIP attributes that PKCS#11 cannot hold. Uses WAL journal mode and a connection-per-thread pattern for concurrent access.</w:t>
+        <w:t>SQLite-backed store for all KMIP attributes that PKCS#11 cannot hold, plus the access-control tables (identity roles, delegated object grants). Uses WAL journal mode and a connection-per-thread pattern for concurrent access.</w:t>
       </w:r>
     </w:p>
     <w:p/>
@@ -4352,6 +4861,139 @@
         <w:t xml:space="preserve">  attr_value  TEXT      — JSON-encoded value</w:t>
       </w:r>
     </w:p>
+    <w:p>
+      <w:pPr>
+        <w:pStyle w:val="NoSpacing"/>
+        <w:spacing w:before="40" w:after="40"/>
+        <w:ind w:left="432"/>
+      </w:pPr>
+      <w:r>
+        <w:rPr>
+          <w:rFonts w:ascii="Courier New" w:hAnsi="Courier New"/>
+          <w:color w:val="003366"/>
+          <w:sz w:val="17"/>
+        </w:rPr>
+      </w:r>
+    </w:p>
+    <w:p>
+      <w:pPr>
+        <w:pStyle w:val="NoSpacing"/>
+        <w:spacing w:before="40" w:after="40"/>
+        <w:ind w:left="432"/>
+      </w:pPr>
+      <w:r>
+        <w:rPr>
+          <w:rFonts w:ascii="Courier New" w:hAnsi="Courier New"/>
+          <w:color w:val="003366"/>
+          <w:sz w:val="17"/>
+        </w:rPr>
+        <w:t>TABLE kmip_identity_roles          — new: role-based access control</w:t>
+      </w:r>
+    </w:p>
+    <w:p>
+      <w:pPr>
+        <w:pStyle w:val="NoSpacing"/>
+        <w:spacing w:before="40" w:after="40"/>
+        <w:ind w:left="432"/>
+      </w:pPr>
+      <w:r>
+        <w:rPr>
+          <w:rFonts w:ascii="Courier New" w:hAnsi="Courier New"/>
+          <w:color w:val="003366"/>
+          <w:sz w:val="17"/>
+        </w:rPr>
+        <w:t xml:space="preserve">  identity TEXT              — PK (identity, role)</w:t>
+      </w:r>
+    </w:p>
+    <w:p>
+      <w:pPr>
+        <w:pStyle w:val="NoSpacing"/>
+        <w:spacing w:before="40" w:after="40"/>
+        <w:ind w:left="432"/>
+      </w:pPr>
+      <w:r>
+        <w:rPr>
+          <w:rFonts w:ascii="Courier New" w:hAnsi="Courier New"/>
+          <w:color w:val="003366"/>
+          <w:sz w:val="17"/>
+        </w:rPr>
+        <w:t xml:space="preserve">  role     TEXT              — e.g. "admin"</w:t>
+      </w:r>
+    </w:p>
+    <w:p>
+      <w:pPr>
+        <w:pStyle w:val="NoSpacing"/>
+        <w:spacing w:before="40" w:after="40"/>
+        <w:ind w:left="432"/>
+      </w:pPr>
+      <w:r>
+        <w:rPr>
+          <w:rFonts w:ascii="Courier New" w:hAnsi="Courier New"/>
+          <w:color w:val="003366"/>
+          <w:sz w:val="17"/>
+        </w:rPr>
+      </w:r>
+    </w:p>
+    <w:p>
+      <w:pPr>
+        <w:pStyle w:val="NoSpacing"/>
+        <w:spacing w:before="40" w:after="40"/>
+        <w:ind w:left="432"/>
+      </w:pPr>
+      <w:r>
+        <w:rPr>
+          <w:rFonts w:ascii="Courier New" w:hAnsi="Courier New"/>
+          <w:color w:val="003366"/>
+          <w:sz w:val="17"/>
+        </w:rPr>
+        <w:t>TABLE kmip_object_grants           — new: delegated per-object access</w:t>
+      </w:r>
+    </w:p>
+    <w:p>
+      <w:pPr>
+        <w:pStyle w:val="NoSpacing"/>
+        <w:spacing w:before="40" w:after="40"/>
+        <w:ind w:left="432"/>
+      </w:pPr>
+      <w:r>
+        <w:rPr>
+          <w:rFonts w:ascii="Courier New" w:hAnsi="Courier New"/>
+          <w:color w:val="003366"/>
+          <w:sz w:val="17"/>
+        </w:rPr>
+        <w:t xml:space="preserve">  object_uuid TEXT FK → kmip_objects.uuid  — PK (object_uuid, grantee)</w:t>
+      </w:r>
+    </w:p>
+    <w:p>
+      <w:pPr>
+        <w:pStyle w:val="NoSpacing"/>
+        <w:spacing w:before="40" w:after="40"/>
+        <w:ind w:left="432"/>
+      </w:pPr>
+      <w:r>
+        <w:rPr>
+          <w:rFonts w:ascii="Courier New" w:hAnsi="Courier New"/>
+          <w:color w:val="003366"/>
+          <w:sz w:val="17"/>
+        </w:rPr>
+        <w:t xml:space="preserve">  grantee     TEXT</w:t>
+      </w:r>
+    </w:p>
+    <w:p>
+      <w:pPr>
+        <w:pStyle w:val="NoSpacing"/>
+        <w:spacing w:before="40" w:after="40"/>
+        <w:ind w:left="432"/>
+      </w:pPr>
+      <w:r>
+        <w:rPr>
+          <w:rFonts w:ascii="Courier New" w:hAnsi="Courier New"/>
+          <w:color w:val="003366"/>
+          <w:sz w:val="17"/>
+        </w:rPr>
+        <w:t xml:space="preserve">  permission  TEXT DEFAULT 'full'   — "read" or "full"</w:t>
+      </w:r>
+    </w:p>
     <w:p/>
     <w:p>
       <w:r>
@@ -4702,7 +5344,247 @@
               <w:rPr>
                 <w:sz w:val="17"/>
               </w:rPr>
-              <w:t>Flexible object search with optional filters on type, state, name, algorithm.</w:t>
+              <w:t>Flexible object search with optional filters on type, state, name, algorithm, owner.</w:t>
+            </w:r>
+          </w:p>
+        </w:tc>
+      </w:tr>
+      <w:tr>
+        <w:tc>
+          <w:tcPr>
+            <w:tcW w:type="dxa" w:w="4392"/>
+            <w:shd w:fill="EEF4FA" w:val="clear"/>
+          </w:tcPr>
+          <w:p>
+            <w:r>
+              <w:rPr>
+                <w:sz w:val="17"/>
+              </w:rPr>
+              <w:t>get_owner(uid) → str|None</w:t>
+            </w:r>
+          </w:p>
+        </w:tc>
+        <w:tc>
+          <w:tcPr>
+            <w:tcW w:type="dxa" w:w="4392"/>
+            <w:shd w:fill="EEF4FA" w:val="clear"/>
+          </w:tcPr>
+          <w:p>
+            <w:r>
+              <w:rPr>
+                <w:sz w:val="17"/>
+              </w:rPr>
+              <w:t>Lightweight ownership lookup for handlers that don't need the full object row.</w:t>
+            </w:r>
+          </w:p>
+        </w:tc>
+      </w:tr>
+      <w:tr>
+        <w:tc>
+          <w:tcPr>
+            <w:tcW w:type="dxa" w:w="4392"/>
+            <w:shd w:fill="FFFFFF" w:val="clear"/>
+          </w:tcPr>
+          <w:p>
+            <w:r>
+              <w:rPr>
+                <w:sz w:val="17"/>
+              </w:rPr>
+              <w:t>assign_role(identity, role)</w:t>
+            </w:r>
+          </w:p>
+        </w:tc>
+        <w:tc>
+          <w:tcPr>
+            <w:tcW w:type="dxa" w:w="4392"/>
+            <w:shd w:fill="FFFFFF" w:val="clear"/>
+          </w:tcPr>
+          <w:p>
+            <w:r>
+              <w:rPr>
+                <w:sz w:val="17"/>
+              </w:rPr>
+              <w:t>Inserts into kmip_identity_roles (INSERT OR IGNORE). No wire operation — admin surface only.</w:t>
+            </w:r>
+          </w:p>
+        </w:tc>
+      </w:tr>
+      <w:tr>
+        <w:tc>
+          <w:tcPr>
+            <w:tcW w:type="dxa" w:w="4392"/>
+            <w:shd w:fill="EEF4FA" w:val="clear"/>
+          </w:tcPr>
+          <w:p>
+            <w:r>
+              <w:rPr>
+                <w:sz w:val="17"/>
+              </w:rPr>
+              <w:t>revoke_role(identity, role)</w:t>
+            </w:r>
+          </w:p>
+        </w:tc>
+        <w:tc>
+          <w:tcPr>
+            <w:tcW w:type="dxa" w:w="4392"/>
+            <w:shd w:fill="EEF4FA" w:val="clear"/>
+          </w:tcPr>
+          <w:p>
+            <w:r>
+              <w:rPr>
+                <w:sz w:val="17"/>
+              </w:rPr>
+              <w:t>Deletes the matching kmip_identity_roles row.</w:t>
+            </w:r>
+          </w:p>
+        </w:tc>
+      </w:tr>
+      <w:tr>
+        <w:tc>
+          <w:tcPr>
+            <w:tcW w:type="dxa" w:w="4392"/>
+            <w:shd w:fill="FFFFFF" w:val="clear"/>
+          </w:tcPr>
+          <w:p>
+            <w:r>
+              <w:rPr>
+                <w:sz w:val="17"/>
+              </w:rPr>
+              <w:t>get_roles(identity) → list[str]</w:t>
+            </w:r>
+          </w:p>
+        </w:tc>
+        <w:tc>
+          <w:tcPr>
+            <w:tcW w:type="dxa" w:w="4392"/>
+            <w:shd w:fill="FFFFFF" w:val="clear"/>
+          </w:tcPr>
+          <w:p>
+            <w:r>
+              <w:rPr>
+                <w:sz w:val="17"/>
+              </w:rPr>
+              <w:t>Returns all roles assigned to an identity (checked by lifecycle/access_control.is_admin()).</w:t>
+            </w:r>
+          </w:p>
+        </w:tc>
+      </w:tr>
+      <w:tr>
+        <w:tc>
+          <w:tcPr>
+            <w:tcW w:type="dxa" w:w="4392"/>
+            <w:shd w:fill="EEF4FA" w:val="clear"/>
+          </w:tcPr>
+          <w:p>
+            <w:r>
+              <w:rPr>
+                <w:sz w:val="17"/>
+              </w:rPr>
+              <w:t>grant_access(uid, grantee, permission='full')</w:t>
+            </w:r>
+          </w:p>
+        </w:tc>
+        <w:tc>
+          <w:tcPr>
+            <w:tcW w:type="dxa" w:w="4392"/>
+            <w:shd w:fill="EEF4FA" w:val="clear"/>
+          </w:tcPr>
+          <w:p>
+            <w:r>
+              <w:rPr>
+                <w:sz w:val="17"/>
+              </w:rPr>
+              <w:t>Upserts a kmip_object_grants row ("read" or "full").</w:t>
+            </w:r>
+          </w:p>
+        </w:tc>
+      </w:tr>
+      <w:tr>
+        <w:tc>
+          <w:tcPr>
+            <w:tcW w:type="dxa" w:w="4392"/>
+            <w:shd w:fill="FFFFFF" w:val="clear"/>
+          </w:tcPr>
+          <w:p>
+            <w:r>
+              <w:rPr>
+                <w:sz w:val="17"/>
+              </w:rPr>
+              <w:t>revoke_access(uid, grantee)</w:t>
+            </w:r>
+          </w:p>
+        </w:tc>
+        <w:tc>
+          <w:tcPr>
+            <w:tcW w:type="dxa" w:w="4392"/>
+            <w:shd w:fill="FFFFFF" w:val="clear"/>
+          </w:tcPr>
+          <w:p>
+            <w:r>
+              <w:rPr>
+                <w:sz w:val="17"/>
+              </w:rPr>
+              <w:t>Deletes the matching kmip_object_grants row.</w:t>
+            </w:r>
+          </w:p>
+        </w:tc>
+      </w:tr>
+      <w:tr>
+        <w:tc>
+          <w:tcPr>
+            <w:tcW w:type="dxa" w:w="4392"/>
+            <w:shd w:fill="EEF4FA" w:val="clear"/>
+          </w:tcPr>
+          <w:p>
+            <w:r>
+              <w:rPr>
+                <w:sz w:val="17"/>
+              </w:rPr>
+              <w:t>get_grant(uid, grantee) → str|None</w:t>
+            </w:r>
+          </w:p>
+        </w:tc>
+        <w:tc>
+          <w:tcPr>
+            <w:tcW w:type="dxa" w:w="4392"/>
+            <w:shd w:fill="EEF4FA" w:val="clear"/>
+          </w:tcPr>
+          <w:p>
+            <w:r>
+              <w:rPr>
+                <w:sz w:val="17"/>
+              </w:rPr>
+              <w:t>Returns the grantee's permission level for one object, or None.</w:t>
+            </w:r>
+          </w:p>
+        </w:tc>
+      </w:tr>
+      <w:tr>
+        <w:tc>
+          <w:tcPr>
+            <w:tcW w:type="dxa" w:w="4392"/>
+            <w:shd w:fill="FFFFFF" w:val="clear"/>
+          </w:tcPr>
+          <w:p>
+            <w:r>
+              <w:rPr>
+                <w:sz w:val="17"/>
+              </w:rPr>
+              <w:t>list_grants(uid) → list[dict]</w:t>
+            </w:r>
+          </w:p>
+        </w:tc>
+        <w:tc>
+          <w:tcPr>
+            <w:tcW w:type="dxa" w:w="4392"/>
+            <w:shd w:fill="FFFFFF" w:val="clear"/>
+          </w:tcPr>
+          <w:p>
+            <w:r>
+              <w:rPr>
+                <w:sz w:val="17"/>
+              </w:rPr>
+              <w:t>Returns all {grantee, permission} grants for one object.</w:t>
             </w:r>
           </w:p>
         </w:tc>
@@ -4732,7 +5614,49 @@
           <w:i w:val="0"/>
           <w:sz w:val="20"/>
         </w:rPr>
-        <w:t>Wraps python-pkcs11 to provide KMIP-oriented operations. All cryptographic material remains inside the HSM (SoftHSM2 or real hardware). Key handles are returned as CKA_ID byte strings (16 random bytes per key); these are stored as the _pkcs11_cka_id attribute in the metadata store.</w:t>
+        <w:t>Wraps python-pkcs11 to provide KMIP-oriented operations. All cryptographic material remains inside the HSM (SoftHSM2 or real hardware). Key handles are returned as CKA_ID byte strings (16 random bytes per key); these are stored as the _pkcs11_cka_id attribute in the metadata store. This is the only file in the project that imports pkcs11 — swapping in a different (e.g. FIPS-validated) token requires no change above this module.</w:t>
+      </w:r>
+    </w:p>
+    <w:p/>
+    <w:p>
+      <w:r>
+        <w:rPr>
+          <w:b/>
+          <w:i w:val="0"/>
+          <w:sz w:val="20"/>
+        </w:rPr>
+        <w:t>Capability probe:</w:t>
+      </w:r>
+    </w:p>
+    <w:p>
+      <w:r>
+        <w:rPr>
+          <w:b w:val="0"/>
+          <w:i w:val="0"/>
+          <w:sz w:val="20"/>
+        </w:rPr>
+        <w:t>initialize() queries slot.get_mechanisms() once, immediately after opening the session, and caches the result as self._available_mechanisms. Every algorithm/mode-specific method (generate, encrypt, decrypt, MAC, hash) calls supports_mechanism(mechanism) or the internal _require_mechanism(mechanism, what) before dispatching to PKCS#11. If the token doesn't advertise the mechanism, _require_mechanism raises OperationNotSupported with a clear message instead of letting a native PKCS#11 error surface mid-operation. On this SoftHSM2 build, 15 of 40 CryptographicAlgorithm values map to a mechanism that is actually present — see Section 6 for the full breakdown.</w:t>
+      </w:r>
+    </w:p>
+    <w:p/>
+    <w:p>
+      <w:r>
+        <w:rPr>
+          <w:b/>
+          <w:i w:val="0"/>
+          <w:sz w:val="20"/>
+        </w:rPr>
+        <w:t>Single locked session:</w:t>
+      </w:r>
+    </w:p>
+    <w:p>
+      <w:r>
+        <w:rPr>
+          <w:b w:val="0"/>
+          <w:i w:val="0"/>
+          <w:sz w:val="20"/>
+        </w:rPr>
+        <w:t>self._lock is a threading.RLock; the module-level @_synchronized decorator wraps every session-touching method so only one thread executes inside the shared PKCS#11 session at a time. This is the permanent design, not a stopgap — see Section 3.3 Threading Model for the full rationale and the concurrency test that verified a lock-free session pool is unsafe with python-pkcs11 0.9.5.</w:t>
       </w:r>
     </w:p>
     <w:p/>
@@ -5007,7 +5931,7 @@
               <w:rPr>
                 <w:sz w:val="17"/>
               </w:rPr>
-              <w:t>get_key_value(cka_id) → bytes</w:t>
+              <w:t>import_public_key / import_private_key(algorithm, der_bytes, …) → cka_id</w:t>
             </w:r>
           </w:p>
         </w:tc>
@@ -5021,7 +5945,7 @@
               <w:rPr>
                 <w:sz w:val="17"/>
               </w:rPr>
-              <w:t>Exports CKA_VALUE of a SECRET_KEY object. Raises NotExtractable if CKA_EXTRACTABLE=False.</w:t>
+              <w:t>Imports an externally-supplied RSA public/private key (PKCS#1 or PKCS#8 DER) for Register.</w:t>
             </w:r>
           </w:p>
         </w:tc>
@@ -5037,7 +5961,7 @@
               <w:rPr>
                 <w:sz w:val="17"/>
               </w:rPr>
-              <w:t>get_public_key_der(cka_id) → bytes</w:t>
+              <w:t>wrap_key(wrapping_cka_id, target_cka_id) → bytes</w:t>
             </w:r>
           </w:p>
         </w:tc>
@@ -5051,7 +5975,7 @@
               <w:rPr>
                 <w:sz w:val="17"/>
               </w:rPr>
-              <w:t>Exports PUBLIC_KEY in SubjectPublicKeyInfo (DER) format.</w:t>
+              <w:t>Wraps a SecretKey with another SecretKey (KEK) via CKM_AES_KEY_WRAP_PAD.</w:t>
             </w:r>
           </w:p>
         </w:tc>
@@ -5067,7 +5991,7 @@
               <w:rPr>
                 <w:sz w:val="17"/>
               </w:rPr>
-              <w:t>destroy_object(cka_id, obj_class=None)</w:t>
+              <w:t>unwrap_key(wrapping_cka_id, wrapped_bytes, target_algorithm, …) → cka_id</w:t>
             </w:r>
           </w:p>
         </w:tc>
@@ -5081,7 +6005,7 @@
               <w:rPr>
                 <w:sz w:val="17"/>
               </w:rPr>
-              <w:t>Calls C_DestroyObject. Silently ignores ItemNotFound.</w:t>
+              <w:t>Unwraps key material directly into a new SecretKey object; plaintext never leaves the HSM/server boundary into Python memory.</w:t>
             </w:r>
           </w:p>
         </w:tc>
@@ -5097,7 +6021,7 @@
               <w:rPr>
                 <w:sz w:val="17"/>
               </w:rPr>
-              <w:t>encrypt(cka_id, plaintext, mechanism_id, iv, aad) → (ct, tag_or_None)</w:t>
+              <w:t>get_key_value(cka_id) → bytes</w:t>
             </w:r>
           </w:p>
         </w:tc>
@@ -5111,7 +6035,7 @@
               <w:rPr>
                 <w:sz w:val="17"/>
               </w:rPr>
-              <w:t>Encrypts with HSM-resident key. Supports CBC, ECB, GCM, CTR modes.</w:t>
+              <w:t>Exports CKA_VALUE of a SECRET_KEY object. Raises NotExtractable if CKA_EXTRACTABLE=False.</w:t>
             </w:r>
           </w:p>
         </w:tc>
@@ -5127,7 +6051,7 @@
               <w:rPr>
                 <w:sz w:val="17"/>
               </w:rPr>
-              <w:t>decrypt(cka_id, ciphertext, mechanism_id, iv, aad, tag) → bytes</w:t>
+              <w:t>get_public_key_der(cka_id) → bytes</w:t>
             </w:r>
           </w:p>
         </w:tc>
@@ -5141,7 +6065,7 @@
               <w:rPr>
                 <w:sz w:val="17"/>
               </w:rPr>
-              <w:t>Decrypts with HSM-resident key.</w:t>
+              <w:t>Exports PUBLIC_KEY in SubjectPublicKeyInfo/PKCS#1 DER, EC point, or DH value form.</w:t>
             </w:r>
           </w:p>
         </w:tc>
@@ -5157,7 +6081,7 @@
               <w:rPr>
                 <w:sz w:val="17"/>
               </w:rPr>
-              <w:t>sign(cka_id, data, mechanism) → bytes</w:t>
+              <w:t>get_private_key_der(cka_id) → bytes</w:t>
             </w:r>
           </w:p>
         </w:tc>
@@ -5171,7 +6095,7 @@
               <w:rPr>
                 <w:sz w:val="17"/>
               </w:rPr>
-              <w:t>Signs data with a PRIVATE_KEY.</w:t>
+              <w:t>Exports PRIVATE_KEY DER (only if extractable).</w:t>
             </w:r>
           </w:p>
         </w:tc>
@@ -5187,7 +6111,7 @@
               <w:rPr>
                 <w:sz w:val="17"/>
               </w:rPr>
-              <w:t>verify(cka_id, data, signature, mechanism) → bool</w:t>
+              <w:t>destroy_object(cka_id, obj_class=None)</w:t>
             </w:r>
           </w:p>
         </w:tc>
@@ -5201,7 +6125,7 @@
               <w:rPr>
                 <w:sz w:val="17"/>
               </w:rPr>
-              <w:t>Verifies a signature against a PUBLIC_KEY.</w:t>
+              <w:t>Calls C_DestroyObject. Silently ignores ItemNotFound.</w:t>
             </w:r>
           </w:p>
         </w:tc>
@@ -5217,7 +6141,7 @@
               <w:rPr>
                 <w:sz w:val="17"/>
               </w:rPr>
-              <w:t>generate_random(length) → bytes</w:t>
+              <w:t>supports_mechanism(mechanism) → bool / _require_mechanism(mechanism, what)</w:t>
             </w:r>
           </w:p>
         </w:tc>
@@ -5231,7 +6155,7 @@
               <w:rPr>
                 <w:sz w:val="17"/>
               </w:rPr>
-              <w:t>Retrieves HSM-generated random bytes via C_GenerateRandom.</w:t>
+              <w:t>Capability-probe check against self._available_mechanisms; _require_mechanism raises OperationNotSupported if absent. See the capability-probe note above.</w:t>
             </w:r>
           </w:p>
         </w:tc>
@@ -5247,7 +6171,7 @@
               <w:rPr>
                 <w:sz w:val="17"/>
               </w:rPr>
-              <w:t>get_mechanism_list() → list</w:t>
+              <w:t>encrypt(cka_id, plaintext, mechanism_id, iv, aad) → (ct, tag_or_None)</w:t>
             </w:r>
           </w:p>
         </w:tc>
@@ -5261,7 +6185,7 @@
               <w:rPr>
                 <w:sz w:val="17"/>
               </w:rPr>
-              <w:t>Returns mechanisms supported by the token slot.</w:t>
+              <w:t>Encrypts with HSM-resident key. Supports CBC, ECB, GCM, CTR, CFB, OFB, CCM (AES) plus DES/3DES/Blowfish/Twofish variants, gated by supports_mechanism().</w:t>
             </w:r>
           </w:p>
         </w:tc>
@@ -5277,6 +6201,276 @@
               <w:rPr>
                 <w:sz w:val="17"/>
               </w:rPr>
+              <w:t>decrypt(cka_id, ciphertext, mechanism_id, iv, aad, tag) → bytes</w:t>
+            </w:r>
+          </w:p>
+        </w:tc>
+        <w:tc>
+          <w:tcPr>
+            <w:tcW w:type="dxa" w:w="4392"/>
+            <w:shd w:fill="EEF4FA" w:val="clear"/>
+          </w:tcPr>
+          <w:p>
+            <w:r>
+              <w:rPr>
+                <w:sz w:val="17"/>
+              </w:rPr>
+              <w:t>Decrypts with HSM-resident key.</w:t>
+            </w:r>
+          </w:p>
+        </w:tc>
+      </w:tr>
+      <w:tr>
+        <w:tc>
+          <w:tcPr>
+            <w:tcW w:type="dxa" w:w="4392"/>
+            <w:shd w:fill="FFFFFF" w:val="clear"/>
+          </w:tcPr>
+          <w:p>
+            <w:r>
+              <w:rPr>
+                <w:sz w:val="17"/>
+              </w:rPr>
+              <w:t>sign(cka_id, data, mechanism) → bytes</w:t>
+            </w:r>
+          </w:p>
+        </w:tc>
+        <w:tc>
+          <w:tcPr>
+            <w:tcW w:type="dxa" w:w="4392"/>
+            <w:shd w:fill="FFFFFF" w:val="clear"/>
+          </w:tcPr>
+          <w:p>
+            <w:r>
+              <w:rPr>
+                <w:sz w:val="17"/>
+              </w:rPr>
+              <w:t>Signs data with a PRIVATE_KEY.</w:t>
+            </w:r>
+          </w:p>
+        </w:tc>
+      </w:tr>
+      <w:tr>
+        <w:tc>
+          <w:tcPr>
+            <w:tcW w:type="dxa" w:w="4392"/>
+            <w:shd w:fill="EEF4FA" w:val="clear"/>
+          </w:tcPr>
+          <w:p>
+            <w:r>
+              <w:rPr>
+                <w:sz w:val="17"/>
+              </w:rPr>
+              <w:t>verify(cka_id, data, signature, mechanism) → bool</w:t>
+            </w:r>
+          </w:p>
+        </w:tc>
+        <w:tc>
+          <w:tcPr>
+            <w:tcW w:type="dxa" w:w="4392"/>
+            <w:shd w:fill="EEF4FA" w:val="clear"/>
+          </w:tcPr>
+          <w:p>
+            <w:r>
+              <w:rPr>
+                <w:sz w:val="17"/>
+              </w:rPr>
+              <w:t>Verifies a signature against a PUBLIC_KEY.</w:t>
+            </w:r>
+          </w:p>
+        </w:tc>
+      </w:tr>
+      <w:tr>
+        <w:tc>
+          <w:tcPr>
+            <w:tcW w:type="dxa" w:w="4392"/>
+            <w:shd w:fill="FFFFFF" w:val="clear"/>
+          </w:tcPr>
+          <w:p>
+            <w:r>
+              <w:rPr>
+                <w:sz w:val="17"/>
+              </w:rPr>
+              <w:t>mac(cka_id, data, mechanism) → bytes / mac_verify(cka_id, data, mac_value, mechanism) → bool</w:t>
+            </w:r>
+          </w:p>
+        </w:tc>
+        <w:tc>
+          <w:tcPr>
+            <w:tcW w:type="dxa" w:w="4392"/>
+            <w:shd w:fill="FFFFFF" w:val="clear"/>
+          </w:tcPr>
+          <w:p>
+            <w:r>
+              <w:rPr>
+                <w:sz w:val="17"/>
+              </w:rPr>
+              <w:t>HMAC generate/verify against a SecretKey, capability-gated per mechanism.</w:t>
+            </w:r>
+          </w:p>
+        </w:tc>
+      </w:tr>
+      <w:tr>
+        <w:tc>
+          <w:tcPr>
+            <w:tcW w:type="dxa" w:w="4392"/>
+            <w:shd w:fill="EEF4FA" w:val="clear"/>
+          </w:tcPr>
+          <w:p>
+            <w:r>
+              <w:rPr>
+                <w:sz w:val="17"/>
+              </w:rPr>
+              <w:t>hash_data(data, hash_alg) → bytes</w:t>
+            </w:r>
+          </w:p>
+        </w:tc>
+        <w:tc>
+          <w:tcPr>
+            <w:tcW w:type="dxa" w:w="4392"/>
+            <w:shd w:fill="EEF4FA" w:val="clear"/>
+          </w:tcPr>
+          <w:p>
+            <w:r>
+              <w:rPr>
+                <w:sz w:val="17"/>
+              </w:rPr>
+              <w:t>Digests data via session.digest(), capability-gated per HashingAlgorithm.</w:t>
+            </w:r>
+          </w:p>
+        </w:tc>
+      </w:tr>
+      <w:tr>
+        <w:tc>
+          <w:tcPr>
+            <w:tcW w:type="dxa" w:w="4392"/>
+            <w:shd w:fill="FFFFFF" w:val="clear"/>
+          </w:tcPr>
+          <w:p>
+            <w:r>
+              <w:rPr>
+                <w:sz w:val="17"/>
+              </w:rPr>
+              <w:t>derive_key(cka_id, base_algorithm, peer_value, target_algorithm, …) → cka_id</w:t>
+            </w:r>
+          </w:p>
+        </w:tc>
+        <w:tc>
+          <w:tcPr>
+            <w:tcW w:type="dxa" w:w="4392"/>
+            <w:shd w:fill="FFFFFF" w:val="clear"/>
+          </w:tcPr>
+          <w:p>
+            <w:r>
+              <w:rPr>
+                <w:sz w:val="17"/>
+              </w:rPr>
+              <w:t>Derives a symmetric key from a DH/ECDH private key and a peer's public value.</w:t>
+            </w:r>
+          </w:p>
+        </w:tc>
+      </w:tr>
+      <w:tr>
+        <w:tc>
+          <w:tcPr>
+            <w:tcW w:type="dxa" w:w="4392"/>
+            <w:shd w:fill="EEF4FA" w:val="clear"/>
+          </w:tcPr>
+          <w:p>
+            <w:r>
+              <w:rPr>
+                <w:sz w:val="17"/>
+              </w:rPr>
+              <w:t>generate_random(length) → bytes / seed_random(seed)</w:t>
+            </w:r>
+          </w:p>
+        </w:tc>
+        <w:tc>
+          <w:tcPr>
+            <w:tcW w:type="dxa" w:w="4392"/>
+            <w:shd w:fill="EEF4FA" w:val="clear"/>
+          </w:tcPr>
+          <w:p>
+            <w:r>
+              <w:rPr>
+                <w:sz w:val="17"/>
+              </w:rPr>
+              <w:t>Retrieves/seeds HSM-generated random bytes via C_GenerateRandom / C_SeedRandom.</w:t>
+            </w:r>
+          </w:p>
+        </w:tc>
+      </w:tr>
+      <w:tr>
+        <w:tc>
+          <w:tcPr>
+            <w:tcW w:type="dxa" w:w="4392"/>
+            <w:shd w:fill="FFFFFF" w:val="clear"/>
+          </w:tcPr>
+          <w:p>
+            <w:r>
+              <w:rPr>
+                <w:sz w:val="17"/>
+              </w:rPr>
+              <w:t>verify_pin(pin) → bool</w:t>
+            </w:r>
+          </w:p>
+        </w:tc>
+        <w:tc>
+          <w:tcPr>
+            <w:tcW w:type="dxa" w:w="4392"/>
+            <w:shd w:fill="FFFFFF" w:val="clear"/>
+          </w:tcPr>
+          <w:p>
+            <w:r>
+              <w:rPr>
+                <w:sz w:val="17"/>
+              </w:rPr>
+              <w:t>Constant-time-ish comparison used for KMIP UsernameAndPassword Credential auth.</w:t>
+            </w:r>
+          </w:p>
+        </w:tc>
+      </w:tr>
+      <w:tr>
+        <w:tc>
+          <w:tcPr>
+            <w:tcW w:type="dxa" w:w="4392"/>
+            <w:shd w:fill="EEF4FA" w:val="clear"/>
+          </w:tcPr>
+          <w:p>
+            <w:r>
+              <w:rPr>
+                <w:sz w:val="17"/>
+              </w:rPr>
+              <w:t>get_mechanism_list() → list</w:t>
+            </w:r>
+          </w:p>
+        </w:tc>
+        <w:tc>
+          <w:tcPr>
+            <w:tcW w:type="dxa" w:w="4392"/>
+            <w:shd w:fill="EEF4FA" w:val="clear"/>
+          </w:tcPr>
+          <w:p>
+            <w:r>
+              <w:rPr>
+                <w:sz w:val="17"/>
+              </w:rPr>
+              <w:t>Returns the cached (or freshly queried) mechanisms supported by the token slot.</w:t>
+            </w:r>
+          </w:p>
+        </w:tc>
+      </w:tr>
+      <w:tr>
+        <w:tc>
+          <w:tcPr>
+            <w:tcW w:type="dxa" w:w="4392"/>
+            <w:shd w:fill="FFFFFF" w:val="clear"/>
+          </w:tcPr>
+          <w:p>
+            <w:r>
+              <w:rPr>
+                <w:sz w:val="17"/>
+              </w:rPr>
               <w:t>get_token_info() → str</w:t>
             </w:r>
           </w:p>
@@ -5284,7 +6478,7 @@
         <w:tc>
           <w:tcPr>
             <w:tcW w:type="dxa" w:w="4392"/>
-            <w:shd w:fill="EEF4FA" w:val="clear"/>
+            <w:shd w:fill="FFFFFF" w:val="clear"/>
           </w:tcPr>
           <w:p>
             <w:r>
@@ -5316,7 +6510,7 @@
           <w:i w:val="0"/>
           <w:sz w:val="20"/>
         </w:rPr>
-        <w:t>Each handler is a module-level handle(payload, identity, store, shim) → bytes function. The dispatcher calls them after extracting the RequestPayload TTLVItem.</w:t>
+        <w:t>Each handler is a module-level handle(payload, identity, store, shim) → bytes function. The dispatcher calls them after extracting the RequestPayload TTLVItem. 41 operations are implemented across four categories: object lifecycle (18), retrieval &amp; discovery (8), attributes (5), and cryptographic operations (10). See Section 6 for the full categorized table; the notes below cover the handlers' key implementation details.</w:t>
       </w:r>
     </w:p>
     <w:p/>
@@ -6037,6 +7231,1106 @@
                 <w:sz w:val="17"/>
               </w:rPr>
               <w:t>Returns list of supported KMIP versions (currently 1.0, 1.1, 1.2, 1.3, 1.4, 2.0, 2.1).</w:t>
+            </w:r>
+          </w:p>
+        </w:tc>
+      </w:tr>
+      <w:tr>
+        <w:tc>
+          <w:tcPr>
+            <w:tcW w:type="dxa" w:w="2928"/>
+            <w:shd w:fill="FFFFFF" w:val="clear"/>
+          </w:tcPr>
+          <w:p>
+            <w:r>
+              <w:rPr>
+                <w:sz w:val="17"/>
+              </w:rPr>
+              <w:t>import_op.py</w:t>
+            </w:r>
+          </w:p>
+        </w:tc>
+        <w:tc>
+          <w:tcPr>
+            <w:tcW w:type="dxa" w:w="2928"/>
+            <w:shd w:fill="FFFFFF" w:val="clear"/>
+          </w:tcPr>
+          <w:p>
+            <w:r>
+              <w:rPr>
+                <w:sz w:val="17"/>
+              </w:rPr>
+              <w:t>Import</w:t>
+            </w:r>
+          </w:p>
+        </w:tc>
+        <w:tc>
+          <w:tcPr>
+            <w:tcW w:type="dxa" w:w="2928"/>
+            <w:shd w:fill="FFFFFF" w:val="clear"/>
+          </w:tcPr>
+          <w:p>
+            <w:r>
+              <w:rPr>
+                <w:sz w:val="17"/>
+              </w:rPr>
+              <w:t>Imports key material (symmetric or RSA public/private) via the shim's import_* methods; access-controlled like Register.</w:t>
+            </w:r>
+          </w:p>
+        </w:tc>
+      </w:tr>
+      <w:tr>
+        <w:tc>
+          <w:tcPr>
+            <w:tcW w:type="dxa" w:w="2928"/>
+            <w:shd w:fill="EEF4FA" w:val="clear"/>
+          </w:tcPr>
+          <w:p>
+            <w:r>
+              <w:rPr>
+                <w:sz w:val="17"/>
+              </w:rPr>
+              <w:t>export_op.py</w:t>
+            </w:r>
+          </w:p>
+        </w:tc>
+        <w:tc>
+          <w:tcPr>
+            <w:tcW w:type="dxa" w:w="2928"/>
+            <w:shd w:fill="EEF4FA" w:val="clear"/>
+          </w:tcPr>
+          <w:p>
+            <w:r>
+              <w:rPr>
+                <w:sz w:val="17"/>
+              </w:rPr>
+              <w:t>Export</w:t>
+            </w:r>
+          </w:p>
+        </w:tc>
+        <w:tc>
+          <w:tcPr>
+            <w:tcW w:type="dxa" w:w="2928"/>
+            <w:shd w:fill="EEF4FA" w:val="clear"/>
+          </w:tcPr>
+          <w:p>
+            <w:r>
+              <w:rPr>
+                <w:sz w:val="17"/>
+              </w:rPr>
+              <w:t>Exports a key/object; requires "read"-level access (owner, admin, or grant) and CKA_EXTRACTABLE=True.</w:t>
+            </w:r>
+          </w:p>
+        </w:tc>
+      </w:tr>
+      <w:tr>
+        <w:tc>
+          <w:tcPr>
+            <w:tcW w:type="dxa" w:w="2928"/>
+            <w:shd w:fill="FFFFFF" w:val="clear"/>
+          </w:tcPr>
+          <w:p>
+            <w:r>
+              <w:rPr>
+                <w:sz w:val="17"/>
+              </w:rPr>
+              <w:t>get_usage_allocation.py</w:t>
+            </w:r>
+          </w:p>
+        </w:tc>
+        <w:tc>
+          <w:tcPr>
+            <w:tcW w:type="dxa" w:w="2928"/>
+            <w:shd w:fill="FFFFFF" w:val="clear"/>
+          </w:tcPr>
+          <w:p>
+            <w:r>
+              <w:rPr>
+                <w:sz w:val="17"/>
+              </w:rPr>
+              <w:t>GetUsageAllocation</w:t>
+            </w:r>
+          </w:p>
+        </w:tc>
+        <w:tc>
+          <w:tcPr>
+            <w:tcW w:type="dxa" w:w="2928"/>
+            <w:shd w:fill="FFFFFF" w:val="clear"/>
+          </w:tcPr>
+          <w:p>
+            <w:r>
+              <w:rPr>
+                <w:sz w:val="17"/>
+              </w:rPr>
+              <w:t>Reserves/decrements a usage-limit counter on an object (KMIP usage-limits attribute).</w:t>
+            </w:r>
+          </w:p>
+        </w:tc>
+      </w:tr>
+      <w:tr>
+        <w:tc>
+          <w:tcPr>
+            <w:tcW w:type="dxa" w:w="2928"/>
+            <w:shd w:fill="EEF4FA" w:val="clear"/>
+          </w:tcPr>
+          <w:p>
+            <w:r>
+              <w:rPr>
+                <w:sz w:val="17"/>
+              </w:rPr>
+              <w:t>modify_attribute.py</w:t>
+            </w:r>
+          </w:p>
+        </w:tc>
+        <w:tc>
+          <w:tcPr>
+            <w:tcW w:type="dxa" w:w="2928"/>
+            <w:shd w:fill="EEF4FA" w:val="clear"/>
+          </w:tcPr>
+          <w:p>
+            <w:r>
+              <w:rPr>
+                <w:sz w:val="17"/>
+              </w:rPr>
+              <w:t>ModifyAttribute</w:t>
+            </w:r>
+          </w:p>
+        </w:tc>
+        <w:tc>
+          <w:tcPr>
+            <w:tcW w:type="dxa" w:w="2928"/>
+            <w:shd w:fill="EEF4FA" w:val="clear"/>
+          </w:tcPr>
+          <w:p>
+            <w:r>
+              <w:rPr>
+                <w:sz w:val="17"/>
+              </w:rPr>
+              <w:t>Replaces an existing attribute value in kmip_attributes.</w:t>
+            </w:r>
+          </w:p>
+        </w:tc>
+      </w:tr>
+      <w:tr>
+        <w:tc>
+          <w:tcPr>
+            <w:tcW w:type="dxa" w:w="2928"/>
+            <w:shd w:fill="FFFFFF" w:val="clear"/>
+          </w:tcPr>
+          <w:p>
+            <w:r>
+              <w:rPr>
+                <w:sz w:val="17"/>
+              </w:rPr>
+              <w:t>set_attribute.py</w:t>
+            </w:r>
+          </w:p>
+        </w:tc>
+        <w:tc>
+          <w:tcPr>
+            <w:tcW w:type="dxa" w:w="2928"/>
+            <w:shd w:fill="FFFFFF" w:val="clear"/>
+          </w:tcPr>
+          <w:p>
+            <w:r>
+              <w:rPr>
+                <w:sz w:val="17"/>
+              </w:rPr>
+              <w:t>SetAttribute</w:t>
+            </w:r>
+          </w:p>
+        </w:tc>
+        <w:tc>
+          <w:tcPr>
+            <w:tcW w:type="dxa" w:w="2928"/>
+            <w:shd w:fill="FFFFFF" w:val="clear"/>
+          </w:tcPr>
+          <w:p>
+            <w:r>
+              <w:rPr>
+                <w:sz w:val="17"/>
+              </w:rPr>
+              <w:t>KMIP 2.x single-value attribute set; upserts via store.set_or_add_attribute().</w:t>
+            </w:r>
+          </w:p>
+        </w:tc>
+      </w:tr>
+      <w:tr>
+        <w:tc>
+          <w:tcPr>
+            <w:tcW w:type="dxa" w:w="2928"/>
+            <w:shd w:fill="EEF4FA" w:val="clear"/>
+          </w:tcPr>
+          <w:p>
+            <w:r>
+              <w:rPr>
+                <w:sz w:val="17"/>
+              </w:rPr>
+              <w:t>adjust_attribute.py</w:t>
+            </w:r>
+          </w:p>
+        </w:tc>
+        <w:tc>
+          <w:tcPr>
+            <w:tcW w:type="dxa" w:w="2928"/>
+            <w:shd w:fill="EEF4FA" w:val="clear"/>
+          </w:tcPr>
+          <w:p>
+            <w:r>
+              <w:rPr>
+                <w:sz w:val="17"/>
+              </w:rPr>
+              <w:t>AdjustAttribute</w:t>
+            </w:r>
+          </w:p>
+        </w:tc>
+        <w:tc>
+          <w:tcPr>
+            <w:tcW w:type="dxa" w:w="2928"/>
+            <w:shd w:fill="EEF4FA" w:val="clear"/>
+          </w:tcPr>
+          <w:p>
+            <w:r>
+              <w:rPr>
+                <w:sz w:val="17"/>
+              </w:rPr>
+              <w:t>Increments/decrements a numeric attribute (e.g. usage counters) in place.</w:t>
+            </w:r>
+          </w:p>
+        </w:tc>
+      </w:tr>
+      <w:tr>
+        <w:tc>
+          <w:tcPr>
+            <w:tcW w:type="dxa" w:w="2928"/>
+            <w:shd w:fill="FFFFFF" w:val="clear"/>
+          </w:tcPr>
+          <w:p>
+            <w:r>
+              <w:rPr>
+                <w:sz w:val="17"/>
+              </w:rPr>
+              <w:t>archive.py</w:t>
+            </w:r>
+          </w:p>
+        </w:tc>
+        <w:tc>
+          <w:tcPr>
+            <w:tcW w:type="dxa" w:w="2928"/>
+            <w:shd w:fill="FFFFFF" w:val="clear"/>
+          </w:tcPr>
+          <w:p>
+            <w:r>
+              <w:rPr>
+                <w:sz w:val="17"/>
+              </w:rPr>
+              <w:t>Archive</w:t>
+            </w:r>
+          </w:p>
+        </w:tc>
+        <w:tc>
+          <w:tcPr>
+            <w:tcW w:type="dxa" w:w="2928"/>
+            <w:shd w:fill="FFFFFF" w:val="clear"/>
+          </w:tcPr>
+          <w:p>
+            <w:r>
+              <w:rPr>
+                <w:sz w:val="17"/>
+              </w:rPr>
+              <w:t>Marks an object archived (archived=1); state is unchanged but the object is unusable for anything but metadata reads.</w:t>
+            </w:r>
+          </w:p>
+        </w:tc>
+      </w:tr>
+      <w:tr>
+        <w:tc>
+          <w:tcPr>
+            <w:tcW w:type="dxa" w:w="2928"/>
+            <w:shd w:fill="EEF4FA" w:val="clear"/>
+          </w:tcPr>
+          <w:p>
+            <w:r>
+              <w:rPr>
+                <w:sz w:val="17"/>
+              </w:rPr>
+              <w:t>recover.py</w:t>
+            </w:r>
+          </w:p>
+        </w:tc>
+        <w:tc>
+          <w:tcPr>
+            <w:tcW w:type="dxa" w:w="2928"/>
+            <w:shd w:fill="EEF4FA" w:val="clear"/>
+          </w:tcPr>
+          <w:p>
+            <w:r>
+              <w:rPr>
+                <w:sz w:val="17"/>
+              </w:rPr>
+              <w:t>Recover</w:t>
+            </w:r>
+          </w:p>
+        </w:tc>
+        <w:tc>
+          <w:tcPr>
+            <w:tcW w:type="dxa" w:w="2928"/>
+            <w:shd w:fill="EEF4FA" w:val="clear"/>
+          </w:tcPr>
+          <w:p>
+            <w:r>
+              <w:rPr>
+                <w:sz w:val="17"/>
+              </w:rPr>
+              <w:t>Clears the archived flag, restoring normal usability.</w:t>
+            </w:r>
+          </w:p>
+        </w:tc>
+      </w:tr>
+      <w:tr>
+        <w:tc>
+          <w:tcPr>
+            <w:tcW w:type="dxa" w:w="2928"/>
+            <w:shd w:fill="FFFFFF" w:val="clear"/>
+          </w:tcPr>
+          <w:p>
+            <w:r>
+              <w:rPr>
+                <w:sz w:val="17"/>
+              </w:rPr>
+              <w:t>check.py</w:t>
+            </w:r>
+          </w:p>
+        </w:tc>
+        <w:tc>
+          <w:tcPr>
+            <w:tcW w:type="dxa" w:w="2928"/>
+            <w:shd w:fill="FFFFFF" w:val="clear"/>
+          </w:tcPr>
+          <w:p>
+            <w:r>
+              <w:rPr>
+                <w:sz w:val="17"/>
+              </w:rPr>
+              <w:t>Check</w:t>
+            </w:r>
+          </w:p>
+        </w:tc>
+        <w:tc>
+          <w:tcPr>
+            <w:tcW w:type="dxa" w:w="2928"/>
+            <w:shd w:fill="FFFFFF" w:val="clear"/>
+          </w:tcPr>
+          <w:p>
+            <w:r>
+              <w:rPr>
+                <w:sz w:val="17"/>
+              </w:rPr>
+              <w:t>Validates requested attribute values against the object's actual stored values without exporting key material.</w:t>
+            </w:r>
+          </w:p>
+        </w:tc>
+      </w:tr>
+      <w:tr>
+        <w:tc>
+          <w:tcPr>
+            <w:tcW w:type="dxa" w:w="2928"/>
+            <w:shd w:fill="EEF4FA" w:val="clear"/>
+          </w:tcPr>
+          <w:p>
+            <w:r>
+              <w:rPr>
+                <w:sz w:val="17"/>
+              </w:rPr>
+              <w:t>sign.py</w:t>
+            </w:r>
+          </w:p>
+        </w:tc>
+        <w:tc>
+          <w:tcPr>
+            <w:tcW w:type="dxa" w:w="2928"/>
+            <w:shd w:fill="EEF4FA" w:val="clear"/>
+          </w:tcPr>
+          <w:p>
+            <w:r>
+              <w:rPr>
+                <w:sz w:val="17"/>
+              </w:rPr>
+              <w:t>Sign</w:t>
+            </w:r>
+          </w:p>
+        </w:tc>
+        <w:tc>
+          <w:tcPr>
+            <w:tcW w:type="dxa" w:w="2928"/>
+            <w:shd w:fill="EEF4FA" w:val="clear"/>
+          </w:tcPr>
+          <w:p>
+            <w:r>
+              <w:rPr>
+                <w:sz w:val="17"/>
+              </w:rPr>
+              <w:t>Enforces Active-state usage; delegates to shim.sign() against a PRIVATE_KEY.</w:t>
+            </w:r>
+          </w:p>
+        </w:tc>
+      </w:tr>
+      <w:tr>
+        <w:tc>
+          <w:tcPr>
+            <w:tcW w:type="dxa" w:w="2928"/>
+            <w:shd w:fill="FFFFFF" w:val="clear"/>
+          </w:tcPr>
+          <w:p>
+            <w:r>
+              <w:rPr>
+                <w:sz w:val="17"/>
+              </w:rPr>
+              <w:t>signature_verify.py</w:t>
+            </w:r>
+          </w:p>
+        </w:tc>
+        <w:tc>
+          <w:tcPr>
+            <w:tcW w:type="dxa" w:w="2928"/>
+            <w:shd w:fill="FFFFFF" w:val="clear"/>
+          </w:tcPr>
+          <w:p>
+            <w:r>
+              <w:rPr>
+                <w:sz w:val="17"/>
+              </w:rPr>
+              <w:t>SignatureVerify</w:t>
+            </w:r>
+          </w:p>
+        </w:tc>
+        <w:tc>
+          <w:tcPr>
+            <w:tcW w:type="dxa" w:w="2928"/>
+            <w:shd w:fill="FFFFFF" w:val="clear"/>
+          </w:tcPr>
+          <w:p>
+            <w:r>
+              <w:rPr>
+                <w:sz w:val="17"/>
+              </w:rPr>
+              <w:t>Delegates to shim.verify() against a PUBLIC_KEY; returns a KMIP ValidationSuccess/Failure indicator.</w:t>
+            </w:r>
+          </w:p>
+        </w:tc>
+      </w:tr>
+      <w:tr>
+        <w:tc>
+          <w:tcPr>
+            <w:tcW w:type="dxa" w:w="2928"/>
+            <w:shd w:fill="EEF4FA" w:val="clear"/>
+          </w:tcPr>
+          <w:p>
+            <w:r>
+              <w:rPr>
+                <w:sz w:val="17"/>
+              </w:rPr>
+              <w:t>mac.py</w:t>
+            </w:r>
+          </w:p>
+        </w:tc>
+        <w:tc>
+          <w:tcPr>
+            <w:tcW w:type="dxa" w:w="2928"/>
+            <w:shd w:fill="EEF4FA" w:val="clear"/>
+          </w:tcPr>
+          <w:p>
+            <w:r>
+              <w:rPr>
+                <w:sz w:val="17"/>
+              </w:rPr>
+              <w:t>MAC</w:t>
+            </w:r>
+          </w:p>
+        </w:tc>
+        <w:tc>
+          <w:tcPr>
+            <w:tcW w:type="dxa" w:w="2928"/>
+            <w:shd w:fill="EEF4FA" w:val="clear"/>
+          </w:tcPr>
+          <w:p>
+            <w:r>
+              <w:rPr>
+                <w:sz w:val="17"/>
+              </w:rPr>
+              <w:t>Delegates to shim.mac(); capability-gated on the HMAC mechanism via _require_mechanism().</w:t>
+            </w:r>
+          </w:p>
+        </w:tc>
+      </w:tr>
+      <w:tr>
+        <w:tc>
+          <w:tcPr>
+            <w:tcW w:type="dxa" w:w="2928"/>
+            <w:shd w:fill="FFFFFF" w:val="clear"/>
+          </w:tcPr>
+          <w:p>
+            <w:r>
+              <w:rPr>
+                <w:sz w:val="17"/>
+              </w:rPr>
+              <w:t>mac_verify.py</w:t>
+            </w:r>
+          </w:p>
+        </w:tc>
+        <w:tc>
+          <w:tcPr>
+            <w:tcW w:type="dxa" w:w="2928"/>
+            <w:shd w:fill="FFFFFF" w:val="clear"/>
+          </w:tcPr>
+          <w:p>
+            <w:r>
+              <w:rPr>
+                <w:sz w:val="17"/>
+              </w:rPr>
+              <w:t>MACVerify</w:t>
+            </w:r>
+          </w:p>
+        </w:tc>
+        <w:tc>
+          <w:tcPr>
+            <w:tcW w:type="dxa" w:w="2928"/>
+            <w:shd w:fill="FFFFFF" w:val="clear"/>
+          </w:tcPr>
+          <w:p>
+            <w:r>
+              <w:rPr>
+                <w:sz w:val="17"/>
+              </w:rPr>
+              <w:t>Delegates to shim.mac_verify(); returns pass/fail.</w:t>
+            </w:r>
+          </w:p>
+        </w:tc>
+      </w:tr>
+      <w:tr>
+        <w:tc>
+          <w:tcPr>
+            <w:tcW w:type="dxa" w:w="2928"/>
+            <w:shd w:fill="EEF4FA" w:val="clear"/>
+          </w:tcPr>
+          <w:p>
+            <w:r>
+              <w:rPr>
+                <w:sz w:val="17"/>
+              </w:rPr>
+              <w:t>hash_op.py</w:t>
+            </w:r>
+          </w:p>
+        </w:tc>
+        <w:tc>
+          <w:tcPr>
+            <w:tcW w:type="dxa" w:w="2928"/>
+            <w:shd w:fill="EEF4FA" w:val="clear"/>
+          </w:tcPr>
+          <w:p>
+            <w:r>
+              <w:rPr>
+                <w:sz w:val="17"/>
+              </w:rPr>
+              <w:t>Hash</w:t>
+            </w:r>
+          </w:p>
+        </w:tc>
+        <w:tc>
+          <w:tcPr>
+            <w:tcW w:type="dxa" w:w="2928"/>
+            <w:shd w:fill="EEF4FA" w:val="clear"/>
+          </w:tcPr>
+          <w:p>
+            <w:r>
+              <w:rPr>
+                <w:sz w:val="17"/>
+              </w:rPr>
+              <w:t>Delegates to shim.hash_data(); capability-gated per HashingAlgorithm.</w:t>
+            </w:r>
+          </w:p>
+        </w:tc>
+      </w:tr>
+      <w:tr>
+        <w:tc>
+          <w:tcPr>
+            <w:tcW w:type="dxa" w:w="2928"/>
+            <w:shd w:fill="FFFFFF" w:val="clear"/>
+          </w:tcPr>
+          <w:p>
+            <w:r>
+              <w:rPr>
+                <w:sz w:val="17"/>
+              </w:rPr>
+              <w:t>rekey.py</w:t>
+            </w:r>
+          </w:p>
+        </w:tc>
+        <w:tc>
+          <w:tcPr>
+            <w:tcW w:type="dxa" w:w="2928"/>
+            <w:shd w:fill="FFFFFF" w:val="clear"/>
+          </w:tcPr>
+          <w:p>
+            <w:r>
+              <w:rPr>
+                <w:sz w:val="17"/>
+              </w:rPr>
+              <w:t>ReKey</w:t>
+            </w:r>
+          </w:p>
+        </w:tc>
+        <w:tc>
+          <w:tcPr>
+            <w:tcW w:type="dxa" w:w="2928"/>
+            <w:shd w:fill="FFFFFF" w:val="clear"/>
+          </w:tcPr>
+          <w:p>
+            <w:r>
+              <w:rPr>
+                <w:sz w:val="17"/>
+              </w:rPr>
+              <w:t>Creates a new symmetric key that supersedes an existing one; copies forward compatible attributes.</w:t>
+            </w:r>
+          </w:p>
+        </w:tc>
+      </w:tr>
+      <w:tr>
+        <w:tc>
+          <w:tcPr>
+            <w:tcW w:type="dxa" w:w="2928"/>
+            <w:shd w:fill="EEF4FA" w:val="clear"/>
+          </w:tcPr>
+          <w:p>
+            <w:r>
+              <w:rPr>
+                <w:sz w:val="17"/>
+              </w:rPr>
+              <w:t>rekey_keypair.py</w:t>
+            </w:r>
+          </w:p>
+        </w:tc>
+        <w:tc>
+          <w:tcPr>
+            <w:tcW w:type="dxa" w:w="2928"/>
+            <w:shd w:fill="EEF4FA" w:val="clear"/>
+          </w:tcPr>
+          <w:p>
+            <w:r>
+              <w:rPr>
+                <w:sz w:val="17"/>
+              </w:rPr>
+              <w:t>ReKeyKeyPair</w:t>
+            </w:r>
+          </w:p>
+        </w:tc>
+        <w:tc>
+          <w:tcPr>
+            <w:tcW w:type="dxa" w:w="2928"/>
+            <w:shd w:fill="EEF4FA" w:val="clear"/>
+          </w:tcPr>
+          <w:p>
+            <w:r>
+              <w:rPr>
+                <w:sz w:val="17"/>
+              </w:rPr>
+              <w:t>Creates a new key pair that supersedes an existing one.</w:t>
+            </w:r>
+          </w:p>
+        </w:tc>
+      </w:tr>
+      <w:tr>
+        <w:tc>
+          <w:tcPr>
+            <w:tcW w:type="dxa" w:w="2928"/>
+            <w:shd w:fill="FFFFFF" w:val="clear"/>
+          </w:tcPr>
+          <w:p>
+            <w:r>
+              <w:rPr>
+                <w:sz w:val="17"/>
+              </w:rPr>
+              <w:t>certify.py</w:t>
+            </w:r>
+          </w:p>
+        </w:tc>
+        <w:tc>
+          <w:tcPr>
+            <w:tcW w:type="dxa" w:w="2928"/>
+            <w:shd w:fill="FFFFFF" w:val="clear"/>
+          </w:tcPr>
+          <w:p>
+            <w:r>
+              <w:rPr>
+                <w:sz w:val="17"/>
+              </w:rPr>
+              <w:t>Certify</w:t>
+            </w:r>
+          </w:p>
+        </w:tc>
+        <w:tc>
+          <w:tcPr>
+            <w:tcW w:type="dxa" w:w="2928"/>
+            <w:shd w:fill="FFFFFF" w:val="clear"/>
+          </w:tcPr>
+          <w:p>
+            <w:r>
+              <w:rPr>
+                <w:sz w:val="17"/>
+              </w:rPr>
+              <w:t>Creates a Certificate object bound to a public key (self-signed / CA-signed depending on inputs).</w:t>
+            </w:r>
+          </w:p>
+        </w:tc>
+      </w:tr>
+      <w:tr>
+        <w:tc>
+          <w:tcPr>
+            <w:tcW w:type="dxa" w:w="2928"/>
+            <w:shd w:fill="EEF4FA" w:val="clear"/>
+          </w:tcPr>
+          <w:p>
+            <w:r>
+              <w:rPr>
+                <w:sz w:val="17"/>
+              </w:rPr>
+              <w:t>recertify.py</w:t>
+            </w:r>
+          </w:p>
+        </w:tc>
+        <w:tc>
+          <w:tcPr>
+            <w:tcW w:type="dxa" w:w="2928"/>
+            <w:shd w:fill="EEF4FA" w:val="clear"/>
+          </w:tcPr>
+          <w:p>
+            <w:r>
+              <w:rPr>
+                <w:sz w:val="17"/>
+              </w:rPr>
+              <w:t>ReCertify</w:t>
+            </w:r>
+          </w:p>
+        </w:tc>
+        <w:tc>
+          <w:tcPr>
+            <w:tcW w:type="dxa" w:w="2928"/>
+            <w:shd w:fill="EEF4FA" w:val="clear"/>
+          </w:tcPr>
+          <w:p>
+            <w:r>
+              <w:rPr>
+                <w:sz w:val="17"/>
+              </w:rPr>
+              <w:t>Renews/replaces an existing Certificate object.</w:t>
+            </w:r>
+          </w:p>
+        </w:tc>
+      </w:tr>
+      <w:tr>
+        <w:tc>
+          <w:tcPr>
+            <w:tcW w:type="dxa" w:w="2928"/>
+            <w:shd w:fill="FFFFFF" w:val="clear"/>
+          </w:tcPr>
+          <w:p>
+            <w:r>
+              <w:rPr>
+                <w:sz w:val="17"/>
+              </w:rPr>
+              <w:t>derive_key.py</w:t>
+            </w:r>
+          </w:p>
+        </w:tc>
+        <w:tc>
+          <w:tcPr>
+            <w:tcW w:type="dxa" w:w="2928"/>
+            <w:shd w:fill="FFFFFF" w:val="clear"/>
+          </w:tcPr>
+          <w:p>
+            <w:r>
+              <w:rPr>
+                <w:sz w:val="17"/>
+              </w:rPr>
+              <w:t>DeriveKey</w:t>
+            </w:r>
+          </w:p>
+        </w:tc>
+        <w:tc>
+          <w:tcPr>
+            <w:tcW w:type="dxa" w:w="2928"/>
+            <w:shd w:fill="FFFFFF" w:val="clear"/>
+          </w:tcPr>
+          <w:p>
+            <w:r>
+              <w:rPr>
+                <w:sz w:val="17"/>
+              </w:rPr>
+              <w:t>Delegates to shim.derive_key() for DH/ECDH key agreement; returns the new symmetric key's UniqueIdentifier.</w:t>
+            </w:r>
+          </w:p>
+        </w:tc>
+      </w:tr>
+      <w:tr>
+        <w:tc>
+          <w:tcPr>
+            <w:tcW w:type="dxa" w:w="2928"/>
+            <w:shd w:fill="EEF4FA" w:val="clear"/>
+          </w:tcPr>
+          <w:p>
+            <w:r>
+              <w:rPr>
+                <w:sz w:val="17"/>
+              </w:rPr>
+              <w:t>create_split_key.py</w:t>
+            </w:r>
+          </w:p>
+        </w:tc>
+        <w:tc>
+          <w:tcPr>
+            <w:tcW w:type="dxa" w:w="2928"/>
+            <w:shd w:fill="EEF4FA" w:val="clear"/>
+          </w:tcPr>
+          <w:p>
+            <w:r>
+              <w:rPr>
+                <w:sz w:val="17"/>
+              </w:rPr>
+              <w:t>CreateSplitKey</w:t>
+            </w:r>
+          </w:p>
+        </w:tc>
+        <w:tc>
+          <w:tcPr>
+            <w:tcW w:type="dxa" w:w="2928"/>
+            <w:shd w:fill="EEF4FA" w:val="clear"/>
+          </w:tcPr>
+          <w:p>
+            <w:r>
+              <w:rPr>
+                <w:sz w:val="17"/>
+              </w:rPr>
+              <w:t>Splits a key into N shares via XOR secret sharing; creates one metadata row per share.</w:t>
+            </w:r>
+          </w:p>
+        </w:tc>
+      </w:tr>
+      <w:tr>
+        <w:tc>
+          <w:tcPr>
+            <w:tcW w:type="dxa" w:w="2928"/>
+            <w:shd w:fill="FFFFFF" w:val="clear"/>
+          </w:tcPr>
+          <w:p>
+            <w:r>
+              <w:rPr>
+                <w:sz w:val="17"/>
+              </w:rPr>
+              <w:t>join_split_key.py</w:t>
+            </w:r>
+          </w:p>
+        </w:tc>
+        <w:tc>
+          <w:tcPr>
+            <w:tcW w:type="dxa" w:w="2928"/>
+            <w:shd w:fill="FFFFFF" w:val="clear"/>
+          </w:tcPr>
+          <w:p>
+            <w:r>
+              <w:rPr>
+                <w:sz w:val="17"/>
+              </w:rPr>
+              <w:t>JoinSplitKey</w:t>
+            </w:r>
+          </w:p>
+        </w:tc>
+        <w:tc>
+          <w:tcPr>
+            <w:tcW w:type="dxa" w:w="2928"/>
+            <w:shd w:fill="FFFFFF" w:val="clear"/>
+          </w:tcPr>
+          <w:p>
+            <w:r>
+              <w:rPr>
+                <w:sz w:val="17"/>
+              </w:rPr>
+              <w:t>XORs the shares back together and re-registers the reconstructed key on the HSM.</w:t>
+            </w:r>
+          </w:p>
+        </w:tc>
+      </w:tr>
+      <w:tr>
+        <w:tc>
+          <w:tcPr>
+            <w:tcW w:type="dxa" w:w="2928"/>
+            <w:shd w:fill="EEF4FA" w:val="clear"/>
+          </w:tcPr>
+          <w:p>
+            <w:r>
+              <w:rPr>
+                <w:sz w:val="17"/>
+              </w:rPr>
+              <w:t>validate.py</w:t>
+            </w:r>
+          </w:p>
+        </w:tc>
+        <w:tc>
+          <w:tcPr>
+            <w:tcW w:type="dxa" w:w="2928"/>
+            <w:shd w:fill="EEF4FA" w:val="clear"/>
+          </w:tcPr>
+          <w:p>
+            <w:r>
+              <w:rPr>
+                <w:sz w:val="17"/>
+              </w:rPr>
+              <w:t>Validate</w:t>
+            </w:r>
+          </w:p>
+        </w:tc>
+        <w:tc>
+          <w:tcPr>
+            <w:tcW w:type="dxa" w:w="2928"/>
+            <w:shd w:fill="EEF4FA" w:val="clear"/>
+          </w:tcPr>
+          <w:p>
+            <w:r>
+              <w:rPr>
+                <w:sz w:val="17"/>
+              </w:rPr>
+              <w:t>Validates a certificate chain against KMIP Validate semantics.</w:t>
+            </w:r>
+          </w:p>
+        </w:tc>
+      </w:tr>
+      <w:tr>
+        <w:tc>
+          <w:tcPr>
+            <w:tcW w:type="dxa" w:w="2928"/>
+            <w:shd w:fill="FFFFFF" w:val="clear"/>
+          </w:tcPr>
+          <w:p>
+            <w:r>
+              <w:rPr>
+                <w:sz w:val="17"/>
+              </w:rPr>
+              <w:t>obtain_lease.py</w:t>
+            </w:r>
+          </w:p>
+        </w:tc>
+        <w:tc>
+          <w:tcPr>
+            <w:tcW w:type="dxa" w:w="2928"/>
+            <w:shd w:fill="FFFFFF" w:val="clear"/>
+          </w:tcPr>
+          <w:p>
+            <w:r>
+              <w:rPr>
+                <w:sz w:val="17"/>
+              </w:rPr>
+              <w:t>ObtainLease</w:t>
+            </w:r>
+          </w:p>
+        </w:tc>
+        <w:tc>
+          <w:tcPr>
+            <w:tcW w:type="dxa" w:w="2928"/>
+            <w:shd w:fill="FFFFFF" w:val="clear"/>
+          </w:tcPr>
+          <w:p>
+            <w:r>
+              <w:rPr>
+                <w:sz w:val="17"/>
+              </w:rPr>
+              <w:t>Returns a lease/expiration time for an object; "read"-level access.</w:t>
+            </w:r>
+          </w:p>
+        </w:tc>
+      </w:tr>
+      <w:tr>
+        <w:tc>
+          <w:tcPr>
+            <w:tcW w:type="dxa" w:w="2928"/>
+            <w:shd w:fill="EEF4FA" w:val="clear"/>
+          </w:tcPr>
+          <w:p>
+            <w:r>
+              <w:rPr>
+                <w:sz w:val="17"/>
+              </w:rPr>
+              <w:t>rng_retrieve.py</w:t>
+            </w:r>
+          </w:p>
+        </w:tc>
+        <w:tc>
+          <w:tcPr>
+            <w:tcW w:type="dxa" w:w="2928"/>
+            <w:shd w:fill="EEF4FA" w:val="clear"/>
+          </w:tcPr>
+          <w:p>
+            <w:r>
+              <w:rPr>
+                <w:sz w:val="17"/>
+              </w:rPr>
+              <w:t>RNGRetrieve</w:t>
+            </w:r>
+          </w:p>
+        </w:tc>
+        <w:tc>
+          <w:tcPr>
+            <w:tcW w:type="dxa" w:w="2928"/>
+            <w:shd w:fill="EEF4FA" w:val="clear"/>
+          </w:tcPr>
+          <w:p>
+            <w:r>
+              <w:rPr>
+                <w:sz w:val="17"/>
+              </w:rPr>
+              <w:t>Delegates to shim.generate_random() — HSM-backed RNG.</w:t>
+            </w:r>
+          </w:p>
+        </w:tc>
+      </w:tr>
+      <w:tr>
+        <w:tc>
+          <w:tcPr>
+            <w:tcW w:type="dxa" w:w="2928"/>
+            <w:shd w:fill="FFFFFF" w:val="clear"/>
+          </w:tcPr>
+          <w:p>
+            <w:r>
+              <w:rPr>
+                <w:sz w:val="17"/>
+              </w:rPr>
+              <w:t>rng_seed.py</w:t>
+            </w:r>
+          </w:p>
+        </w:tc>
+        <w:tc>
+          <w:tcPr>
+            <w:tcW w:type="dxa" w:w="2928"/>
+            <w:shd w:fill="FFFFFF" w:val="clear"/>
+          </w:tcPr>
+          <w:p>
+            <w:r>
+              <w:rPr>
+                <w:sz w:val="17"/>
+              </w:rPr>
+              <w:t>RNGSeed</w:t>
+            </w:r>
+          </w:p>
+        </w:tc>
+        <w:tc>
+          <w:tcPr>
+            <w:tcW w:type="dxa" w:w="2928"/>
+            <w:shd w:fill="FFFFFF" w:val="clear"/>
+          </w:tcPr>
+          <w:p>
+            <w:r>
+              <w:rPr>
+                <w:sz w:val="17"/>
+              </w:rPr>
+              <w:t>Delegates to shim.seed_random().</w:t>
             </w:r>
           </w:p>
         </w:tc>
@@ -7284,7 +9578,7 @@
               <w:rPr>
                 <w:sz w:val="17"/>
               </w:rPr>
-              <w:t>&gt;=0.7.0 (pip install python-pkcs11)</w:t>
+              <w:t>0.9.5 (pip install python-pkcs11)</w:t>
             </w:r>
           </w:p>
         </w:tc>
@@ -7752,6 +10046,73 @@
         <w:rPr>
           <w:color w:val="2E6DA4"/>
         </w:rPr>
+        <w:t>5.4b Assigning the First Admin</w:t>
+      </w:r>
+    </w:p>
+    <w:p>
+      <w:r>
+        <w:rPr>
+          <w:b w:val="0"/>
+          <w:i w:val="0"/>
+          <w:sz w:val="20"/>
+        </w:rPr>
+        <w:t>There is no environment variable or server constructor argument for this — assign at least one admin identity directly against the store before starting the server, since there is no KMIP wire operation for role management (see Section 4.4b):</w:t>
+      </w:r>
+    </w:p>
+    <w:p>
+      <w:pPr>
+        <w:pStyle w:val="NoSpacing"/>
+        <w:spacing w:before="40" w:after="40"/>
+        <w:ind w:left="432"/>
+      </w:pPr>
+      <w:r>
+        <w:rPr>
+          <w:rFonts w:ascii="Courier New" w:hAnsi="Courier New"/>
+          <w:color w:val="003366"/>
+          <w:sz w:val="17"/>
+        </w:rPr>
+        <w:t># Optional: grant one identity the admin role before anyone connects</w:t>
+      </w:r>
+    </w:p>
+    <w:p>
+      <w:pPr>
+        <w:pStyle w:val="NoSpacing"/>
+        <w:spacing w:before="40" w:after="40"/>
+        <w:ind w:left="432"/>
+      </w:pPr>
+      <w:r>
+        <w:rPr>
+          <w:rFonts w:ascii="Courier New" w:hAnsi="Courier New"/>
+          <w:color w:val="003366"/>
+          <w:sz w:val="17"/>
+        </w:rPr>
+        <w:t># (there's no wire operation for this — call the store directly)</w:t>
+      </w:r>
+    </w:p>
+    <w:p>
+      <w:pPr>
+        <w:pStyle w:val="NoSpacing"/>
+        <w:spacing w:before="40" w:after="40"/>
+        <w:ind w:left="432"/>
+      </w:pPr>
+      <w:r>
+        <w:rPr>
+          <w:rFonts w:ascii="Courier New" w:hAnsi="Courier New"/>
+          <w:color w:val="003366"/>
+          <w:sz w:val="17"/>
+        </w:rPr>
+        <w:t>store.assign_role('ops-team', 'admin')</w:t>
+      </w:r>
+    </w:p>
+    <w:p/>
+    <w:p>
+      <w:pPr>
+        <w:pStyle w:val="Heading2"/>
+      </w:pPr>
+      <w:r>
+        <w:rPr>
+          <w:color w:val="2E6DA4"/>
+        </w:rPr>
         <w:t>5.5 Running the Demo</w:t>
       </w:r>
     </w:p>
@@ -7777,7 +10138,7 @@
           <w:i w:val="0"/>
           <w:sz w:val="20"/>
         </w:rPr>
-        <w:t>The demo exercises 16 operations end-to-end: DiscoverVersions, Query, Create AES-256, GetAttributes, Locate, Encrypt, Decrypt, CreateKeyPair, Get, AddAttribute, Register, lifecycle flow, and Destroy.</w:t>
+        <w:t>The demo walks through DiscoverVersions, Query, Create AES-256, GetAttributes, Locate, Encrypt/Decrypt, CreateKeyPair, Register, and a full Revoke → Destroy lifecycle.</w:t>
       </w:r>
     </w:p>
     <w:p>
@@ -7803,7 +10164,7 @@
           <w:i w:val="0"/>
           <w:sz w:val="20"/>
         </w:rPr>
-        <w:t>The following table lists all operations supported by this implementation, their KMIP operation codes, conformance classification (M = Mandatory, O = Optional per KMIP 2.1 Baseline Server profile), and implementation status.</w:t>
+        <w:t>41 of 53 KMIP 2.1 operations are implemented, grouped below by category. The remaining 12 are a deliberate scope decision — see Section 9 Known Limitations for why each was excluded.</w:t>
       </w:r>
     </w:p>
     <w:p/>
@@ -7814,15 +10175,13 @@
         <w:tblLook w:firstColumn="1" w:firstRow="1" w:lastColumn="0" w:lastRow="0" w:noHBand="0" w:noVBand="1" w:val="04A0"/>
       </w:tblPr>
       <w:tblGrid>
-        <w:gridCol w:w="2196"/>
-        <w:gridCol w:w="2196"/>
-        <w:gridCol w:w="2196"/>
-        <w:gridCol w:w="2196"/>
+        <w:gridCol w:w="4392"/>
+        <w:gridCol w:w="4392"/>
       </w:tblGrid>
       <w:tr>
         <w:tc>
           <w:tcPr>
-            <w:tcW w:type="dxa" w:w="2196"/>
+            <w:tcW w:type="dxa" w:w="4392"/>
             <w:shd w:fill="1A3A5C" w:val="clear"/>
           </w:tcPr>
           <w:p>
@@ -7832,13 +10191,13 @@
                 <w:color w:val="FFFFFF"/>
                 <w:sz w:val="18"/>
               </w:rPr>
-              <w:t>Operation</w:t>
-            </w:r>
-          </w:p>
-        </w:tc>
-        <w:tc>
-          <w:tcPr>
-            <w:tcW w:type="dxa" w:w="2196"/>
+              <w:t>Category</w:t>
+            </w:r>
+          </w:p>
+        </w:tc>
+        <w:tc>
+          <w:tcPr>
+            <w:tcW w:type="dxa" w:w="4392"/>
             <w:shd w:fill="1A3A5C" w:val="clear"/>
           </w:tcPr>
           <w:p>
@@ -7848,39 +10207,7 @@
                 <w:color w:val="FFFFFF"/>
                 <w:sz w:val="18"/>
               </w:rPr>
-              <w:t>Code</w:t>
-            </w:r>
-          </w:p>
-        </w:tc>
-        <w:tc>
-          <w:tcPr>
-            <w:tcW w:type="dxa" w:w="2196"/>
-            <w:shd w:fill="1A3A5C" w:val="clear"/>
-          </w:tcPr>
-          <w:p>
-            <w:r>
-              <w:rPr>
-                <w:b/>
-                <w:color w:val="FFFFFF"/>
-                <w:sz w:val="18"/>
-              </w:rPr>
-              <w:t>Class</w:t>
-            </w:r>
-          </w:p>
-        </w:tc>
-        <w:tc>
-          <w:tcPr>
-            <w:tcW w:type="dxa" w:w="2196"/>
-            <w:shd w:fill="1A3A5C" w:val="clear"/>
-          </w:tcPr>
-          <w:p>
-            <w:r>
-              <w:rPr>
-                <w:b/>
-                <w:color w:val="FFFFFF"/>
-                <w:sz w:val="18"/>
-              </w:rPr>
-              <w:t>Status</w:t>
+              <w:t>Operations</w:t>
             </w:r>
           </w:p>
         </w:tc>
@@ -7888,57 +10215,29 @@
       <w:tr>
         <w:tc>
           <w:tcPr>
-            <w:tcW w:type="dxa" w:w="2196"/>
-            <w:shd w:fill="EEF4FA" w:val="clear"/>
-          </w:tcPr>
-          <w:p>
-            <w:r>
-              <w:rPr>
-                <w:sz w:val="17"/>
-              </w:rPr>
-              <w:t>DiscoverVersions</w:t>
-            </w:r>
-          </w:p>
-        </w:tc>
-        <w:tc>
-          <w:tcPr>
-            <w:tcW w:type="dxa" w:w="2196"/>
-            <w:shd w:fill="EEF4FA" w:val="clear"/>
-          </w:tcPr>
-          <w:p>
-            <w:r>
-              <w:rPr>
-                <w:sz w:val="17"/>
-              </w:rPr>
-              <w:t>0x0000001E</w:t>
-            </w:r>
-          </w:p>
-        </w:tc>
-        <w:tc>
-          <w:tcPr>
-            <w:tcW w:type="dxa" w:w="2196"/>
-            <w:shd w:fill="EEF4FA" w:val="clear"/>
-          </w:tcPr>
-          <w:p>
-            <w:r>
-              <w:rPr>
-                <w:sz w:val="17"/>
-              </w:rPr>
-              <w:t>M</w:t>
-            </w:r>
-          </w:p>
-        </w:tc>
-        <w:tc>
-          <w:tcPr>
-            <w:tcW w:type="dxa" w:w="2196"/>
-            <w:shd w:fill="EEF4FA" w:val="clear"/>
-          </w:tcPr>
-          <w:p>
-            <w:r>
-              <w:rPr>
-                <w:sz w:val="17"/>
-              </w:rPr>
-              <w:t>Full</w:t>
+            <w:tcW w:type="dxa" w:w="4392"/>
+            <w:shd w:fill="EEF4FA" w:val="clear"/>
+          </w:tcPr>
+          <w:p>
+            <w:r>
+              <w:rPr>
+                <w:sz w:val="17"/>
+              </w:rPr>
+              <w:t>Object lifecycle (18)</w:t>
+            </w:r>
+          </w:p>
+        </w:tc>
+        <w:tc>
+          <w:tcPr>
+            <w:tcW w:type="dxa" w:w="4392"/>
+            <w:shd w:fill="EEF4FA" w:val="clear"/>
+          </w:tcPr>
+          <w:p>
+            <w:r>
+              <w:rPr>
+                <w:sz w:val="17"/>
+              </w:rPr>
+              <w:t>Create, CreateKeyPair, Register, ReKey, ReKeyKeyPair, DeriveKey, Certify, ReCertify, CreateSplitKey, JoinSplitKey, Import, Export, Activate, Revoke, Destroy, Archive, Recover, Check</w:t>
             </w:r>
           </w:p>
         </w:tc>
@@ -7946,57 +10245,29 @@
       <w:tr>
         <w:tc>
           <w:tcPr>
-            <w:tcW w:type="dxa" w:w="2196"/>
-            <w:shd w:fill="FFFFFF" w:val="clear"/>
-          </w:tcPr>
-          <w:p>
-            <w:r>
-              <w:rPr>
-                <w:sz w:val="17"/>
-              </w:rPr>
-              <w:t>Query</w:t>
-            </w:r>
-          </w:p>
-        </w:tc>
-        <w:tc>
-          <w:tcPr>
-            <w:tcW w:type="dxa" w:w="2196"/>
-            <w:shd w:fill="FFFFFF" w:val="clear"/>
-          </w:tcPr>
-          <w:p>
-            <w:r>
-              <w:rPr>
-                <w:sz w:val="17"/>
-              </w:rPr>
-              <w:t>0x00000018</w:t>
-            </w:r>
-          </w:p>
-        </w:tc>
-        <w:tc>
-          <w:tcPr>
-            <w:tcW w:type="dxa" w:w="2196"/>
-            <w:shd w:fill="FFFFFF" w:val="clear"/>
-          </w:tcPr>
-          <w:p>
-            <w:r>
-              <w:rPr>
-                <w:sz w:val="17"/>
-              </w:rPr>
-              <w:t>M</w:t>
-            </w:r>
-          </w:p>
-        </w:tc>
-        <w:tc>
-          <w:tcPr>
-            <w:tcW w:type="dxa" w:w="2196"/>
-            <w:shd w:fill="FFFFFF" w:val="clear"/>
-          </w:tcPr>
-          <w:p>
-            <w:r>
-              <w:rPr>
-                <w:sz w:val="17"/>
-              </w:rPr>
-              <w:t>Full</w:t>
+            <w:tcW w:type="dxa" w:w="4392"/>
+            <w:shd w:fill="FFFFFF" w:val="clear"/>
+          </w:tcPr>
+          <w:p>
+            <w:r>
+              <w:rPr>
+                <w:sz w:val="17"/>
+              </w:rPr>
+              <w:t>Retrieval &amp; discovery (8)</w:t>
+            </w:r>
+          </w:p>
+        </w:tc>
+        <w:tc>
+          <w:tcPr>
+            <w:tcW w:type="dxa" w:w="4392"/>
+            <w:shd w:fill="FFFFFF" w:val="clear"/>
+          </w:tcPr>
+          <w:p>
+            <w:r>
+              <w:rPr>
+                <w:sz w:val="17"/>
+              </w:rPr>
+              <w:t>Get, GetAttributes, GetAttributeList, Locate, Query, DiscoverVersions, ObtainLease, GetUsageAllocation</w:t>
             </w:r>
           </w:p>
         </w:tc>
@@ -8004,57 +10275,29 @@
       <w:tr>
         <w:tc>
           <w:tcPr>
-            <w:tcW w:type="dxa" w:w="2196"/>
-            <w:shd w:fill="EEF4FA" w:val="clear"/>
-          </w:tcPr>
-          <w:p>
-            <w:r>
-              <w:rPr>
-                <w:sz w:val="17"/>
-              </w:rPr>
-              <w:t>Create</w:t>
-            </w:r>
-          </w:p>
-        </w:tc>
-        <w:tc>
-          <w:tcPr>
-            <w:tcW w:type="dxa" w:w="2196"/>
-            <w:shd w:fill="EEF4FA" w:val="clear"/>
-          </w:tcPr>
-          <w:p>
-            <w:r>
-              <w:rPr>
-                <w:sz w:val="17"/>
-              </w:rPr>
-              <w:t>0x00000001</w:t>
-            </w:r>
-          </w:p>
-        </w:tc>
-        <w:tc>
-          <w:tcPr>
-            <w:tcW w:type="dxa" w:w="2196"/>
-            <w:shd w:fill="EEF4FA" w:val="clear"/>
-          </w:tcPr>
-          <w:p>
-            <w:r>
-              <w:rPr>
-                <w:sz w:val="17"/>
-              </w:rPr>
-              <w:t>M</w:t>
-            </w:r>
-          </w:p>
-        </w:tc>
-        <w:tc>
-          <w:tcPr>
-            <w:tcW w:type="dxa" w:w="2196"/>
-            <w:shd w:fill="EEF4FA" w:val="clear"/>
-          </w:tcPr>
-          <w:p>
-            <w:r>
-              <w:rPr>
-                <w:sz w:val="17"/>
-              </w:rPr>
-              <w:t>Full</w:t>
+            <w:tcW w:type="dxa" w:w="4392"/>
+            <w:shd w:fill="EEF4FA" w:val="clear"/>
+          </w:tcPr>
+          <w:p>
+            <w:r>
+              <w:rPr>
+                <w:sz w:val="17"/>
+              </w:rPr>
+              <w:t>Attributes (5)</w:t>
+            </w:r>
+          </w:p>
+        </w:tc>
+        <w:tc>
+          <w:tcPr>
+            <w:tcW w:type="dxa" w:w="4392"/>
+            <w:shd w:fill="EEF4FA" w:val="clear"/>
+          </w:tcPr>
+          <w:p>
+            <w:r>
+              <w:rPr>
+                <w:sz w:val="17"/>
+              </w:rPr>
+              <w:t>AddAttribute, ModifyAttribute, DeleteAttribute, SetAttribute, AdjustAttribute</w:t>
             </w:r>
           </w:p>
         </w:tc>
@@ -8062,990 +10305,75 @@
       <w:tr>
         <w:tc>
           <w:tcPr>
-            <w:tcW w:type="dxa" w:w="2196"/>
-            <w:shd w:fill="FFFFFF" w:val="clear"/>
-          </w:tcPr>
-          <w:p>
-            <w:r>
-              <w:rPr>
-                <w:sz w:val="17"/>
-              </w:rPr>
-              <w:t>CreateKeyPair</w:t>
-            </w:r>
-          </w:p>
-        </w:tc>
-        <w:tc>
-          <w:tcPr>
-            <w:tcW w:type="dxa" w:w="2196"/>
-            <w:shd w:fill="FFFFFF" w:val="clear"/>
-          </w:tcPr>
-          <w:p>
-            <w:r>
-              <w:rPr>
-                <w:sz w:val="17"/>
-              </w:rPr>
-              <w:t>0x00000002</w:t>
-            </w:r>
-          </w:p>
-        </w:tc>
-        <w:tc>
-          <w:tcPr>
-            <w:tcW w:type="dxa" w:w="2196"/>
-            <w:shd w:fill="FFFFFF" w:val="clear"/>
-          </w:tcPr>
-          <w:p>
-            <w:r>
-              <w:rPr>
-                <w:sz w:val="17"/>
-              </w:rPr>
-              <w:t>O</w:t>
-            </w:r>
-          </w:p>
-        </w:tc>
-        <w:tc>
-          <w:tcPr>
-            <w:tcW w:type="dxa" w:w="2196"/>
-            <w:shd w:fill="FFFFFF" w:val="clear"/>
-          </w:tcPr>
-          <w:p>
-            <w:r>
-              <w:rPr>
-                <w:sz w:val="17"/>
-              </w:rPr>
-              <w:t>Full (RSA, EC)</w:t>
-            </w:r>
-          </w:p>
-        </w:tc>
-      </w:tr>
-      <w:tr>
-        <w:tc>
-          <w:tcPr>
-            <w:tcW w:type="dxa" w:w="2196"/>
-            <w:shd w:fill="EEF4FA" w:val="clear"/>
-          </w:tcPr>
-          <w:p>
-            <w:r>
-              <w:rPr>
-                <w:sz w:val="17"/>
-              </w:rPr>
-              <w:t>Register</w:t>
-            </w:r>
-          </w:p>
-        </w:tc>
-        <w:tc>
-          <w:tcPr>
-            <w:tcW w:type="dxa" w:w="2196"/>
-            <w:shd w:fill="EEF4FA" w:val="clear"/>
-          </w:tcPr>
-          <w:p>
-            <w:r>
-              <w:rPr>
-                <w:sz w:val="17"/>
-              </w:rPr>
-              <w:t>0x00000003</w:t>
-            </w:r>
-          </w:p>
-        </w:tc>
-        <w:tc>
-          <w:tcPr>
-            <w:tcW w:type="dxa" w:w="2196"/>
-            <w:shd w:fill="EEF4FA" w:val="clear"/>
-          </w:tcPr>
-          <w:p>
-            <w:r>
-              <w:rPr>
-                <w:sz w:val="17"/>
-              </w:rPr>
-              <w:t>M</w:t>
-            </w:r>
-          </w:p>
-        </w:tc>
-        <w:tc>
-          <w:tcPr>
-            <w:tcW w:type="dxa" w:w="2196"/>
-            <w:shd w:fill="EEF4FA" w:val="clear"/>
-          </w:tcPr>
-          <w:p>
-            <w:r>
-              <w:rPr>
-                <w:sz w:val="17"/>
-              </w:rPr>
-              <w:t>Full</w:t>
-            </w:r>
-          </w:p>
-        </w:tc>
-      </w:tr>
-      <w:tr>
-        <w:tc>
-          <w:tcPr>
-            <w:tcW w:type="dxa" w:w="2196"/>
-            <w:shd w:fill="FFFFFF" w:val="clear"/>
-          </w:tcPr>
-          <w:p>
-            <w:r>
-              <w:rPr>
-                <w:sz w:val="17"/>
-              </w:rPr>
-              <w:t>Get</w:t>
-            </w:r>
-          </w:p>
-        </w:tc>
-        <w:tc>
-          <w:tcPr>
-            <w:tcW w:type="dxa" w:w="2196"/>
-            <w:shd w:fill="FFFFFF" w:val="clear"/>
-          </w:tcPr>
-          <w:p>
-            <w:r>
-              <w:rPr>
-                <w:sz w:val="17"/>
-              </w:rPr>
-              <w:t>0x0000000A</w:t>
-            </w:r>
-          </w:p>
-        </w:tc>
-        <w:tc>
-          <w:tcPr>
-            <w:tcW w:type="dxa" w:w="2196"/>
-            <w:shd w:fill="FFFFFF" w:val="clear"/>
-          </w:tcPr>
-          <w:p>
-            <w:r>
-              <w:rPr>
-                <w:sz w:val="17"/>
-              </w:rPr>
-              <w:t>M</w:t>
-            </w:r>
-          </w:p>
-        </w:tc>
-        <w:tc>
-          <w:tcPr>
-            <w:tcW w:type="dxa" w:w="2196"/>
-            <w:shd w:fill="FFFFFF" w:val="clear"/>
-          </w:tcPr>
-          <w:p>
-            <w:r>
-              <w:rPr>
-                <w:sz w:val="17"/>
-              </w:rPr>
-              <w:t>Full (extractable keys)</w:t>
-            </w:r>
-          </w:p>
-        </w:tc>
-      </w:tr>
-      <w:tr>
-        <w:tc>
-          <w:tcPr>
-            <w:tcW w:type="dxa" w:w="2196"/>
-            <w:shd w:fill="EEF4FA" w:val="clear"/>
-          </w:tcPr>
-          <w:p>
-            <w:r>
-              <w:rPr>
-                <w:sz w:val="17"/>
-              </w:rPr>
-              <w:t>GetAttributes</w:t>
-            </w:r>
-          </w:p>
-        </w:tc>
-        <w:tc>
-          <w:tcPr>
-            <w:tcW w:type="dxa" w:w="2196"/>
-            <w:shd w:fill="EEF4FA" w:val="clear"/>
-          </w:tcPr>
-          <w:p>
-            <w:r>
-              <w:rPr>
-                <w:sz w:val="17"/>
-              </w:rPr>
-              <w:t>0x0000000B</w:t>
-            </w:r>
-          </w:p>
-        </w:tc>
-        <w:tc>
-          <w:tcPr>
-            <w:tcW w:type="dxa" w:w="2196"/>
-            <w:shd w:fill="EEF4FA" w:val="clear"/>
-          </w:tcPr>
-          <w:p>
-            <w:r>
-              <w:rPr>
-                <w:sz w:val="17"/>
-              </w:rPr>
-              <w:t>M</w:t>
-            </w:r>
-          </w:p>
-        </w:tc>
-        <w:tc>
-          <w:tcPr>
-            <w:tcW w:type="dxa" w:w="2196"/>
-            <w:shd w:fill="EEF4FA" w:val="clear"/>
-          </w:tcPr>
-          <w:p>
-            <w:r>
-              <w:rPr>
-                <w:sz w:val="17"/>
-              </w:rPr>
-              <w:t>Full</w:t>
-            </w:r>
-          </w:p>
-        </w:tc>
-      </w:tr>
-      <w:tr>
-        <w:tc>
-          <w:tcPr>
-            <w:tcW w:type="dxa" w:w="2196"/>
-            <w:shd w:fill="FFFFFF" w:val="clear"/>
-          </w:tcPr>
-          <w:p>
-            <w:r>
-              <w:rPr>
-                <w:sz w:val="17"/>
-              </w:rPr>
-              <w:t>GetAttributeList</w:t>
-            </w:r>
-          </w:p>
-        </w:tc>
-        <w:tc>
-          <w:tcPr>
-            <w:tcW w:type="dxa" w:w="2196"/>
-            <w:shd w:fill="FFFFFF" w:val="clear"/>
-          </w:tcPr>
-          <w:p>
-            <w:r>
-              <w:rPr>
-                <w:sz w:val="17"/>
-              </w:rPr>
-              <w:t>0x0000000C</w:t>
-            </w:r>
-          </w:p>
-        </w:tc>
-        <w:tc>
-          <w:tcPr>
-            <w:tcW w:type="dxa" w:w="2196"/>
-            <w:shd w:fill="FFFFFF" w:val="clear"/>
-          </w:tcPr>
-          <w:p>
-            <w:r>
-              <w:rPr>
-                <w:sz w:val="17"/>
-              </w:rPr>
-              <w:t>M</w:t>
-            </w:r>
-          </w:p>
-        </w:tc>
-        <w:tc>
-          <w:tcPr>
-            <w:tcW w:type="dxa" w:w="2196"/>
-            <w:shd w:fill="FFFFFF" w:val="clear"/>
-          </w:tcPr>
-          <w:p>
-            <w:r>
-              <w:rPr>
-                <w:sz w:val="17"/>
-              </w:rPr>
-              <w:t>Full</w:t>
-            </w:r>
-          </w:p>
-        </w:tc>
-      </w:tr>
-      <w:tr>
-        <w:tc>
-          <w:tcPr>
-            <w:tcW w:type="dxa" w:w="2196"/>
-            <w:shd w:fill="EEF4FA" w:val="clear"/>
-          </w:tcPr>
-          <w:p>
-            <w:r>
-              <w:rPr>
-                <w:sz w:val="17"/>
-              </w:rPr>
-              <w:t>AddAttribute</w:t>
-            </w:r>
-          </w:p>
-        </w:tc>
-        <w:tc>
-          <w:tcPr>
-            <w:tcW w:type="dxa" w:w="2196"/>
-            <w:shd w:fill="EEF4FA" w:val="clear"/>
-          </w:tcPr>
-          <w:p>
-            <w:r>
-              <w:rPr>
-                <w:sz w:val="17"/>
-              </w:rPr>
-              <w:t>0x0000000D</w:t>
-            </w:r>
-          </w:p>
-        </w:tc>
-        <w:tc>
-          <w:tcPr>
-            <w:tcW w:type="dxa" w:w="2196"/>
-            <w:shd w:fill="EEF4FA" w:val="clear"/>
-          </w:tcPr>
-          <w:p>
-            <w:r>
-              <w:rPr>
-                <w:sz w:val="17"/>
-              </w:rPr>
-              <w:t>M</w:t>
-            </w:r>
-          </w:p>
-        </w:tc>
-        <w:tc>
-          <w:tcPr>
-            <w:tcW w:type="dxa" w:w="2196"/>
-            <w:shd w:fill="EEF4FA" w:val="clear"/>
-          </w:tcPr>
-          <w:p>
-            <w:r>
-              <w:rPr>
-                <w:sz w:val="17"/>
-              </w:rPr>
-              <w:t>Full</w:t>
-            </w:r>
-          </w:p>
-        </w:tc>
-      </w:tr>
-      <w:tr>
-        <w:tc>
-          <w:tcPr>
-            <w:tcW w:type="dxa" w:w="2196"/>
-            <w:shd w:fill="FFFFFF" w:val="clear"/>
-          </w:tcPr>
-          <w:p>
-            <w:r>
-              <w:rPr>
-                <w:sz w:val="17"/>
-              </w:rPr>
-              <w:t>DeleteAttribute</w:t>
-            </w:r>
-          </w:p>
-        </w:tc>
-        <w:tc>
-          <w:tcPr>
-            <w:tcW w:type="dxa" w:w="2196"/>
-            <w:shd w:fill="FFFFFF" w:val="clear"/>
-          </w:tcPr>
-          <w:p>
-            <w:r>
-              <w:rPr>
-                <w:sz w:val="17"/>
-              </w:rPr>
-              <w:t>0x0000000F</w:t>
-            </w:r>
-          </w:p>
-        </w:tc>
-        <w:tc>
-          <w:tcPr>
-            <w:tcW w:type="dxa" w:w="2196"/>
-            <w:shd w:fill="FFFFFF" w:val="clear"/>
-          </w:tcPr>
-          <w:p>
-            <w:r>
-              <w:rPr>
-                <w:sz w:val="17"/>
-              </w:rPr>
-              <w:t>M</w:t>
-            </w:r>
-          </w:p>
-        </w:tc>
-        <w:tc>
-          <w:tcPr>
-            <w:tcW w:type="dxa" w:w="2196"/>
-            <w:shd w:fill="FFFFFF" w:val="clear"/>
-          </w:tcPr>
-          <w:p>
-            <w:r>
-              <w:rPr>
-                <w:sz w:val="17"/>
-              </w:rPr>
-              <w:t>Full</w:t>
-            </w:r>
-          </w:p>
-        </w:tc>
-      </w:tr>
-      <w:tr>
-        <w:tc>
-          <w:tcPr>
-            <w:tcW w:type="dxa" w:w="2196"/>
-            <w:shd w:fill="EEF4FA" w:val="clear"/>
-          </w:tcPr>
-          <w:p>
-            <w:r>
-              <w:rPr>
-                <w:sz w:val="17"/>
-              </w:rPr>
-              <w:t>Locate</w:t>
-            </w:r>
-          </w:p>
-        </w:tc>
-        <w:tc>
-          <w:tcPr>
-            <w:tcW w:type="dxa" w:w="2196"/>
-            <w:shd w:fill="EEF4FA" w:val="clear"/>
-          </w:tcPr>
-          <w:p>
-            <w:r>
-              <w:rPr>
-                <w:sz w:val="17"/>
-              </w:rPr>
-              <w:t>0x00000008</w:t>
-            </w:r>
-          </w:p>
-        </w:tc>
-        <w:tc>
-          <w:tcPr>
-            <w:tcW w:type="dxa" w:w="2196"/>
-            <w:shd w:fill="EEF4FA" w:val="clear"/>
-          </w:tcPr>
-          <w:p>
-            <w:r>
-              <w:rPr>
-                <w:sz w:val="17"/>
-              </w:rPr>
-              <w:t>M</w:t>
-            </w:r>
-          </w:p>
-        </w:tc>
-        <w:tc>
-          <w:tcPr>
-            <w:tcW w:type="dxa" w:w="2196"/>
-            <w:shd w:fill="EEF4FA" w:val="clear"/>
-          </w:tcPr>
-          <w:p>
-            <w:r>
-              <w:rPr>
-                <w:sz w:val="17"/>
-              </w:rPr>
-              <w:t>Full</w:t>
-            </w:r>
-          </w:p>
-        </w:tc>
-      </w:tr>
-      <w:tr>
-        <w:tc>
-          <w:tcPr>
-            <w:tcW w:type="dxa" w:w="2196"/>
-            <w:shd w:fill="FFFFFF" w:val="clear"/>
-          </w:tcPr>
-          <w:p>
-            <w:r>
-              <w:rPr>
-                <w:sz w:val="17"/>
-              </w:rPr>
-              <w:t>Activate</w:t>
-            </w:r>
-          </w:p>
-        </w:tc>
-        <w:tc>
-          <w:tcPr>
-            <w:tcW w:type="dxa" w:w="2196"/>
-            <w:shd w:fill="FFFFFF" w:val="clear"/>
-          </w:tcPr>
-          <w:p>
-            <w:r>
-              <w:rPr>
-                <w:sz w:val="17"/>
-              </w:rPr>
-              <w:t>0x00000012</w:t>
-            </w:r>
-          </w:p>
-        </w:tc>
-        <w:tc>
-          <w:tcPr>
-            <w:tcW w:type="dxa" w:w="2196"/>
-            <w:shd w:fill="FFFFFF" w:val="clear"/>
-          </w:tcPr>
-          <w:p>
-            <w:r>
-              <w:rPr>
-                <w:sz w:val="17"/>
-              </w:rPr>
-              <w:t>M</w:t>
-            </w:r>
-          </w:p>
-        </w:tc>
-        <w:tc>
-          <w:tcPr>
-            <w:tcW w:type="dxa" w:w="2196"/>
-            <w:shd w:fill="FFFFFF" w:val="clear"/>
-          </w:tcPr>
-          <w:p>
-            <w:r>
-              <w:rPr>
-                <w:sz w:val="17"/>
-              </w:rPr>
-              <w:t>Full</w:t>
-            </w:r>
-          </w:p>
-        </w:tc>
-      </w:tr>
-      <w:tr>
-        <w:tc>
-          <w:tcPr>
-            <w:tcW w:type="dxa" w:w="2196"/>
-            <w:shd w:fill="EEF4FA" w:val="clear"/>
-          </w:tcPr>
-          <w:p>
-            <w:r>
-              <w:rPr>
-                <w:sz w:val="17"/>
-              </w:rPr>
-              <w:t>Revoke</w:t>
-            </w:r>
-          </w:p>
-        </w:tc>
-        <w:tc>
-          <w:tcPr>
-            <w:tcW w:type="dxa" w:w="2196"/>
-            <w:shd w:fill="EEF4FA" w:val="clear"/>
-          </w:tcPr>
-          <w:p>
-            <w:r>
-              <w:rPr>
-                <w:sz w:val="17"/>
-              </w:rPr>
-              <w:t>0x00000013</w:t>
-            </w:r>
-          </w:p>
-        </w:tc>
-        <w:tc>
-          <w:tcPr>
-            <w:tcW w:type="dxa" w:w="2196"/>
-            <w:shd w:fill="EEF4FA" w:val="clear"/>
-          </w:tcPr>
-          <w:p>
-            <w:r>
-              <w:rPr>
-                <w:sz w:val="17"/>
-              </w:rPr>
-              <w:t>M</w:t>
-            </w:r>
-          </w:p>
-        </w:tc>
-        <w:tc>
-          <w:tcPr>
-            <w:tcW w:type="dxa" w:w="2196"/>
-            <w:shd w:fill="EEF4FA" w:val="clear"/>
-          </w:tcPr>
-          <w:p>
-            <w:r>
-              <w:rPr>
-                <w:sz w:val="17"/>
-              </w:rPr>
-              <w:t>Full</w:t>
-            </w:r>
-          </w:p>
-        </w:tc>
-      </w:tr>
-      <w:tr>
-        <w:tc>
-          <w:tcPr>
-            <w:tcW w:type="dxa" w:w="2196"/>
-            <w:shd w:fill="FFFFFF" w:val="clear"/>
-          </w:tcPr>
-          <w:p>
-            <w:r>
-              <w:rPr>
-                <w:sz w:val="17"/>
-              </w:rPr>
-              <w:t>Destroy</w:t>
-            </w:r>
-          </w:p>
-        </w:tc>
-        <w:tc>
-          <w:tcPr>
-            <w:tcW w:type="dxa" w:w="2196"/>
-            <w:shd w:fill="FFFFFF" w:val="clear"/>
-          </w:tcPr>
-          <w:p>
-            <w:r>
-              <w:rPr>
-                <w:sz w:val="17"/>
-              </w:rPr>
-              <w:t>0x00000014</w:t>
-            </w:r>
-          </w:p>
-        </w:tc>
-        <w:tc>
-          <w:tcPr>
-            <w:tcW w:type="dxa" w:w="2196"/>
-            <w:shd w:fill="FFFFFF" w:val="clear"/>
-          </w:tcPr>
-          <w:p>
-            <w:r>
-              <w:rPr>
-                <w:sz w:val="17"/>
-              </w:rPr>
-              <w:t>M</w:t>
-            </w:r>
-          </w:p>
-        </w:tc>
-        <w:tc>
-          <w:tcPr>
-            <w:tcW w:type="dxa" w:w="2196"/>
-            <w:shd w:fill="FFFFFF" w:val="clear"/>
-          </w:tcPr>
-          <w:p>
-            <w:r>
-              <w:rPr>
-                <w:sz w:val="17"/>
-              </w:rPr>
-              <w:t>Full</w:t>
-            </w:r>
-          </w:p>
-        </w:tc>
-      </w:tr>
-      <w:tr>
-        <w:tc>
-          <w:tcPr>
-            <w:tcW w:type="dxa" w:w="2196"/>
-            <w:shd w:fill="EEF4FA" w:val="clear"/>
-          </w:tcPr>
-          <w:p>
-            <w:r>
-              <w:rPr>
-                <w:sz w:val="17"/>
-              </w:rPr>
-              <w:t>Encrypt</w:t>
-            </w:r>
-          </w:p>
-        </w:tc>
-        <w:tc>
-          <w:tcPr>
-            <w:tcW w:type="dxa" w:w="2196"/>
-            <w:shd w:fill="EEF4FA" w:val="clear"/>
-          </w:tcPr>
-          <w:p>
-            <w:r>
-              <w:rPr>
-                <w:sz w:val="17"/>
-              </w:rPr>
-              <w:t>0x0000001F</w:t>
-            </w:r>
-          </w:p>
-        </w:tc>
-        <w:tc>
-          <w:tcPr>
-            <w:tcW w:type="dxa" w:w="2196"/>
-            <w:shd w:fill="EEF4FA" w:val="clear"/>
-          </w:tcPr>
-          <w:p>
-            <w:r>
-              <w:rPr>
-                <w:sz w:val="17"/>
-              </w:rPr>
-              <w:t>O</w:t>
-            </w:r>
-          </w:p>
-        </w:tc>
-        <w:tc>
-          <w:tcPr>
-            <w:tcW w:type="dxa" w:w="2196"/>
-            <w:shd w:fill="EEF4FA" w:val="clear"/>
-          </w:tcPr>
-          <w:p>
-            <w:r>
-              <w:rPr>
-                <w:sz w:val="17"/>
-              </w:rPr>
-              <w:t>Full (AES-CBC, GCM, ECB, CTR)</w:t>
-            </w:r>
-          </w:p>
-        </w:tc>
-      </w:tr>
-      <w:tr>
-        <w:tc>
-          <w:tcPr>
-            <w:tcW w:type="dxa" w:w="2196"/>
-            <w:shd w:fill="FFFFFF" w:val="clear"/>
-          </w:tcPr>
-          <w:p>
-            <w:r>
-              <w:rPr>
-                <w:sz w:val="17"/>
-              </w:rPr>
-              <w:t>Decrypt</w:t>
-            </w:r>
-          </w:p>
-        </w:tc>
-        <w:tc>
-          <w:tcPr>
-            <w:tcW w:type="dxa" w:w="2196"/>
-            <w:shd w:fill="FFFFFF" w:val="clear"/>
-          </w:tcPr>
-          <w:p>
-            <w:r>
-              <w:rPr>
-                <w:sz w:val="17"/>
-              </w:rPr>
-              <w:t>0x00000020</w:t>
-            </w:r>
-          </w:p>
-        </w:tc>
-        <w:tc>
-          <w:tcPr>
-            <w:tcW w:type="dxa" w:w="2196"/>
-            <w:shd w:fill="FFFFFF" w:val="clear"/>
-          </w:tcPr>
-          <w:p>
-            <w:r>
-              <w:rPr>
-                <w:sz w:val="17"/>
-              </w:rPr>
-              <w:t>O</w:t>
-            </w:r>
-          </w:p>
-        </w:tc>
-        <w:tc>
-          <w:tcPr>
-            <w:tcW w:type="dxa" w:w="2196"/>
-            <w:shd w:fill="FFFFFF" w:val="clear"/>
-          </w:tcPr>
-          <w:p>
-            <w:r>
-              <w:rPr>
-                <w:sz w:val="17"/>
-              </w:rPr>
-              <w:t>Full</w:t>
-            </w:r>
-          </w:p>
-        </w:tc>
-      </w:tr>
-      <w:tr>
-        <w:tc>
-          <w:tcPr>
-            <w:tcW w:type="dxa" w:w="2196"/>
-            <w:shd w:fill="EEF4FA" w:val="clear"/>
-          </w:tcPr>
-          <w:p>
-            <w:r>
-              <w:rPr>
-                <w:sz w:val="17"/>
-              </w:rPr>
-              <w:t>Sign</w:t>
-            </w:r>
-          </w:p>
-        </w:tc>
-        <w:tc>
-          <w:tcPr>
-            <w:tcW w:type="dxa" w:w="2196"/>
-            <w:shd w:fill="EEF4FA" w:val="clear"/>
-          </w:tcPr>
-          <w:p>
-            <w:r>
-              <w:rPr>
-                <w:sz w:val="17"/>
-              </w:rPr>
-              <w:t>0x00000021</w:t>
-            </w:r>
-          </w:p>
-        </w:tc>
-        <w:tc>
-          <w:tcPr>
-            <w:tcW w:type="dxa" w:w="2196"/>
-            <w:shd w:fill="EEF4FA" w:val="clear"/>
-          </w:tcPr>
-          <w:p>
-            <w:r>
-              <w:rPr>
-                <w:sz w:val="17"/>
-              </w:rPr>
-              <w:t>O</w:t>
-            </w:r>
-          </w:p>
-        </w:tc>
-        <w:tc>
-          <w:tcPr>
-            <w:tcW w:type="dxa" w:w="2196"/>
-            <w:shd w:fill="EEF4FA" w:val="clear"/>
-          </w:tcPr>
-          <w:p>
-            <w:r>
-              <w:rPr>
-                <w:sz w:val="17"/>
-              </w:rPr>
-              <w:t>Shim only (no KMIP wrapper)</w:t>
-            </w:r>
-          </w:p>
-        </w:tc>
-      </w:tr>
-      <w:tr>
-        <w:tc>
-          <w:tcPr>
-            <w:tcW w:type="dxa" w:w="2196"/>
-            <w:shd w:fill="FFFFFF" w:val="clear"/>
-          </w:tcPr>
-          <w:p>
-            <w:r>
-              <w:rPr>
-                <w:sz w:val="17"/>
-              </w:rPr>
-              <w:t>SignatureVerify</w:t>
-            </w:r>
-          </w:p>
-        </w:tc>
-        <w:tc>
-          <w:tcPr>
-            <w:tcW w:type="dxa" w:w="2196"/>
-            <w:shd w:fill="FFFFFF" w:val="clear"/>
-          </w:tcPr>
-          <w:p>
-            <w:r>
-              <w:rPr>
-                <w:sz w:val="17"/>
-              </w:rPr>
-              <w:t>0x00000022</w:t>
-            </w:r>
-          </w:p>
-        </w:tc>
-        <w:tc>
-          <w:tcPr>
-            <w:tcW w:type="dxa" w:w="2196"/>
-            <w:shd w:fill="FFFFFF" w:val="clear"/>
-          </w:tcPr>
-          <w:p>
-            <w:r>
-              <w:rPr>
-                <w:sz w:val="17"/>
-              </w:rPr>
-              <w:t>O</w:t>
-            </w:r>
-          </w:p>
-        </w:tc>
-        <w:tc>
-          <w:tcPr>
-            <w:tcW w:type="dxa" w:w="2196"/>
-            <w:shd w:fill="FFFFFF" w:val="clear"/>
-          </w:tcPr>
-          <w:p>
-            <w:r>
-              <w:rPr>
-                <w:sz w:val="17"/>
-              </w:rPr>
-              <w:t>Shim only</w:t>
-            </w:r>
-          </w:p>
-        </w:tc>
-      </w:tr>
-      <w:tr>
-        <w:tc>
-          <w:tcPr>
-            <w:tcW w:type="dxa" w:w="2196"/>
-            <w:shd w:fill="EEF4FA" w:val="clear"/>
-          </w:tcPr>
-          <w:p>
-            <w:r>
-              <w:rPr>
-                <w:sz w:val="17"/>
-              </w:rPr>
-              <w:t>MAC</w:t>
-            </w:r>
-          </w:p>
-        </w:tc>
-        <w:tc>
-          <w:tcPr>
-            <w:tcW w:type="dxa" w:w="2196"/>
-            <w:shd w:fill="EEF4FA" w:val="clear"/>
-          </w:tcPr>
-          <w:p>
-            <w:r>
-              <w:rPr>
-                <w:sz w:val="17"/>
-              </w:rPr>
-              <w:t>0x00000023</w:t>
-            </w:r>
-          </w:p>
-        </w:tc>
-        <w:tc>
-          <w:tcPr>
-            <w:tcW w:type="dxa" w:w="2196"/>
-            <w:shd w:fill="EEF4FA" w:val="clear"/>
-          </w:tcPr>
-          <w:p>
-            <w:r>
-              <w:rPr>
-                <w:sz w:val="17"/>
-              </w:rPr>
-              <w:t>O</w:t>
-            </w:r>
-          </w:p>
-        </w:tc>
-        <w:tc>
-          <w:tcPr>
-            <w:tcW w:type="dxa" w:w="2196"/>
-            <w:shd w:fill="EEF4FA" w:val="clear"/>
-          </w:tcPr>
-          <w:p>
-            <w:r>
-              <w:rPr>
-                <w:sz w:val="17"/>
-              </w:rPr>
-              <w:t>Not implemented</w:t>
-            </w:r>
-          </w:p>
-        </w:tc>
-      </w:tr>
-      <w:tr>
-        <w:tc>
-          <w:tcPr>
-            <w:tcW w:type="dxa" w:w="2196"/>
-            <w:shd w:fill="FFFFFF" w:val="clear"/>
-          </w:tcPr>
-          <w:p>
-            <w:r>
-              <w:rPr>
-                <w:sz w:val="17"/>
-              </w:rPr>
-              <w:t>Import</w:t>
-            </w:r>
-          </w:p>
-        </w:tc>
-        <w:tc>
-          <w:tcPr>
-            <w:tcW w:type="dxa" w:w="2196"/>
-            <w:shd w:fill="FFFFFF" w:val="clear"/>
-          </w:tcPr>
-          <w:p>
-            <w:r>
-              <w:rPr>
-                <w:sz w:val="17"/>
-              </w:rPr>
-              <w:t>0x0000002A</w:t>
-            </w:r>
-          </w:p>
-        </w:tc>
-        <w:tc>
-          <w:tcPr>
-            <w:tcW w:type="dxa" w:w="2196"/>
-            <w:shd w:fill="FFFFFF" w:val="clear"/>
-          </w:tcPr>
-          <w:p>
-            <w:r>
-              <w:rPr>
-                <w:sz w:val="17"/>
-              </w:rPr>
-              <w:t>O</w:t>
-            </w:r>
-          </w:p>
-        </w:tc>
-        <w:tc>
-          <w:tcPr>
-            <w:tcW w:type="dxa" w:w="2196"/>
-            <w:shd w:fill="FFFFFF" w:val="clear"/>
-          </w:tcPr>
-          <w:p>
-            <w:r>
-              <w:rPr>
-                <w:sz w:val="17"/>
-              </w:rPr>
-              <w:t>Handled via Register</w:t>
+            <w:tcW w:type="dxa" w:w="4392"/>
+            <w:shd w:fill="FFFFFF" w:val="clear"/>
+          </w:tcPr>
+          <w:p>
+            <w:r>
+              <w:rPr>
+                <w:sz w:val="17"/>
+              </w:rPr>
+              <w:t>Cryptographic operations (10)</w:t>
+            </w:r>
+          </w:p>
+        </w:tc>
+        <w:tc>
+          <w:tcPr>
+            <w:tcW w:type="dxa" w:w="4392"/>
+            <w:shd w:fill="FFFFFF" w:val="clear"/>
+          </w:tcPr>
+          <w:p>
+            <w:r>
+              <w:rPr>
+                <w:sz w:val="17"/>
+              </w:rPr>
+              <w:t>Encrypt, Decrypt, Sign, SignatureVerify, MAC, MACVerify, Hash, RNGRetrieve, RNGSeed, Validate</w:t>
             </w:r>
           </w:p>
         </w:tc>
       </w:tr>
     </w:tbl>
+    <w:p/>
+    <w:p>
+      <w:r>
+        <w:rPr>
+          <w:b/>
+          <w:i w:val="0"/>
+          <w:sz w:val="20"/>
+        </w:rPr>
+        <w:t>Deferred (12) — not implemented, by design:</w:t>
+      </w:r>
+    </w:p>
+    <w:p>
+      <w:r>
+        <w:rPr>
+          <w:b w:val="0"/>
+          <w:i w:val="0"/>
+          <w:sz w:val="20"/>
+        </w:rPr>
+        <w:t>Cancel, Poll, Notify — asynchronous operation control; this server processes every request synchronously within its batch, so there is nothing to cancel or poll for.</w:t>
+      </w:r>
+    </w:p>
+    <w:p>
+      <w:r>
+        <w:rPr>
+          <w:b w:val="0"/>
+          <w:i w:val="0"/>
+          <w:sz w:val="20"/>
+        </w:rPr>
+        <w:t>Put, Log, Login, Logout, DelegatedLogin, SetEndpointRole — session/identity management operations that don't fit a synchronous, per-request-authenticated server; auth here is Credential-based per connection, not a login/logout session state machine.</w:t>
+      </w:r>
+    </w:p>
+    <w:p>
+      <w:r>
+        <w:rPr>
+          <w:b w:val="0"/>
+          <w:i w:val="0"/>
+          <w:sz w:val="20"/>
+        </w:rPr>
+        <w:t>PKCS11, Interop, ReProvision — vendor/profile-specific and provisioning operations outside the KMIP Baseline/Symmetric/Asymmetric Key server profiles this implementation targets.</w:t>
+      </w:r>
+    </w:p>
     <w:p>
       <w:r>
         <w:br w:type="page"/>
@@ -9069,7 +10397,7 @@
           <w:i w:val="0"/>
           <w:sz w:val="20"/>
         </w:rPr>
-        <w:t>The test suite comprises 122 tests organised into five modules. All tests are executed with pytest. The test suite requires a running SoftHSM2 token (initialised automatically by the conftest.py session fixture). Each test class maps to an OASIS KMIP TC (Test Case) identifier.</w:t>
+        <w:t>The test suite comprises 624 tests organised into six modules, all passing (100 % pass rate). All tests are executed with pytest. The test suite requires a running SoftHSM2 token (initialised automatically by the conftest.py session fixture). The original five modules' test classes map to OASIS KMIP TC (Test Case) identifiers; the sixth module, test_extended_coverage.py, is a later, much larger addition covering everything built after the original five files — see Section 7.9.</w:t>
       </w:r>
     </w:p>
     <w:p/>
@@ -9259,7 +10587,7 @@
               <w:rPr>
                 <w:sz w:val="17"/>
               </w:rPr>
-              <w:t>18</w:t>
+              <w:t>26</w:t>
             </w:r>
           </w:p>
         </w:tc>
@@ -9317,7 +10645,7 @@
               <w:rPr>
                 <w:sz w:val="17"/>
               </w:rPr>
-              <w:t>16</w:t>
+              <w:t>18</w:t>
             </w:r>
           </w:p>
         </w:tc>
@@ -9457,6 +10785,64 @@
           <w:tcPr>
             <w:tcW w:type="dxa" w:w="2196"/>
             <w:shd w:fill="FFFFFF" w:val="clear"/>
+          </w:tcPr>
+          <w:p>
+            <w:r>
+              <w:rPr>
+                <w:sz w:val="17"/>
+              </w:rPr>
+              <w:t>test_extended_coverage.py</w:t>
+            </w:r>
+          </w:p>
+        </w:tc>
+        <w:tc>
+          <w:tcPr>
+            <w:tcW w:type="dxa" w:w="2196"/>
+            <w:shd w:fill="FFFFFF" w:val="clear"/>
+          </w:tcPr>
+          <w:p>
+            <w:r>
+              <w:rPr>
+                <w:sz w:val="17"/>
+              </w:rPr>
+              <w:t>All 41 operations, algorithm/mode coverage, error paths, access control, session concurrency</w:t>
+            </w:r>
+          </w:p>
+        </w:tc>
+        <w:tc>
+          <w:tcPr>
+            <w:tcW w:type="dxa" w:w="2196"/>
+            <w:shd w:fill="FFFFFF" w:val="clear"/>
+          </w:tcPr>
+          <w:p>
+            <w:r>
+              <w:rPr>
+                <w:sz w:val="17"/>
+              </w:rPr>
+              <w:t>502</w:t>
+            </w:r>
+          </w:p>
+        </w:tc>
+        <w:tc>
+          <w:tcPr>
+            <w:tcW w:type="dxa" w:w="2196"/>
+            <w:shd w:fill="FFFFFF" w:val="clear"/>
+          </w:tcPr>
+          <w:p>
+            <w:r>
+              <w:rPr>
+                <w:sz w:val="17"/>
+              </w:rPr>
+              <w:t>Requires SoftHSM2</w:t>
+            </w:r>
+          </w:p>
+        </w:tc>
+      </w:tr>
+      <w:tr>
+        <w:tc>
+          <w:tcPr>
+            <w:tcW w:type="dxa" w:w="2196"/>
+            <w:shd w:fill="EEF4FA" w:val="clear"/>
             <w:shd w:fill="1E802E" w:val="clear"/>
           </w:tcPr>
           <w:p>
@@ -9473,7 +10859,7 @@
         <w:tc>
           <w:tcPr>
             <w:tcW w:type="dxa" w:w="2196"/>
-            <w:shd w:fill="FFFFFF" w:val="clear"/>
+            <w:shd w:fill="EEF4FA" w:val="clear"/>
           </w:tcPr>
           <w:p>
             <w:r>
@@ -9488,7 +10874,7 @@
         <w:tc>
           <w:tcPr>
             <w:tcW w:type="dxa" w:w="2196"/>
-            <w:shd w:fill="FFFFFF" w:val="clear"/>
+            <w:shd w:fill="EEF4FA" w:val="clear"/>
             <w:shd w:fill="1E802E" w:val="clear"/>
           </w:tcPr>
           <w:p>
@@ -9498,14 +10884,14 @@
                 <w:color w:val="FFFFFF"/>
                 <w:sz w:val="17"/>
               </w:rPr>
-              <w:t>122</w:t>
+              <w:t>624</w:t>
             </w:r>
           </w:p>
         </w:tc>
         <w:tc>
           <w:tcPr>
             <w:tcW w:type="dxa" w:w="2196"/>
-            <w:shd w:fill="FFFFFF" w:val="clear"/>
+            <w:shd w:fill="EEF4FA" w:val="clear"/>
           </w:tcPr>
           <w:p>
             <w:r>
@@ -9543,7 +10929,7 @@
           <w:color w:val="003366"/>
           <w:sz w:val="17"/>
         </w:rPr>
-        <w:t># Run all 122 tests</w:t>
+        <w:t># Run all 624 tests</w:t>
       </w:r>
     </w:p>
     <w:p>
@@ -11887,6 +13273,358 @@
           </w:p>
         </w:tc>
       </w:tr>
+      <w:tr>
+        <w:tc>
+          <w:tcPr>
+            <w:tcW w:type="dxa" w:w="2928"/>
+            <w:shd w:fill="EEF4FA" w:val="clear"/>
+          </w:tcPr>
+          <w:p>
+            <w:r>
+              <w:rPr>
+                <w:sz w:val="17"/>
+              </w:rPr>
+              <w:t>LC-019</w:t>
+            </w:r>
+          </w:p>
+        </w:tc>
+        <w:tc>
+          <w:tcPr>
+            <w:tcW w:type="dxa" w:w="2928"/>
+            <w:shd w:fill="EEF4FA" w:val="clear"/>
+          </w:tcPr>
+          <w:p>
+            <w:r>
+              <w:rPr>
+                <w:sz w:val="17"/>
+              </w:rPr>
+              <w:t>test_active_encrypt_ok</w:t>
+            </w:r>
+          </w:p>
+        </w:tc>
+        <w:tc>
+          <w:tcPr>
+            <w:tcW w:type="dxa" w:w="2928"/>
+            <w:shd w:fill="EEF4FA" w:val="clear"/>
+          </w:tcPr>
+          <w:p>
+            <w:r>
+              <w:rPr>
+                <w:sz w:val="17"/>
+              </w:rPr>
+              <w:t>Active state permits encrypt</w:t>
+            </w:r>
+          </w:p>
+        </w:tc>
+      </w:tr>
+      <w:tr>
+        <w:tc>
+          <w:tcPr>
+            <w:tcW w:type="dxa" w:w="2928"/>
+            <w:shd w:fill="FFFFFF" w:val="clear"/>
+          </w:tcPr>
+          <w:p>
+            <w:r>
+              <w:rPr>
+                <w:sz w:val="17"/>
+              </w:rPr>
+              <w:t>LC-020</w:t>
+            </w:r>
+          </w:p>
+        </w:tc>
+        <w:tc>
+          <w:tcPr>
+            <w:tcW w:type="dxa" w:w="2928"/>
+            <w:shd w:fill="FFFFFF" w:val="clear"/>
+          </w:tcPr>
+          <w:p>
+            <w:r>
+              <w:rPr>
+                <w:sz w:val="17"/>
+              </w:rPr>
+              <w:t>test_active_decrypt_ok</w:t>
+            </w:r>
+          </w:p>
+        </w:tc>
+        <w:tc>
+          <w:tcPr>
+            <w:tcW w:type="dxa" w:w="2928"/>
+            <w:shd w:fill="FFFFFF" w:val="clear"/>
+          </w:tcPr>
+          <w:p>
+            <w:r>
+              <w:rPr>
+                <w:sz w:val="17"/>
+              </w:rPr>
+              <w:t>Active state permits decrypt</w:t>
+            </w:r>
+          </w:p>
+        </w:tc>
+      </w:tr>
+      <w:tr>
+        <w:tc>
+          <w:tcPr>
+            <w:tcW w:type="dxa" w:w="2928"/>
+            <w:shd w:fill="EEF4FA" w:val="clear"/>
+          </w:tcPr>
+          <w:p>
+            <w:r>
+              <w:rPr>
+                <w:sz w:val="17"/>
+              </w:rPr>
+              <w:t>LC-021</w:t>
+            </w:r>
+          </w:p>
+        </w:tc>
+        <w:tc>
+          <w:tcPr>
+            <w:tcW w:type="dxa" w:w="2928"/>
+            <w:shd w:fill="EEF4FA" w:val="clear"/>
+          </w:tcPr>
+          <w:p>
+            <w:r>
+              <w:rPr>
+                <w:sz w:val="17"/>
+              </w:rPr>
+              <w:t>test_pre_active_encrypt_forbidden</w:t>
+            </w:r>
+          </w:p>
+        </w:tc>
+        <w:tc>
+          <w:tcPr>
+            <w:tcW w:type="dxa" w:w="2928"/>
+            <w:shd w:fill="EEF4FA" w:val="clear"/>
+          </w:tcPr>
+          <w:p>
+            <w:r>
+              <w:rPr>
+                <w:sz w:val="17"/>
+              </w:rPr>
+              <w:t>PreActive forbids encrypt</w:t>
+            </w:r>
+          </w:p>
+        </w:tc>
+      </w:tr>
+      <w:tr>
+        <w:tc>
+          <w:tcPr>
+            <w:tcW w:type="dxa" w:w="2928"/>
+            <w:shd w:fill="FFFFFF" w:val="clear"/>
+          </w:tcPr>
+          <w:p>
+            <w:r>
+              <w:rPr>
+                <w:sz w:val="17"/>
+              </w:rPr>
+              <w:t>LC-022</w:t>
+            </w:r>
+          </w:p>
+        </w:tc>
+        <w:tc>
+          <w:tcPr>
+            <w:tcW w:type="dxa" w:w="2928"/>
+            <w:shd w:fill="FFFFFF" w:val="clear"/>
+          </w:tcPr>
+          <w:p>
+            <w:r>
+              <w:rPr>
+                <w:sz w:val="17"/>
+              </w:rPr>
+              <w:t>test_deactivated_encrypt_forbidden</w:t>
+            </w:r>
+          </w:p>
+        </w:tc>
+        <w:tc>
+          <w:tcPr>
+            <w:tcW w:type="dxa" w:w="2928"/>
+            <w:shd w:fill="FFFFFF" w:val="clear"/>
+          </w:tcPr>
+          <w:p>
+            <w:r>
+              <w:rPr>
+                <w:sz w:val="17"/>
+              </w:rPr>
+              <w:t>Deactivated forbids encrypt</w:t>
+            </w:r>
+          </w:p>
+        </w:tc>
+      </w:tr>
+      <w:tr>
+        <w:tc>
+          <w:tcPr>
+            <w:tcW w:type="dxa" w:w="2928"/>
+            <w:shd w:fill="EEF4FA" w:val="clear"/>
+          </w:tcPr>
+          <w:p>
+            <w:r>
+              <w:rPr>
+                <w:sz w:val="17"/>
+              </w:rPr>
+              <w:t>LC-023</w:t>
+            </w:r>
+          </w:p>
+        </w:tc>
+        <w:tc>
+          <w:tcPr>
+            <w:tcW w:type="dxa" w:w="2928"/>
+            <w:shd w:fill="EEF4FA" w:val="clear"/>
+          </w:tcPr>
+          <w:p>
+            <w:r>
+              <w:rPr>
+                <w:sz w:val="17"/>
+              </w:rPr>
+              <w:t>test_deactivated_decrypt_ok</w:t>
+            </w:r>
+          </w:p>
+        </w:tc>
+        <w:tc>
+          <w:tcPr>
+            <w:tcW w:type="dxa" w:w="2928"/>
+            <w:shd w:fill="EEF4FA" w:val="clear"/>
+          </w:tcPr>
+          <w:p>
+            <w:r>
+              <w:rPr>
+                <w:sz w:val="17"/>
+              </w:rPr>
+              <w:t>Deactivated permits decrypt</w:t>
+            </w:r>
+          </w:p>
+        </w:tc>
+      </w:tr>
+      <w:tr>
+        <w:tc>
+          <w:tcPr>
+            <w:tcW w:type="dxa" w:w="2928"/>
+            <w:shd w:fill="FFFFFF" w:val="clear"/>
+          </w:tcPr>
+          <w:p>
+            <w:r>
+              <w:rPr>
+                <w:sz w:val="17"/>
+              </w:rPr>
+              <w:t>LC-024</w:t>
+            </w:r>
+          </w:p>
+        </w:tc>
+        <w:tc>
+          <w:tcPr>
+            <w:tcW w:type="dxa" w:w="2928"/>
+            <w:shd w:fill="FFFFFF" w:val="clear"/>
+          </w:tcPr>
+          <w:p>
+            <w:r>
+              <w:rPr>
+                <w:sz w:val="17"/>
+              </w:rPr>
+              <w:t>test_destroyed_any_op_forbidden</w:t>
+            </w:r>
+          </w:p>
+        </w:tc>
+        <w:tc>
+          <w:tcPr>
+            <w:tcW w:type="dxa" w:w="2928"/>
+            <w:shd w:fill="FFFFFF" w:val="clear"/>
+          </w:tcPr>
+          <w:p>
+            <w:r>
+              <w:rPr>
+                <w:sz w:val="17"/>
+              </w:rPr>
+              <w:t>Destroyed forbids all operations</w:t>
+            </w:r>
+          </w:p>
+        </w:tc>
+      </w:tr>
+      <w:tr>
+        <w:tc>
+          <w:tcPr>
+            <w:tcW w:type="dxa" w:w="2928"/>
+            <w:shd w:fill="EEF4FA" w:val="clear"/>
+          </w:tcPr>
+          <w:p>
+            <w:r>
+              <w:rPr>
+                <w:sz w:val="17"/>
+              </w:rPr>
+              <w:t>LC-025</w:t>
+            </w:r>
+          </w:p>
+        </w:tc>
+        <w:tc>
+          <w:tcPr>
+            <w:tcW w:type="dxa" w:w="2928"/>
+            <w:shd w:fill="EEF4FA" w:val="clear"/>
+          </w:tcPr>
+          <w:p>
+            <w:r>
+              <w:rPr>
+                <w:sz w:val="17"/>
+              </w:rPr>
+              <w:t>test_compromised_get_ok</w:t>
+            </w:r>
+          </w:p>
+        </w:tc>
+        <w:tc>
+          <w:tcPr>
+            <w:tcW w:type="dxa" w:w="2928"/>
+            <w:shd w:fill="EEF4FA" w:val="clear"/>
+          </w:tcPr>
+          <w:p>
+            <w:r>
+              <w:rPr>
+                <w:sz w:val="17"/>
+              </w:rPr>
+              <w:t>Compromised permits get</w:t>
+            </w:r>
+          </w:p>
+        </w:tc>
+      </w:tr>
+      <w:tr>
+        <w:tc>
+          <w:tcPr>
+            <w:tcW w:type="dxa" w:w="2928"/>
+            <w:shd w:fill="FFFFFF" w:val="clear"/>
+          </w:tcPr>
+          <w:p>
+            <w:r>
+              <w:rPr>
+                <w:sz w:val="17"/>
+              </w:rPr>
+              <w:t>LC-026</w:t>
+            </w:r>
+          </w:p>
+        </w:tc>
+        <w:tc>
+          <w:tcPr>
+            <w:tcW w:type="dxa" w:w="2928"/>
+            <w:shd w:fill="FFFFFF" w:val="clear"/>
+          </w:tcPr>
+          <w:p>
+            <w:r>
+              <w:rPr>
+                <w:sz w:val="17"/>
+              </w:rPr>
+              <w:t>test_compromised_encrypt_forbidden</w:t>
+            </w:r>
+          </w:p>
+        </w:tc>
+        <w:tc>
+          <w:tcPr>
+            <w:tcW w:type="dxa" w:w="2928"/>
+            <w:shd w:fill="FFFFFF" w:val="clear"/>
+          </w:tcPr>
+          <w:p>
+            <w:r>
+              <w:rPr>
+                <w:sz w:val="17"/>
+              </w:rPr>
+              <w:t>Compromised forbids encrypt</w:t>
+            </w:r>
+          </w:p>
+        </w:tc>
+      </w:tr>
     </w:tbl>
     <w:p/>
     <w:p>
@@ -16093,6 +17831,229 @@
         </w:tc>
       </w:tr>
     </w:tbl>
+    <w:p/>
+    <w:p>
+      <w:r>
+        <w:br w:type="page"/>
+      </w:r>
+    </w:p>
+    <w:p>
+      <w:pPr>
+        <w:pStyle w:val="Heading2"/>
+      </w:pPr>
+      <w:r>
+        <w:rPr>
+          <w:color w:val="2E6DA4"/>
+        </w:rPr>
+        <w:t>7.9 Extended Coverage Tests — test_extended_coverage.py</w:t>
+      </w:r>
+    </w:p>
+    <w:p>
+      <w:r>
+        <w:rPr>
+          <w:b w:val="0"/>
+          <w:i w:val="0"/>
+          <w:sz w:val="20"/>
+        </w:rPr>
+        <w:t>test_conformance.py covers the mandatory/optional KMIP TC surface described in Section 7.8 above — the operations and behaviors present when this project had 15 operations and 122 tests. test_extended_coverage.py is a later, much larger addition (502 tests, over four times the size of the original five test modules combined) covering everything built since: the remaining 25 operations not exercised by test_conformance.py, algorithm and cipher-mode coverage across the capability-probed CryptographicAlgorithm set, error paths, and the access-control and session-concurrency work described in Sections 3.3 and 4.4b.</w:t>
+      </w:r>
+    </w:p>
+    <w:p/>
+    <w:tbl>
+      <w:tblPr>
+        <w:tblStyle w:val="TableGrid"/>
+        <w:tblW w:type="auto" w:w="0"/>
+        <w:tblLook w:firstColumn="1" w:firstRow="1" w:lastColumn="0" w:lastRow="0" w:noHBand="0" w:noVBand="1" w:val="04A0"/>
+      </w:tblPr>
+      <w:tblGrid>
+        <w:gridCol w:w="4392"/>
+        <w:gridCol w:w="4392"/>
+      </w:tblGrid>
+      <w:tr>
+        <w:tc>
+          <w:tcPr>
+            <w:tcW w:type="dxa" w:w="4392"/>
+            <w:shd w:fill="1A3A5C" w:val="clear"/>
+          </w:tcPr>
+          <w:p>
+            <w:r>
+              <w:rPr>
+                <w:b/>
+                <w:color w:val="FFFFFF"/>
+                <w:sz w:val="18"/>
+              </w:rPr>
+              <w:t>Coverage Area</w:t>
+            </w:r>
+          </w:p>
+        </w:tc>
+        <w:tc>
+          <w:tcPr>
+            <w:tcW w:type="dxa" w:w="4392"/>
+            <w:shd w:fill="1A3A5C" w:val="clear"/>
+          </w:tcPr>
+          <w:p>
+            <w:r>
+              <w:rPr>
+                <w:b/>
+                <w:color w:val="FFFFFF"/>
+                <w:sz w:val="18"/>
+              </w:rPr>
+              <w:t>Detail</w:t>
+            </w:r>
+          </w:p>
+        </w:tc>
+      </w:tr>
+      <w:tr>
+        <w:tc>
+          <w:tcPr>
+            <w:tcW w:type="dxa" w:w="4392"/>
+            <w:shd w:fill="EEF4FA" w:val="clear"/>
+          </w:tcPr>
+          <w:p>
+            <w:r>
+              <w:rPr>
+                <w:sz w:val="17"/>
+              </w:rPr>
+              <w:t>All 41 operations</w:t>
+            </w:r>
+          </w:p>
+        </w:tc>
+        <w:tc>
+          <w:tcPr>
+            <w:tcW w:type="dxa" w:w="4392"/>
+            <w:shd w:fill="EEF4FA" w:val="clear"/>
+          </w:tcPr>
+          <w:p>
+            <w:r>
+              <w:rPr>
+                <w:sz w:val="17"/>
+              </w:rPr>
+              <w:t>End-to-end coverage of every operation in Section 6's table, not just the 16 covered by the original conformance suite.</w:t>
+            </w:r>
+          </w:p>
+        </w:tc>
+      </w:tr>
+      <w:tr>
+        <w:tc>
+          <w:tcPr>
+            <w:tcW w:type="dxa" w:w="4392"/>
+            <w:shd w:fill="FFFFFF" w:val="clear"/>
+          </w:tcPr>
+          <w:p>
+            <w:r>
+              <w:rPr>
+                <w:sz w:val="17"/>
+              </w:rPr>
+              <w:t>Algorithm / mode coverage</w:t>
+            </w:r>
+          </w:p>
+        </w:tc>
+        <w:tc>
+          <w:tcPr>
+            <w:tcW w:type="dxa" w:w="4392"/>
+            <w:shd w:fill="FFFFFF" w:val="clear"/>
+          </w:tcPr>
+          <w:p>
+            <w:r>
+              <w:rPr>
+                <w:sz w:val="17"/>
+              </w:rPr>
+              <w:t>Every CryptographicAlgorithm + BlockCipherMode combination the capability probe reports as available on this SoftHSM2 token, plus confirmation that unsupported combinations fail cleanly with OperationNotSupported.</w:t>
+            </w:r>
+          </w:p>
+        </w:tc>
+      </w:tr>
+      <w:tr>
+        <w:tc>
+          <w:tcPr>
+            <w:tcW w:type="dxa" w:w="4392"/>
+            <w:shd w:fill="EEF4FA" w:val="clear"/>
+          </w:tcPr>
+          <w:p>
+            <w:r>
+              <w:rPr>
+                <w:sz w:val="17"/>
+              </w:rPr>
+              <w:t>Error paths</w:t>
+            </w:r>
+          </w:p>
+        </w:tc>
+        <w:tc>
+          <w:tcPr>
+            <w:tcW w:type="dxa" w:w="4392"/>
+            <w:shd w:fill="EEF4FA" w:val="clear"/>
+          </w:tcPr>
+          <w:p>
+            <w:r>
+              <w:rPr>
+                <w:sz w:val="17"/>
+              </w:rPr>
+              <w:t>Invalid input, missing fields, wrong object state, and cross-identity access attempts across every operation, not just the small TC-ERR-001 subset in test_conformance.py.</w:t>
+            </w:r>
+          </w:p>
+        </w:tc>
+      </w:tr>
+      <w:tr>
+        <w:tc>
+          <w:tcPr>
+            <w:tcW w:type="dxa" w:w="4392"/>
+            <w:shd w:fill="FFFFFF" w:val="clear"/>
+          </w:tcPr>
+          <w:p>
+            <w:r>
+              <w:rPr>
+                <w:sz w:val="17"/>
+              </w:rPr>
+              <w:t>Access control</w:t>
+            </w:r>
+          </w:p>
+        </w:tc>
+        <w:tc>
+          <w:tcPr>
+            <w:tcW w:type="dxa" w:w="4392"/>
+            <w:shd w:fill="FFFFFF" w:val="clear"/>
+          </w:tcPr>
+          <w:p>
+            <w:r>
+              <w:rPr>
+                <w:sz w:val="17"/>
+              </w:rPr>
+              <w:t>Ownership enforcement, the admin-role bypass, and delegated "read" vs "full" grants — the three tiers described in Section 4.4b — exercised against real operations over TCP.</w:t>
+            </w:r>
+          </w:p>
+        </w:tc>
+      </w:tr>
+      <w:tr>
+        <w:tc>
+          <w:tcPr>
+            <w:tcW w:type="dxa" w:w="4392"/>
+            <w:shd w:fill="EEF4FA" w:val="clear"/>
+          </w:tcPr>
+          <w:p>
+            <w:r>
+              <w:rPr>
+                <w:sz w:val="17"/>
+              </w:rPr>
+              <w:t>Session concurrency</w:t>
+            </w:r>
+          </w:p>
+        </w:tc>
+        <w:tc>
+          <w:tcPr>
+            <w:tcW w:type="dxa" w:w="4392"/>
+            <w:shd w:fill="EEF4FA" w:val="clear"/>
+          </w:tcPr>
+          <w:p>
+            <w:r>
+              <w:rPr>
+                <w:sz w:val="17"/>
+              </w:rPr>
+              <w:t>Concurrent client threads driving the server's single locked PKCS#11 session (Section 3.3) to confirm correctness under load, given that the earlier lock-free session-pool approach was proven unsafe.</w:t>
+            </w:r>
+          </w:p>
+        </w:tc>
+      </w:tr>
+    </w:tbl>
     <w:p>
       <w:r>
         <w:br w:type="page"/>
@@ -16116,7 +18077,7 @@
           <w:i w:val="0"/>
           <w:sz w:val="20"/>
         </w:rPr>
-        <w:t>All 122 tests pass on a standard Ubuntu 22.04 installation with SoftHSM2 2.6.1 and Python 3.11.</w:t>
+        <w:t>All 624 tests pass on a standard Ubuntu 22.04 installation with SoftHSM2 2.6.1 and Python 3.11.</w:t>
       </w:r>
     </w:p>
     <w:p/>
@@ -16312,7 +18273,7 @@
               <w:rPr>
                 <w:sz w:val="17"/>
               </w:rPr>
-              <w:t>18</w:t>
+              <w:t>26</w:t>
             </w:r>
           </w:p>
         </w:tc>
@@ -16326,7 +18287,7 @@
               <w:rPr>
                 <w:sz w:val="17"/>
               </w:rPr>
-              <w:t>18</w:t>
+              <w:t>26</w:t>
             </w:r>
           </w:p>
         </w:tc>
@@ -16384,7 +18345,7 @@
               <w:rPr>
                 <w:sz w:val="17"/>
               </w:rPr>
-              <w:t>16</w:t>
+              <w:t>18</w:t>
             </w:r>
           </w:p>
         </w:tc>
@@ -16398,7 +18359,7 @@
               <w:rPr>
                 <w:sz w:val="17"/>
               </w:rPr>
-              <w:t>16</w:t>
+              <w:t>18</w:t>
             </w:r>
           </w:p>
         </w:tc>
@@ -16580,6 +18541,78 @@
           <w:tcPr>
             <w:tcW w:type="dxa" w:w="1757"/>
             <w:shd w:fill="FFFFFF" w:val="clear"/>
+          </w:tcPr>
+          <w:p>
+            <w:r>
+              <w:rPr>
+                <w:sz w:val="17"/>
+              </w:rPr>
+              <w:t>test_extended_coverage.py</w:t>
+            </w:r>
+          </w:p>
+        </w:tc>
+        <w:tc>
+          <w:tcPr>
+            <w:tcW w:type="dxa" w:w="1757"/>
+            <w:shd w:fill="FFFFFF" w:val="clear"/>
+          </w:tcPr>
+          <w:p>
+            <w:r>
+              <w:rPr>
+                <w:sz w:val="17"/>
+              </w:rPr>
+              <w:t>502</w:t>
+            </w:r>
+          </w:p>
+        </w:tc>
+        <w:tc>
+          <w:tcPr>
+            <w:tcW w:type="dxa" w:w="1757"/>
+            <w:shd w:fill="FFFFFF" w:val="clear"/>
+          </w:tcPr>
+          <w:p>
+            <w:r>
+              <w:rPr>
+                <w:sz w:val="17"/>
+              </w:rPr>
+              <w:t>502</w:t>
+            </w:r>
+          </w:p>
+        </w:tc>
+        <w:tc>
+          <w:tcPr>
+            <w:tcW w:type="dxa" w:w="1757"/>
+            <w:shd w:fill="FFFFFF" w:val="clear"/>
+          </w:tcPr>
+          <w:p>
+            <w:r>
+              <w:rPr>
+                <w:sz w:val="17"/>
+              </w:rPr>
+              <w:t>0</w:t>
+            </w:r>
+          </w:p>
+        </w:tc>
+        <w:tc>
+          <w:tcPr>
+            <w:tcW w:type="dxa" w:w="1757"/>
+            <w:shd w:fill="FFFFFF" w:val="clear"/>
+          </w:tcPr>
+          <w:p>
+            <w:r>
+              <w:rPr>
+                <w:sz w:val="17"/>
+              </w:rPr>
+              <w:t>100 %</w:t>
+            </w:r>
+          </w:p>
+        </w:tc>
+      </w:tr>
+      <w:tr>
+        <w:tc>
+          <w:tcPr>
+            <w:tcW w:type="dxa" w:w="1757"/>
+            <w:shd w:fill="EEF4FA" w:val="clear"/>
             <w:shd w:fill="1E802E" w:val="clear"/>
           </w:tcPr>
           <w:p>
@@ -16596,7 +18629,7 @@
         <w:tc>
           <w:tcPr>
             <w:tcW w:type="dxa" w:w="1757"/>
-            <w:shd w:fill="FFFFFF" w:val="clear"/>
+            <w:shd w:fill="EEF4FA" w:val="clear"/>
             <w:shd w:fill="1E802E" w:val="clear"/>
           </w:tcPr>
           <w:p>
@@ -16606,14 +18639,14 @@
                 <w:color w:val="FFFFFF"/>
                 <w:sz w:val="17"/>
               </w:rPr>
-              <w:t>122</w:t>
+              <w:t>624</w:t>
             </w:r>
           </w:p>
         </w:tc>
         <w:tc>
           <w:tcPr>
             <w:tcW w:type="dxa" w:w="1757"/>
-            <w:shd w:fill="FFFFFF" w:val="clear"/>
+            <w:shd w:fill="EEF4FA" w:val="clear"/>
             <w:shd w:fill="1E802E" w:val="clear"/>
           </w:tcPr>
           <w:p>
@@ -16623,14 +18656,14 @@
                 <w:color w:val="FFFFFF"/>
                 <w:sz w:val="17"/>
               </w:rPr>
-              <w:t>122</w:t>
+              <w:t>624</w:t>
             </w:r>
           </w:p>
         </w:tc>
         <w:tc>
           <w:tcPr>
             <w:tcW w:type="dxa" w:w="1757"/>
-            <w:shd w:fill="FFFFFF" w:val="clear"/>
+            <w:shd w:fill="EEF4FA" w:val="clear"/>
             <w:shd w:fill="1E802E" w:val="clear"/>
           </w:tcPr>
           <w:p>
@@ -16647,7 +18680,7 @@
         <w:tc>
           <w:tcPr>
             <w:tcW w:type="dxa" w:w="1757"/>
-            <w:shd w:fill="FFFFFF" w:val="clear"/>
+            <w:shd w:fill="EEF4FA" w:val="clear"/>
             <w:shd w:fill="1E802E" w:val="clear"/>
           </w:tcPr>
           <w:p>
@@ -16741,7 +18774,7 @@
               <w:rPr>
                 <w:sz w:val="17"/>
               </w:rPr>
-              <w:t>Tag Overlap</w:t>
+              <w:t>Single, locked PKCS#11 session</w:t>
             </w:r>
           </w:p>
         </w:tc>
@@ -16755,7 +18788,7 @@
               <w:rPr>
                 <w:sz w:val="17"/>
               </w:rPr>
-              <w:t>A few TTLV tags are reused across contexts (e.g., Tag.Data and Tag.CryptographicAlgorithm share 0x420028). This is intentional per the KMIP spec but requires careful context-aware parsing.</w:t>
+              <w:t>server.py runs one thread per connection, but they share one PKCS11Shim session serialized by a threading.RLock. This is the deliberate, permanent design, not a stopgap — a session pool (separate session per thread) was built and tested, and reproducibly segfaults or corrupts operations under concurrency: python-pkcs11 0.9.5 calls C_Initialize(NULL), so the library's own internal thread safety is never enabled, and separate sessions don't work around that. A real fix needs a PKCS#11 binding that passes CKF_OS_LOCKING_OK, or a multi-process worker pool. See Section 3.3.</w:t>
             </w:r>
           </w:p>
         </w:tc>
@@ -16771,7 +18804,7 @@
               <w:rPr>
                 <w:sz w:val="17"/>
               </w:rPr>
-              <w:t>Single-session PKCS#11</w:t>
+              <w:t>RBAC has no wire protocol</w:t>
             </w:r>
           </w:p>
         </w:tc>
@@ -16785,7 +18818,7 @@
               <w:rPr>
                 <w:sz w:val="17"/>
               </w:rPr>
-              <w:t>One PKCS#11 session is shared across all threads. SoftHSM2 serialises concurrent calls internally. A real deployment should use a session pool.</w:t>
+              <w:t>Role and grant management (assign_role, grant_access, …) is a MetadataStore admin surface only — KMIP itself doesn't define an operation for it. No groups, no per-role operation allowlist yet; every non-admin identity is evaluated individually against ownership and grants. See Section 4.4b.</w:t>
             </w:r>
           </w:p>
         </w:tc>
@@ -16801,7 +18834,7 @@
               <w:rPr>
                 <w:sz w:val="17"/>
               </w:rPr>
-              <w:t>No authentication</w:t>
+              <w:t>No audit trail</w:t>
             </w:r>
           </w:p>
         </w:tc>
@@ -16815,7 +18848,7 @@
               <w:rPr>
                 <w:sz w:val="17"/>
               </w:rPr>
-              <w:t>The server accepts anonymous connections. For production, enable mTLS and map client certificates to identity strings.</w:t>
+              <w:t>Operations are logged via Python logging only — nothing persisted, queryable, or tamper-evident.</w:t>
             </w:r>
           </w:p>
         </w:tc>
@@ -16831,7 +18864,7 @@
               <w:rPr>
                 <w:sz w:val="17"/>
               </w:rPr>
-              <w:t>Encrypt/Sign without KMIP wrapper</w:t>
+              <w:t>TLS optional, not enforced</w:t>
             </w:r>
           </w:p>
         </w:tc>
@@ -16845,7 +18878,7 @@
               <w:rPr>
                 <w:sz w:val="17"/>
               </w:rPr>
-              <w:t>Sign and SignatureVerify are implemented in the PKCS#11 shim but have no KMIP operation handler yet.</w:t>
+              <w:t>The server accepts plain TCP if no certificate is configured; cert/key load from a static path with no rotation or ACME integration.</w:t>
             </w:r>
           </w:p>
         </w:tc>
@@ -16861,7 +18894,7 @@
               <w:rPr>
                 <w:sz w:val="17"/>
               </w:rPr>
-              <w:t>SoftHSM2 SENSITIVE+EXTRACTABLE</w:t>
+              <w:t>Not FIPS/CC validated</w:t>
             </w:r>
           </w:p>
         </w:tc>
@@ -16875,7 +18908,7 @@
               <w:rPr>
                 <w:sz w:val="17"/>
               </w:rPr>
-              <w:t>SoftHSM2 blocks CKA_VALUE read when both SENSITIVE and EXTRACTABLE are True. Workaround: effective_sensitive = sensitive AND NOT extractable.</w:t>
+              <w:t>SoftHSM2 isn't a validated HSM. The PKCS#11 boundary means a validated token can be swapped in with no code change above pkcs11_shim/, but that swap hasn't happened here.</w:t>
             </w:r>
           </w:p>
         </w:tc>
@@ -16891,6 +18924,36 @@
               <w:rPr>
                 <w:sz w:val="17"/>
               </w:rPr>
+              <w:t>SoftHSM2 SENSITIVE+EXTRACTABLE bug</w:t>
+            </w:r>
+          </w:p>
+        </w:tc>
+        <w:tc>
+          <w:tcPr>
+            <w:tcW w:type="dxa" w:w="4392"/>
+            <w:shd w:fill="FFFFFF" w:val="clear"/>
+          </w:tcPr>
+          <w:p>
+            <w:r>
+              <w:rPr>
+                <w:sz w:val="17"/>
+              </w:rPr>
+              <w:t>SENSITIVE=True AND EXTRACTABLE=True blocks CKA_VALUE read on this token; the shim downgrades sensitivity automatically (effective_sensitive = sensitive AND NOT extractable) when extractability is explicitly requested.</w:t>
+            </w:r>
+          </w:p>
+        </w:tc>
+      </w:tr>
+      <w:tr>
+        <w:tc>
+          <w:tcPr>
+            <w:tcW w:type="dxa" w:w="4392"/>
+            <w:shd w:fill="EEF4FA" w:val="clear"/>
+          </w:tcPr>
+          <w:p>
+            <w:r>
+              <w:rPr>
+                <w:sz w:val="17"/>
+              </w:rPr>
               <w:t>No batch atomicity</w:t>
             </w:r>
           </w:p>
@@ -16898,14 +18961,74 @@
         <w:tc>
           <w:tcPr>
             <w:tcW w:type="dxa" w:w="4392"/>
-            <w:shd w:fill="FFFFFF" w:val="clear"/>
-          </w:tcPr>
-          <w:p>
-            <w:r>
-              <w:rPr>
-                <w:sz w:val="17"/>
-              </w:rPr>
-              <w:t>Multiple batch items in one request are processed independently; a failure in item N does not roll back items 1..N-1.</w:t>
+            <w:shd w:fill="EEF4FA" w:val="clear"/>
+          </w:tcPr>
+          <w:p>
+            <w:r>
+              <w:rPr>
+                <w:sz w:val="17"/>
+              </w:rPr>
+              <w:t>Failure in one BatchItem does not roll back previous items in the same batch.</w:t>
+            </w:r>
+          </w:p>
+        </w:tc>
+      </w:tr>
+      <w:tr>
+        <w:tc>
+          <w:tcPr>
+            <w:tcW w:type="dxa" w:w="4392"/>
+            <w:shd w:fill="FFFFFF" w:val="clear"/>
+          </w:tcPr>
+          <w:p>
+            <w:r>
+              <w:rPr>
+                <w:sz w:val="17"/>
+              </w:rPr>
+              <w:t>Algorithm coverage</w:t>
+            </w:r>
+          </w:p>
+        </w:tc>
+        <w:tc>
+          <w:tcPr>
+            <w:tcW w:type="dxa" w:w="4392"/>
+            <w:shd w:fill="FFFFFF" w:val="clear"/>
+          </w:tcPr>
+          <w:p>
+            <w:r>
+              <w:rPr>
+                <w:sz w:val="17"/>
+              </w:rPr>
+              <w:t>15 of 40 CryptographicAlgorithm values work against this token, capability-probed at startup; the rest are cleanly rejected with OperationNotSupported rather than a raw PKCS#11 error. See Section 4.6.</w:t>
+            </w:r>
+          </w:p>
+        </w:tc>
+      </w:tr>
+      <w:tr>
+        <w:tc>
+          <w:tcPr>
+            <w:tcW w:type="dxa" w:w="4392"/>
+            <w:shd w:fill="EEF4FA" w:val="clear"/>
+          </w:tcPr>
+          <w:p>
+            <w:r>
+              <w:rPr>
+                <w:sz w:val="17"/>
+              </w:rPr>
+              <w:t>No HA / backup tooling</w:t>
+            </w:r>
+          </w:p>
+        </w:tc>
+        <w:tc>
+          <w:tcPr>
+            <w:tcW w:type="dxa" w:w="4392"/>
+            <w:shd w:fill="EEF4FA" w:val="clear"/>
+          </w:tcPr>
+          <w:p>
+            <w:r>
+              <w:rPr>
+                <w:sz w:val="17"/>
+              </w:rPr>
+              <w:t>Single process, single SQLite file, single HSM token; no clustering, replication, or coordinated backup/restore.</w:t>
             </w:r>
           </w:p>
         </w:tc>
@@ -16929,7 +19052,7 @@
         <w:ind w:left="432"/>
       </w:pPr>
       <w:r>
-        <w:t>PKCS#11 session pool for high-concurrency deployments</w:t>
+        <w:t>A PKCS#11 binding that passes CKF_OS_LOCKING_OK at C_Initialize, or a multi-process worker pool — the two real fixes for the single-session lock (a same-process session pool is not viable; see Section 3.3)</w:t>
       </w:r>
     </w:p>
     <w:p>
@@ -16938,7 +19061,7 @@
         <w:ind w:left="432"/>
       </w:pPr>
       <w:r>
-        <w:t>mTLS client authentication with identity-based access control</w:t>
+        <w:t>RBAC groups and a per-role operation allowlist, beyond the current admin / owner / delegated-grant model</w:t>
       </w:r>
     </w:p>
     <w:p>
@@ -16947,7 +19070,25 @@
         <w:ind w:left="432"/>
       </w:pPr>
       <w:r>
-        <w:t>Sign, SignatureVerify, MAC KMIP operation handlers</w:t>
+        <w:t>Persistent, queryable audit trail (beyond Python logging)</w:t>
+      </w:r>
+    </w:p>
+    <w:p>
+      <w:pPr>
+        <w:pStyle w:val="ListBullet"/>
+        <w:ind w:left="432"/>
+      </w:pPr>
+      <w:r>
+        <w:t>Enforced TLS by default, with certificate rotation / ACME integration</w:t>
+      </w:r>
+    </w:p>
+    <w:p>
+      <w:pPr>
+        <w:pStyle w:val="ListBullet"/>
+        <w:ind w:left="432"/>
+      </w:pPr>
+      <w:r>
+        <w:t>FIPS/CC-validated HSM backend swap-in and validation</w:t>
       </w:r>
     </w:p>
     <w:p>
@@ -16965,7 +19106,7 @@
         <w:ind w:left="432"/>
       </w:pPr>
       <w:r>
-        <w:t>KMIP 2.0 Attributes object model (replaces TemplateAttribute)</w:t>
+        <w:t>Additional PKCS#11-backed mechanisms (SHA-3 HMAC/hash, Blowfish, Twofish) once a capable token/backend is available — no code change needed above the shim</w:t>
       </w:r>
     </w:p>
     <w:p>
@@ -16974,25 +19115,7 @@
         <w:ind w:left="432"/>
       </w:pPr>
       <w:r>
-        <w:t>Post-quantum algorithm support (ML-KEM / FIPS 203, ML-DSA / FIPS 204) for KMIP 3.0</w:t>
-      </w:r>
-    </w:p>
-    <w:p>
-      <w:pPr>
-        <w:pStyle w:val="ListBullet"/>
-        <w:ind w:left="432"/>
-      </w:pPr>
-      <w:r>
-        <w:t>REST / JSON transport binding (KMIP 2.0 §14)</w:t>
-      </w:r>
-    </w:p>
-    <w:p>
-      <w:pPr>
-        <w:pStyle w:val="ListBullet"/>
-        <w:ind w:left="432"/>
-      </w:pPr>
-      <w:r>
-        <w:t>Prometheus metrics endpoint for monitoring</w:t>
+        <w:t>HA / clustering / coordinated backup and restore tooling</w:t>
       </w:r>
     </w:p>
     <w:p>
@@ -17247,7 +19370,7 @@
           <w:color w:val="808080"/>
           <w:sz w:val="16"/>
         </w:rPr>
-        <w:t>KMIP on PKCS#11 — Project Documentation v1.0.0 — 14 June 2026</w:t>
+        <w:t>KMIP on PKCS#11 — Project Documentation v1.0.0 — 10 August 2026</w:t>
       </w:r>
     </w:p>
     <w:sectPr>

--- a/KMIP_PKCS11_Project_Documentation.docx
+++ b/KMIP_PKCS11_Project_Documentation.docx
@@ -159,7 +159,7 @@
               <w:rPr>
                 <w:sz w:val="18"/>
               </w:rPr>
-              <w:t>10 August 2026</w:t>
+              <w:t>18 August 2026</w:t>
             </w:r>
           </w:p>
         </w:tc>
@@ -315,7 +315,7 @@
         <w:ind w:left="432"/>
       </w:pPr>
       <w:r>
-        <w:t>Transport: TCP with optional TLS 1.3 + mutual TLS (mTLS) client authentication</w:t>
+        <w:t>Transport: TLS enforced by default (TLS 1.2 floor, hot certificate reload, optional mTLS-derived identity); plain TCP requires an explicit opt-out</w:t>
       </w:r>
     </w:p>
     <w:p>
@@ -324,7 +324,7 @@
         <w:ind w:left="432"/>
       </w:pPr>
       <w:r>
-        <w:t>Persistent metadata: SQLite store for KMIP attributes, roles, and grants (name, state, dates, tags, owner, role assignments, delegated access)</w:t>
+        <w:t>Persistent metadata: SQLite store (WAL mode, versioned migrations) for KMIP attributes, identities, roles, groups, grants, approvals and a hash-chained audit log; secret blobs enveloped under an HSM-resident master key</w:t>
       </w:r>
     </w:p>
     <w:p>
@@ -333,7 +333,16 @@
         <w:ind w:left="432"/>
       </w:pPr>
       <w:r>
-        <w:t>41 of 53 KMIP operations implemented; 624 automated tests; 100 % pass rate</w:t>
+        <w:t>Governance: cryptoperiod enforcement with scheduled deactivation and optional auto-rotation, and dual control (M-of-N approval) for destructive operations</w:t>
+      </w:r>
+    </w:p>
+    <w:p>
+      <w:pPr>
+        <w:pStyle w:val="ListBullet"/>
+        <w:ind w:left="432"/>
+      </w:pPr>
+      <w:r>
+        <w:t>41 of 53 KMIP operations implemented; 811 automated tests; 100 % pass rate</w:t>
       </w:r>
     </w:p>
     <w:p>
@@ -469,7 +478,37 @@
           <w:color w:val="003366"/>
           <w:sz w:val="17"/>
         </w:rPr>
-        <w:t>│   └── access_control.py       # Owner / admin role / delegated grants</w:t>
+        <w:t>│   ├── access_control.py       # Owner / admin / grants / groups / role allowlists</w:t>
+      </w:r>
+    </w:p>
+    <w:p>
+      <w:pPr>
+        <w:pStyle w:val="NoSpacing"/>
+        <w:spacing w:before="40" w:after="40"/>
+        <w:ind w:left="432"/>
+      </w:pPr>
+      <w:r>
+        <w:rPr>
+          <w:rFonts w:ascii="Courier New" w:hAnsi="Courier New"/>
+          <w:color w:val="003366"/>
+          <w:sz w:val="17"/>
+        </w:rPr>
+        <w:t>│   ├── dual_control.py         # M-of-N approval for destructive operations</w:t>
+      </w:r>
+    </w:p>
+    <w:p>
+      <w:pPr>
+        <w:pStyle w:val="NoSpacing"/>
+        <w:spacing w:before="40" w:after="40"/>
+        <w:ind w:left="432"/>
+      </w:pPr>
+      <w:r>
+        <w:rPr>
+          <w:rFonts w:ascii="Courier New" w:hAnsi="Courier New"/>
+          <w:color w:val="003366"/>
+          <w:sz w:val="17"/>
+        </w:rPr>
+        <w:t>│   └── governance.py           # Cryptoperiod scan, scheduled deactivation/rotation</w:t>
       </w:r>
     </w:p>
     <w:p>
@@ -499,7 +538,52 @@
           <w:color w:val="003366"/>
           <w:sz w:val="17"/>
         </w:rPr>
-        <w:t>│   └── store.py                # SQLite metadata store (objects, attrs, roles, grants)</w:t>
+        <w:t>│   ├── store.py                # SQLite store (objects, attrs, identities, roles,</w:t>
+      </w:r>
+    </w:p>
+    <w:p>
+      <w:pPr>
+        <w:pStyle w:val="NoSpacing"/>
+        <w:spacing w:before="40" w:after="40"/>
+        <w:ind w:left="432"/>
+      </w:pPr>
+      <w:r>
+        <w:rPr>
+          <w:rFonts w:ascii="Courier New" w:hAnsi="Courier New"/>
+          <w:color w:val="003366"/>
+          <w:sz w:val="17"/>
+        </w:rPr>
+        <w:t>│   │                           #   groups, grants, approvals, audit chain)</w:t>
+      </w:r>
+    </w:p>
+    <w:p>
+      <w:pPr>
+        <w:pStyle w:val="NoSpacing"/>
+        <w:spacing w:before="40" w:after="40"/>
+        <w:ind w:left="432"/>
+      </w:pPr>
+      <w:r>
+        <w:rPr>
+          <w:rFonts w:ascii="Courier New" w:hAnsi="Courier New"/>
+          <w:color w:val="003366"/>
+          <w:sz w:val="17"/>
+        </w:rPr>
+        <w:t>│   ├── backup.py               # Online backup / restore with token pairing checks</w:t>
+      </w:r>
+    </w:p>
+    <w:p>
+      <w:pPr>
+        <w:pStyle w:val="NoSpacing"/>
+        <w:spacing w:before="40" w:after="40"/>
+        <w:ind w:left="432"/>
+      </w:pPr>
+      <w:r>
+        <w:rPr>
+          <w:rFonts w:ascii="Courier New" w:hAnsi="Courier New"/>
+          <w:color w:val="003366"/>
+          <w:sz w:val="17"/>
+        </w:rPr>
+        <w:t>│   └── blob_cipher.py          # AES-GCM envelope encryption under an HSM master key</w:t>
       </w:r>
     </w:p>
     <w:p>
@@ -859,7 +943,127 @@
           <w:color w:val="003366"/>
           <w:sz w:val="17"/>
         </w:rPr>
-        <w:t>│   └── server.py               # TCP server (thread-per-client, Credential auth, optional TLS)</w:t>
+        <w:t>│   ├── server.py               # TCP server (thread-per-client, auth, TLS, request caps)</w:t>
+      </w:r>
+    </w:p>
+    <w:p>
+      <w:pPr>
+        <w:pStyle w:val="NoSpacing"/>
+        <w:spacing w:before="40" w:after="40"/>
+        <w:ind w:left="432"/>
+      </w:pPr>
+      <w:r>
+        <w:rPr>
+          <w:rFonts w:ascii="Courier New" w:hAnsi="Courier New"/>
+          <w:color w:val="003366"/>
+          <w:sz w:val="17"/>
+        </w:rPr>
+        <w:t>│   └── workers.py              # Pre-fork multi-process worker pool</w:t>
+      </w:r>
+    </w:p>
+    <w:p>
+      <w:pPr>
+        <w:pStyle w:val="NoSpacing"/>
+        <w:spacing w:before="40" w:after="40"/>
+        <w:ind w:left="432"/>
+      </w:pPr>
+      <w:r>
+        <w:rPr>
+          <w:rFonts w:ascii="Courier New" w:hAnsi="Courier New"/>
+          <w:color w:val="003366"/>
+          <w:sz w:val="17"/>
+        </w:rPr>
+        <w:t>├── config.py                   # YAML configuration loading and validation</w:t>
+      </w:r>
+    </w:p>
+    <w:p>
+      <w:pPr>
+        <w:pStyle w:val="NoSpacing"/>
+        <w:spacing w:before="40" w:after="40"/>
+        <w:ind w:left="432"/>
+      </w:pPr>
+      <w:r>
+        <w:rPr>
+          <w:rFonts w:ascii="Courier New" w:hAnsi="Courier New"/>
+          <w:color w:val="003366"/>
+          <w:sz w:val="17"/>
+        </w:rPr>
+        <w:t>├── observability.py            # Metrics, health endpoints, JSON logging</w:t>
+      </w:r>
+    </w:p>
+    <w:p>
+      <w:pPr>
+        <w:pStyle w:val="NoSpacing"/>
+        <w:spacing w:before="40" w:after="40"/>
+        <w:ind w:left="432"/>
+      </w:pPr>
+      <w:r>
+        <w:rPr>
+          <w:rFonts w:ascii="Courier New" w:hAnsi="Courier New"/>
+          <w:color w:val="003366"/>
+          <w:sz w:val="17"/>
+        </w:rPr>
+        <w:t>├── cli/</w:t>
+      </w:r>
+    </w:p>
+    <w:p>
+      <w:pPr>
+        <w:pStyle w:val="NoSpacing"/>
+        <w:spacing w:before="40" w:after="40"/>
+        <w:ind w:left="432"/>
+      </w:pPr>
+      <w:r>
+        <w:rPr>
+          <w:rFonts w:ascii="Courier New" w:hAnsi="Courier New"/>
+          <w:color w:val="003366"/>
+          <w:sz w:val="17"/>
+        </w:rPr>
+        <w:t>│   ├── server_cli.py           # kmip-server entry point</w:t>
+      </w:r>
+    </w:p>
+    <w:p>
+      <w:pPr>
+        <w:pStyle w:val="NoSpacing"/>
+        <w:spacing w:before="40" w:after="40"/>
+        <w:ind w:left="432"/>
+      </w:pPr>
+      <w:r>
+        <w:rPr>
+          <w:rFonts w:ascii="Courier New" w:hAnsi="Courier New"/>
+          <w:color w:val="003366"/>
+          <w:sz w:val="17"/>
+        </w:rPr>
+        <w:t>│   └── admin_cli.py            # kmip-admin: identities, roles, groups, grants,</w:t>
+      </w:r>
+    </w:p>
+    <w:p>
+      <w:pPr>
+        <w:pStyle w:val="NoSpacing"/>
+        <w:spacing w:before="40" w:after="40"/>
+        <w:ind w:left="432"/>
+      </w:pPr>
+      <w:r>
+        <w:rPr>
+          <w:rFonts w:ascii="Courier New" w:hAnsi="Courier New"/>
+          <w:color w:val="003366"/>
+          <w:sz w:val="17"/>
+        </w:rPr>
+        <w:t>│                               #   permissions, approvals, cryptoperiods, audit,</w:t>
+      </w:r>
+    </w:p>
+    <w:p>
+      <w:pPr>
+        <w:pStyle w:val="NoSpacing"/>
+        <w:spacing w:before="40" w:after="40"/>
+        <w:ind w:left="432"/>
+      </w:pPr>
+      <w:r>
+        <w:rPr>
+          <w:rFonts w:ascii="Courier New" w:hAnsi="Courier New"/>
+          <w:color w:val="003366"/>
+          <w:sz w:val="17"/>
+        </w:rPr>
+        <w:t>│                               #   backup, master-key rotation</w:t>
       </w:r>
     </w:p>
     <w:p>
@@ -4123,7 +4327,7 @@
           <w:i w:val="0"/>
           <w:sz w:val="20"/>
         </w:rPr>
-        <w:t>Every managed object records the identity that created it. Operations against an existing object are authorized by a three-tier check, evaluated in this order for every operation:</w:t>
+        <w:t>Every managed object records the identity that created it. Operations against an existing object are authorized by a four-tier check, evaluated in this order for every operation:</w:t>
       </w:r>
     </w:p>
     <w:p/>
@@ -4316,6 +4520,50 @@
                 <w:sz w:val="17"/>
               </w:rPr>
               <w:t>"read" covers Get, GetAttributes, GetAttributeList, Check, Export, ObtainLease; every other operation (Encrypt, Destroy, ReKey, …) requires "full".</w:t>
+            </w:r>
+          </w:p>
+        </w:tc>
+      </w:tr>
+      <w:tr>
+        <w:tc>
+          <w:tcPr>
+            <w:tcW w:type="dxa" w:w="2928"/>
+            <w:shd w:fill="FFFFFF" w:val="clear"/>
+          </w:tcPr>
+          <w:p>
+            <w:r>
+              <w:rPr>
+                <w:sz w:val="17"/>
+              </w:rPr>
+              <w:t>4. Group grant</w:t>
+            </w:r>
+          </w:p>
+        </w:tc>
+        <w:tc>
+          <w:tcPr>
+            <w:tcW w:type="dxa" w:w="2928"/>
+            <w:shd w:fill="FFFFFF" w:val="clear"/>
+          </w:tcPr>
+          <w:p>
+            <w:r>
+              <w:rPr>
+                <w:sz w:val="17"/>
+              </w:rPr>
+              <w:t>store.grant_access(uid, "group:&lt;name&gt;", …) plus store.add_to_group(identity, "&lt;name&gt;")</w:t>
+            </w:r>
+          </w:p>
+        </w:tc>
+        <w:tc>
+          <w:tcPr>
+            <w:tcW w:type="dxa" w:w="2928"/>
+            <w:shd w:fill="FFFFFF" w:val="clear"/>
+          </w:tcPr>
+          <w:p>
+            <w:r>
+              <w:rPr>
+                <w:sz w:val="17"/>
+              </w:rPr>
+              <w:t>A grantee named group:&lt;name&gt; reaches every member of that group, so access follows team membership instead of being re-granted per person. Leaving the group withdraws the access.</w:t>
             </w:r>
           </w:p>
         </w:tc>
@@ -4351,7 +4599,7 @@
           <w:i w:val="0"/>
           <w:sz w:val="20"/>
         </w:rPr>
-        <w:t>There is NO KMIP wire operation for role or grant management</w:t>
+        <w:t>Per-role operation allowlists</w:t>
       </w:r>
     </w:p>
     <w:p>
@@ -4361,7 +4609,28 @@
           <w:i w:val="0"/>
           <w:sz w:val="20"/>
         </w:rPr>
-        <w:t>The KMIP spec does not define an operation for it. Role and grant assignment is purely a MetadataStore admin surface, called directly from an admin script or console — never over the KMIP wire protocol:</w:t>
+        <w:t>Separately, and before any of the four tiers above, check_operation_allowed() enforces a role's operation allowlist: if any role an identity holds names a set of permitted operations, the identity may perform only the union of those sets. This is deliberately opt-in — an identity whose roles define no allowlist is unrestricted at this layer, so introducing roles never silently locks anyone out of operations they could previously perform. It narrows what an identity may do; it never widens it. The admin role is exempt. Holding an unrestricted role alongside a restricted one does not dissolve the restriction, or roles would be additive in the wrong direction.</w:t>
+      </w:r>
+    </w:p>
+    <w:p/>
+    <w:p>
+      <w:r>
+        <w:rPr>
+          <w:b/>
+          <w:i w:val="0"/>
+          <w:sz w:val="20"/>
+        </w:rPr>
+        <w:t>There is NO KMIP wire operation for role, group or grant management</w:t>
+      </w:r>
+    </w:p>
+    <w:p>
+      <w:r>
+        <w:rPr>
+          <w:b w:val="0"/>
+          <w:i w:val="0"/>
+          <w:sz w:val="20"/>
+        </w:rPr>
+        <w:t>The KMIP spec does not define an operation for it. Identity, role, group, grant and permission management is purely an admin surface — the kmip-admin CLI, or the MetadataStore called directly — never over the KMIP wire protocol:</w:t>
       </w:r>
     </w:p>
     <w:p>
@@ -4376,7 +4645,7 @@
           <w:color w:val="003366"/>
           <w:sz w:val="17"/>
         </w:rPr>
-        <w:t>store.assign_role("alice", "admin")     # alice can touch anything</w:t>
+        <w:t>store.assign_role("alice", "admin")            # alice can touch anything</w:t>
       </w:r>
     </w:p>
     <w:p>
@@ -4391,7 +4660,52 @@
           <w:color w:val="003366"/>
           <w:sz w:val="17"/>
         </w:rPr>
-        <w:t>store.grant_access(uid, "bob", "read")   # bob can Get this one object</w:t>
+        <w:t>store.grant_access(uid, "bob", "read")          # bob can Get this one object</w:t>
+      </w:r>
+    </w:p>
+    <w:p>
+      <w:pPr>
+        <w:pStyle w:val="NoSpacing"/>
+        <w:spacing w:before="40" w:after="40"/>
+        <w:ind w:left="432"/>
+      </w:pPr>
+      <w:r>
+        <w:rPr>
+          <w:rFonts w:ascii="Courier New" w:hAnsi="Courier New"/>
+          <w:color w:val="003366"/>
+          <w:sz w:val="17"/>
+        </w:rPr>
+        <w:t>store.add_to_group("bob", "crypto-team")       # membership</w:t>
+      </w:r>
+    </w:p>
+    <w:p>
+      <w:pPr>
+        <w:pStyle w:val="NoSpacing"/>
+        <w:spacing w:before="40" w:after="40"/>
+        <w:ind w:left="432"/>
+      </w:pPr>
+      <w:r>
+        <w:rPr>
+          <w:rFonts w:ascii="Courier New" w:hAnsi="Courier New"/>
+          <w:color w:val="003366"/>
+          <w:sz w:val="17"/>
+        </w:rPr>
+        <w:t>store.grant_access(uid, "group:crypto-team", "read")</w:t>
+      </w:r>
+    </w:p>
+    <w:p>
+      <w:pPr>
+        <w:pStyle w:val="NoSpacing"/>
+        <w:spacing w:before="40" w:after="40"/>
+        <w:ind w:left="432"/>
+      </w:pPr>
+      <w:r>
+        <w:rPr>
+          <w:rFonts w:ascii="Courier New" w:hAnsi="Courier New"/>
+          <w:color w:val="003366"/>
+          <w:sz w:val="17"/>
+        </w:rPr>
+        <w:t>store.allow_role_operation("auditor", "Get")   # role allowlist</w:t>
       </w:r>
     </w:p>
     <w:p>
@@ -4426,6 +4740,213 @@
     </w:p>
     <w:p/>
     <w:p>
+      <w:r>
+        <w:rPr>
+          <w:b w:val="0"/>
+          <w:i w:val="0"/>
+          <w:sz w:val="20"/>
+        </w:rPr>
+        <w:t>or, equivalently, through the operator CLI:</w:t>
+      </w:r>
+    </w:p>
+    <w:p>
+      <w:pPr>
+        <w:pStyle w:val="NoSpacing"/>
+        <w:spacing w:before="40" w:after="40"/>
+        <w:ind w:left="432"/>
+      </w:pPr>
+      <w:r>
+        <w:rPr>
+          <w:rFonts w:ascii="Courier New" w:hAnsi="Courier New"/>
+          <w:color w:val="003366"/>
+          <w:sz w:val="17"/>
+        </w:rPr>
+        <w:t>kmip-admin -c config.yaml identity add alice</w:t>
+      </w:r>
+    </w:p>
+    <w:p>
+      <w:pPr>
+        <w:pStyle w:val="NoSpacing"/>
+        <w:spacing w:before="40" w:after="40"/>
+        <w:ind w:left="432"/>
+      </w:pPr>
+      <w:r>
+        <w:rPr>
+          <w:rFonts w:ascii="Courier New" w:hAnsi="Courier New"/>
+          <w:color w:val="003366"/>
+          <w:sz w:val="17"/>
+        </w:rPr>
+        <w:t>kmip-admin -c config.yaml role grant alice admin</w:t>
+      </w:r>
+    </w:p>
+    <w:p>
+      <w:pPr>
+        <w:pStyle w:val="NoSpacing"/>
+        <w:spacing w:before="40" w:after="40"/>
+        <w:ind w:left="432"/>
+      </w:pPr>
+      <w:r>
+        <w:rPr>
+          <w:rFonts w:ascii="Courier New" w:hAnsi="Courier New"/>
+          <w:color w:val="003366"/>
+          <w:sz w:val="17"/>
+        </w:rPr>
+        <w:t>kmip-admin -c config.yaml group add bob crypto-team</w:t>
+      </w:r>
+    </w:p>
+    <w:p>
+      <w:pPr>
+        <w:pStyle w:val="NoSpacing"/>
+        <w:spacing w:before="40" w:after="40"/>
+        <w:ind w:left="432"/>
+      </w:pPr>
+      <w:r>
+        <w:rPr>
+          <w:rFonts w:ascii="Courier New" w:hAnsi="Courier New"/>
+          <w:color w:val="003366"/>
+          <w:sz w:val="17"/>
+        </w:rPr>
+        <w:t>kmip-admin -c config.yaml access grant &lt;uid&gt; group:crypto-team --permission read</w:t>
+      </w:r>
+    </w:p>
+    <w:p>
+      <w:pPr>
+        <w:pStyle w:val="NoSpacing"/>
+        <w:spacing w:before="40" w:after="40"/>
+        <w:ind w:left="432"/>
+      </w:pPr>
+      <w:r>
+        <w:rPr>
+          <w:rFonts w:ascii="Courier New" w:hAnsi="Courier New"/>
+          <w:color w:val="003366"/>
+          <w:sz w:val="17"/>
+        </w:rPr>
+        <w:t>kmip-admin -c config.yaml permission allow auditor Get</w:t>
+      </w:r>
+    </w:p>
+    <w:p/>
+    <w:p>
+      <w:pPr>
+        <w:pStyle w:val="Heading2"/>
+      </w:pPr>
+      <w:r>
+        <w:rPr>
+          <w:color w:val="2E6DA4"/>
+        </w:rPr>
+        <w:t>4.4c lifecycle/governance.py and lifecycle/dual_control.py</w:t>
+      </w:r>
+    </w:p>
+    <w:p>
+      <w:r>
+        <w:rPr>
+          <w:b w:val="0"/>
+          <w:i w:val="0"/>
+          <w:sz w:val="20"/>
+        </w:rPr>
+        <w:t>Access control decides who may ask. Governance is the part that acts without being asked, and the part that stops one person acting alone. Both are off by default and enabled in the governance: section of the configuration file.</w:t>
+      </w:r>
+    </w:p>
+    <w:p/>
+    <w:p>
+      <w:r>
+        <w:rPr>
+          <w:b/>
+          <w:i w:val="0"/>
+          <w:sz w:val="20"/>
+        </w:rPr>
+        <w:t>Cryptoperiod enforcement</w:t>
+      </w:r>
+    </w:p>
+    <w:p>
+      <w:r>
+        <w:rPr>
+          <w:b w:val="0"/>
+          <w:i w:val="0"/>
+          <w:sz w:val="20"/>
+        </w:rPr>
+        <w:t>KMIP defines no separate cryptoperiod attribute — the Deactivation Date is the end of the period — so a cryptoperiod here is that standard attribute plus something that acts on it. Without the scheduler, a key with a two-year cryptoperiod stays Active into year five unless somebody remembers. KeyLifecycleScheduler runs a background scan every scan_interval_seconds that deactivates keys whose Deactivation Date has passed, warns warn_days ahead as keys approach it, and — with auto_rotate — first creates a replacement symmetric key cross-linked to the old one via Link_ReplacementKey / Link_ReplacedKey, exactly the lineage a client-driven ReKey produces. Rotation runs before deactivation so a replacement exists before the old key stops being usable; if rotation fails the key is deactivated anyway, because an expired key left Active is the worse outcome. Every action is audited under the identity system:scheduler, so an automated deactivation is as attributable as a human one. In a multi-worker deployment only worker 0 runs the scheduler — otherwise workers would race to deactivate the same keys.</w:t>
+      </w:r>
+    </w:p>
+    <w:p/>
+    <w:p>
+      <w:r>
+        <w:rPr>
+          <w:b/>
+          <w:i w:val="0"/>
+          <w:sz w:val="20"/>
+        </w:rPr>
+        <w:t>Dual control (M-of-N approval)</w:t>
+      </w:r>
+    </w:p>
+    <w:p>
+      <w:r>
+        <w:rPr>
+          <w:b w:val="0"/>
+          <w:i w:val="0"/>
+          <w:sz w:val="20"/>
+        </w:rPr>
+        <w:t>Destroy zeroizes key material; Export hands out key bytes. Under dual control those do not execute on request: the first attempt is refused and records an approval request, enough other identities approve it out of band through kmip-admin, and the requester retries. The check runs before the handler, so a blocked operation has no effect at all — the point is that the destructive step never happens without the second signature.</w:t>
+      </w:r>
+    </w:p>
+    <w:p/>
+    <w:p>
+      <w:pPr>
+        <w:pStyle w:val="ListBullet"/>
+        <w:ind w:left="432"/>
+      </w:pPr>
+      <w:r>
+        <w:t>The requester can never approve their own request — enforced in the store, so it holds however approvals are submitted.</w:t>
+      </w:r>
+    </w:p>
+    <w:p>
+      <w:pPr>
+        <w:pStyle w:val="ListBullet"/>
+        <w:ind w:left="432"/>
+      </w:pPr>
+      <w:r>
+        <w:t>An approval authorises exactly one attempt, on one object, by one identity. It is consumed on use rather than becoming a standing permission, and consumed before the handler runs, so a handler that fails partway leaves no reusable approval behind.</w:t>
+      </w:r>
+    </w:p>
+    <w:p>
+      <w:pPr>
+        <w:pStyle w:val="ListBullet"/>
+        <w:ind w:left="432"/>
+      </w:pPr>
+      <w:r>
+        <w:t>Approvals expire (approval_ttl_seconds).</w:t>
+      </w:r>
+    </w:p>
+    <w:p>
+      <w:pPr>
+        <w:pStyle w:val="ListBullet"/>
+        <w:ind w:left="432"/>
+      </w:pPr>
+      <w:r>
+        <w:t>A retry reuses the open request rather than opening another, so a client in a retry loop cannot fill the table with requests nobody will approve.</w:t>
+      </w:r>
+    </w:p>
+    <w:p>
+      <w:pPr>
+        <w:pStyle w:val="ListBullet"/>
+        <w:ind w:left="432"/>
+      </w:pPr>
+      <w:r>
+        <w:t>approvals_required must be at least 2 when dual control is on; the configuration is rejected otherwise.</w:t>
+      </w:r>
+    </w:p>
+    <w:p/>
+    <w:p>
+      <w:r>
+        <w:rPr>
+          <w:b w:val="0"/>
+          <w:i/>
+          <w:sz w:val="20"/>
+        </w:rPr>
+        <w:t>KMIP has no wire operation for a pending, out-of-band-approved request, so the refusal reaches the client as OperationFailed / PermissionDenied carrying the request id, and approval happens through kmip-admin approval approve.</w:t>
+      </w:r>
+    </w:p>
+    <w:p/>
+    <w:p>
       <w:pPr>
         <w:pStyle w:val="Heading2"/>
       </w:pPr>
@@ -4443,7 +4964,7 @@
           <w:i w:val="0"/>
           <w:sz w:val="20"/>
         </w:rPr>
-        <w:t>SQLite-backed store for all KMIP attributes that PKCS#11 cannot hold, plus the access-control tables (identity roles, delegated object grants). Uses WAL journal mode and a connection-per-thread pattern for concurrent access.</w:t>
+        <w:t>SQLite-backed store for all KMIP attributes that PKCS#11 cannot hold, plus the access-control tables (identities, roles, groups, delegated object grants, per-role operation allowlists), the dual-control approval tables, and the hash-chained audit log. Uses WAL journal mode, a connection-per-thread pattern for concurrent access, and PRAGMA user_version migrations.</w:t>
       </w:r>
     </w:p>
     <w:p/>
@@ -4946,7 +5467,7 @@
           <w:color w:val="003366"/>
           <w:sz w:val="17"/>
         </w:rPr>
-        <w:t>TABLE kmip_object_grants           — new: delegated per-object access</w:t>
+        <w:t>TABLE kmip_object_grants           — delegated per-object access</w:t>
       </w:r>
     </w:p>
     <w:p>
@@ -4976,7 +5497,7 @@
           <w:color w:val="003366"/>
           <w:sz w:val="17"/>
         </w:rPr>
-        <w:t xml:space="preserve">  grantee     TEXT</w:t>
+        <w:t xml:space="preserve">  grantee     TEXT                  — an identity, or "group:&lt;name&gt;"</w:t>
       </w:r>
     </w:p>
     <w:p>
@@ -4992,6 +5513,347 @@
           <w:sz w:val="17"/>
         </w:rPr>
         <w:t xml:space="preserve">  permission  TEXT DEFAULT 'full'   — "read" or "full"</w:t>
+      </w:r>
+    </w:p>
+    <w:p>
+      <w:pPr>
+        <w:pStyle w:val="NoSpacing"/>
+        <w:spacing w:before="40" w:after="40"/>
+        <w:ind w:left="432"/>
+      </w:pPr>
+      <w:r>
+        <w:rPr>
+          <w:rFonts w:ascii="Courier New" w:hAnsi="Courier New"/>
+          <w:color w:val="003366"/>
+          <w:sz w:val="17"/>
+        </w:rPr>
+      </w:r>
+    </w:p>
+    <w:p>
+      <w:pPr>
+        <w:pStyle w:val="NoSpacing"/>
+        <w:spacing w:before="40" w:after="40"/>
+        <w:ind w:left="432"/>
+      </w:pPr>
+      <w:r>
+        <w:rPr>
+          <w:rFonts w:ascii="Courier New" w:hAnsi="Courier New"/>
+          <w:color w:val="003366"/>
+          <w:sz w:val="17"/>
+        </w:rPr>
+        <w:t>TABLE kmip_identity_groups         — group membership</w:t>
+      </w:r>
+    </w:p>
+    <w:p>
+      <w:pPr>
+        <w:pStyle w:val="NoSpacing"/>
+        <w:spacing w:before="40" w:after="40"/>
+        <w:ind w:left="432"/>
+      </w:pPr>
+      <w:r>
+        <w:rPr>
+          <w:rFonts w:ascii="Courier New" w:hAnsi="Courier New"/>
+          <w:color w:val="003366"/>
+          <w:sz w:val="17"/>
+        </w:rPr>
+        <w:t xml:space="preserve">  identity   TEXT                   — PK (identity, group_name)</w:t>
+      </w:r>
+    </w:p>
+    <w:p>
+      <w:pPr>
+        <w:pStyle w:val="NoSpacing"/>
+        <w:spacing w:before="40" w:after="40"/>
+        <w:ind w:left="432"/>
+      </w:pPr>
+      <w:r>
+        <w:rPr>
+          <w:rFonts w:ascii="Courier New" w:hAnsi="Courier New"/>
+          <w:color w:val="003366"/>
+          <w:sz w:val="17"/>
+        </w:rPr>
+        <w:t xml:space="preserve">  group_name TEXT</w:t>
+      </w:r>
+    </w:p>
+    <w:p>
+      <w:pPr>
+        <w:pStyle w:val="NoSpacing"/>
+        <w:spacing w:before="40" w:after="40"/>
+        <w:ind w:left="432"/>
+      </w:pPr>
+      <w:r>
+        <w:rPr>
+          <w:rFonts w:ascii="Courier New" w:hAnsi="Courier New"/>
+          <w:color w:val="003366"/>
+          <w:sz w:val="17"/>
+        </w:rPr>
+      </w:r>
+    </w:p>
+    <w:p>
+      <w:pPr>
+        <w:pStyle w:val="NoSpacing"/>
+        <w:spacing w:before="40" w:after="40"/>
+        <w:ind w:left="432"/>
+      </w:pPr>
+      <w:r>
+        <w:rPr>
+          <w:rFonts w:ascii="Courier New" w:hAnsi="Courier New"/>
+          <w:color w:val="003366"/>
+          <w:sz w:val="17"/>
+        </w:rPr>
+        <w:t>TABLE kmip_role_permissions        — per-role operation allowlist</w:t>
+      </w:r>
+    </w:p>
+    <w:p>
+      <w:pPr>
+        <w:pStyle w:val="NoSpacing"/>
+        <w:spacing w:before="40" w:after="40"/>
+        <w:ind w:left="432"/>
+      </w:pPr>
+      <w:r>
+        <w:rPr>
+          <w:rFonts w:ascii="Courier New" w:hAnsi="Courier New"/>
+          <w:color w:val="003366"/>
+          <w:sz w:val="17"/>
+        </w:rPr>
+        <w:t xml:space="preserve">  role           TEXT               — PK (role, operation_name)</w:t>
+      </w:r>
+    </w:p>
+    <w:p>
+      <w:pPr>
+        <w:pStyle w:val="NoSpacing"/>
+        <w:spacing w:before="40" w:after="40"/>
+        <w:ind w:left="432"/>
+      </w:pPr>
+      <w:r>
+        <w:rPr>
+          <w:rFonts w:ascii="Courier New" w:hAnsi="Courier New"/>
+          <w:color w:val="003366"/>
+          <w:sz w:val="17"/>
+        </w:rPr>
+        <w:t xml:space="preserve">  operation_name TEXT               — e.g. "Get", "Destroy"</w:t>
+      </w:r>
+    </w:p>
+    <w:p>
+      <w:pPr>
+        <w:pStyle w:val="NoSpacing"/>
+        <w:spacing w:before="40" w:after="40"/>
+        <w:ind w:left="432"/>
+      </w:pPr>
+      <w:r>
+        <w:rPr>
+          <w:rFonts w:ascii="Courier New" w:hAnsi="Courier New"/>
+          <w:color w:val="003366"/>
+          <w:sz w:val="17"/>
+        </w:rPr>
+      </w:r>
+    </w:p>
+    <w:p>
+      <w:pPr>
+        <w:pStyle w:val="NoSpacing"/>
+        <w:spacing w:before="40" w:after="40"/>
+        <w:ind w:left="432"/>
+      </w:pPr>
+      <w:r>
+        <w:rPr>
+          <w:rFonts w:ascii="Courier New" w:hAnsi="Courier New"/>
+          <w:color w:val="003366"/>
+          <w:sz w:val="17"/>
+        </w:rPr>
+        <w:t>TABLE kmip_approval_requests       — dual control</w:t>
+      </w:r>
+    </w:p>
+    <w:p>
+      <w:pPr>
+        <w:pStyle w:val="NoSpacing"/>
+        <w:spacing w:before="40" w:after="40"/>
+        <w:ind w:left="432"/>
+      </w:pPr>
+      <w:r>
+        <w:rPr>
+          <w:rFonts w:ascii="Courier New" w:hAnsi="Courier New"/>
+          <w:color w:val="003366"/>
+          <w:sz w:val="17"/>
+        </w:rPr>
+        <w:t xml:space="preserve">  request_id     TEXT PK</w:t>
+      </w:r>
+    </w:p>
+    <w:p>
+      <w:pPr>
+        <w:pStyle w:val="NoSpacing"/>
+        <w:spacing w:before="40" w:after="40"/>
+        <w:ind w:left="432"/>
+      </w:pPr>
+      <w:r>
+        <w:rPr>
+          <w:rFonts w:ascii="Courier New" w:hAnsi="Courier New"/>
+          <w:color w:val="003366"/>
+          <w:sz w:val="17"/>
+        </w:rPr>
+        <w:t xml:space="preserve">  operation_name TEXT</w:t>
+      </w:r>
+    </w:p>
+    <w:p>
+      <w:pPr>
+        <w:pStyle w:val="NoSpacing"/>
+        <w:spacing w:before="40" w:after="40"/>
+        <w:ind w:left="432"/>
+      </w:pPr>
+      <w:r>
+        <w:rPr>
+          <w:rFonts w:ascii="Courier New" w:hAnsi="Courier New"/>
+          <w:color w:val="003366"/>
+          <w:sz w:val="17"/>
+        </w:rPr>
+        <w:t xml:space="preserve">  object_uid     TEXT</w:t>
+      </w:r>
+    </w:p>
+    <w:p>
+      <w:pPr>
+        <w:pStyle w:val="NoSpacing"/>
+        <w:spacing w:before="40" w:after="40"/>
+        <w:ind w:left="432"/>
+      </w:pPr>
+      <w:r>
+        <w:rPr>
+          <w:rFonts w:ascii="Courier New" w:hAnsi="Courier New"/>
+          <w:color w:val="003366"/>
+          <w:sz w:val="17"/>
+        </w:rPr>
+        <w:t xml:space="preserve">  requester      TEXT</w:t>
+      </w:r>
+    </w:p>
+    <w:p>
+      <w:pPr>
+        <w:pStyle w:val="NoSpacing"/>
+        <w:spacing w:before="40" w:after="40"/>
+        <w:ind w:left="432"/>
+      </w:pPr>
+      <w:r>
+        <w:rPr>
+          <w:rFonts w:ascii="Courier New" w:hAnsi="Courier New"/>
+          <w:color w:val="003366"/>
+          <w:sz w:val="17"/>
+        </w:rPr>
+        <w:t xml:space="preserve">  required       INTEGER            — how many other identities must approve</w:t>
+      </w:r>
+    </w:p>
+    <w:p>
+      <w:pPr>
+        <w:pStyle w:val="NoSpacing"/>
+        <w:spacing w:before="40" w:after="40"/>
+        <w:ind w:left="432"/>
+      </w:pPr>
+      <w:r>
+        <w:rPr>
+          <w:rFonts w:ascii="Courier New" w:hAnsi="Courier New"/>
+          <w:color w:val="003366"/>
+          <w:sz w:val="17"/>
+        </w:rPr>
+        <w:t xml:space="preserve">  created_at     REAL</w:t>
+      </w:r>
+    </w:p>
+    <w:p>
+      <w:pPr>
+        <w:pStyle w:val="NoSpacing"/>
+        <w:spacing w:before="40" w:after="40"/>
+        <w:ind w:left="432"/>
+      </w:pPr>
+      <w:r>
+        <w:rPr>
+          <w:rFonts w:ascii="Courier New" w:hAnsi="Courier New"/>
+          <w:color w:val="003366"/>
+          <w:sz w:val="17"/>
+        </w:rPr>
+        <w:t xml:space="preserve">  expires_at     REAL</w:t>
+      </w:r>
+    </w:p>
+    <w:p>
+      <w:pPr>
+        <w:pStyle w:val="NoSpacing"/>
+        <w:spacing w:before="40" w:after="40"/>
+        <w:ind w:left="432"/>
+      </w:pPr>
+      <w:r>
+        <w:rPr>
+          <w:rFonts w:ascii="Courier New" w:hAnsi="Courier New"/>
+          <w:color w:val="003366"/>
+          <w:sz w:val="17"/>
+        </w:rPr>
+        <w:t xml:space="preserve">  consumed_at    REAL               — NULL until the approval is spent</w:t>
+      </w:r>
+    </w:p>
+    <w:p>
+      <w:pPr>
+        <w:pStyle w:val="NoSpacing"/>
+        <w:spacing w:before="40" w:after="40"/>
+        <w:ind w:left="432"/>
+      </w:pPr>
+      <w:r>
+        <w:rPr>
+          <w:rFonts w:ascii="Courier New" w:hAnsi="Courier New"/>
+          <w:color w:val="003366"/>
+          <w:sz w:val="17"/>
+        </w:rPr>
+      </w:r>
+    </w:p>
+    <w:p>
+      <w:pPr>
+        <w:pStyle w:val="NoSpacing"/>
+        <w:spacing w:before="40" w:after="40"/>
+        <w:ind w:left="432"/>
+      </w:pPr>
+      <w:r>
+        <w:rPr>
+          <w:rFonts w:ascii="Courier New" w:hAnsi="Courier New"/>
+          <w:color w:val="003366"/>
+          <w:sz w:val="17"/>
+        </w:rPr>
+        <w:t>TABLE kmip_approvals</w:t>
+      </w:r>
+    </w:p>
+    <w:p>
+      <w:pPr>
+        <w:pStyle w:val="NoSpacing"/>
+        <w:spacing w:before="40" w:after="40"/>
+        <w:ind w:left="432"/>
+      </w:pPr>
+      <w:r>
+        <w:rPr>
+          <w:rFonts w:ascii="Courier New" w:hAnsi="Courier New"/>
+          <w:color w:val="003366"/>
+          <w:sz w:val="17"/>
+        </w:rPr>
+        <w:t xml:space="preserve">  request_id  TEXT FK → kmip_approval_requests  — PK (request_id, approver)</w:t>
+      </w:r>
+    </w:p>
+    <w:p>
+      <w:pPr>
+        <w:pStyle w:val="NoSpacing"/>
+        <w:spacing w:before="40" w:after="40"/>
+        <w:ind w:left="432"/>
+      </w:pPr>
+      <w:r>
+        <w:rPr>
+          <w:rFonts w:ascii="Courier New" w:hAnsi="Courier New"/>
+          <w:color w:val="003366"/>
+          <w:sz w:val="17"/>
+        </w:rPr>
+        <w:t xml:space="preserve">  approver    TEXT               — never equal to the request's requester</w:t>
+      </w:r>
+    </w:p>
+    <w:p>
+      <w:pPr>
+        <w:pStyle w:val="NoSpacing"/>
+        <w:spacing w:before="40" w:after="40"/>
+        <w:ind w:left="432"/>
+      </w:pPr>
+      <w:r>
+        <w:rPr>
+          <w:rFonts w:ascii="Courier New" w:hAnsi="Courier New"/>
+          <w:color w:val="003366"/>
+          <w:sz w:val="17"/>
+        </w:rPr>
+        <w:t xml:space="preserve">  approved_at REAL</w:t>
       </w:r>
     </w:p>
     <w:p/>
@@ -5555,6 +6417,306 @@
                 <w:sz w:val="17"/>
               </w:rPr>
               <w:t>Returns the grantee's permission level for one object, or None.</w:t>
+            </w:r>
+          </w:p>
+        </w:tc>
+      </w:tr>
+      <w:tr>
+        <w:tc>
+          <w:tcPr>
+            <w:tcW w:type="dxa" w:w="4392"/>
+            <w:shd w:fill="FFFFFF" w:val="clear"/>
+          </w:tcPr>
+          <w:p>
+            <w:r>
+              <w:rPr>
+                <w:sz w:val="17"/>
+              </w:rPr>
+              <w:t>add_to_group(identity, group) / remove_from_group(…)</w:t>
+            </w:r>
+          </w:p>
+        </w:tc>
+        <w:tc>
+          <w:tcPr>
+            <w:tcW w:type="dxa" w:w="4392"/>
+            <w:shd w:fill="FFFFFF" w:val="clear"/>
+          </w:tcPr>
+          <w:p>
+            <w:r>
+              <w:rPr>
+                <w:sz w:val="17"/>
+              </w:rPr>
+              <w:t>Group membership; a grant to "group:&lt;name&gt;" then reaches every member.</w:t>
+            </w:r>
+          </w:p>
+        </w:tc>
+      </w:tr>
+      <w:tr>
+        <w:tc>
+          <w:tcPr>
+            <w:tcW w:type="dxa" w:w="4392"/>
+            <w:shd w:fill="EEF4FA" w:val="clear"/>
+          </w:tcPr>
+          <w:p>
+            <w:r>
+              <w:rPr>
+                <w:sz w:val="17"/>
+              </w:rPr>
+              <w:t>get_groups(identity) → list[str]</w:t>
+            </w:r>
+          </w:p>
+        </w:tc>
+        <w:tc>
+          <w:tcPr>
+            <w:tcW w:type="dxa" w:w="4392"/>
+            <w:shd w:fill="EEF4FA" w:val="clear"/>
+          </w:tcPr>
+          <w:p>
+            <w:r>
+              <w:rPr>
+                <w:sz w:val="17"/>
+              </w:rPr>
+              <w:t>The identity's groups, consulted by check_owner() when resolving grants.</w:t>
+            </w:r>
+          </w:p>
+        </w:tc>
+      </w:tr>
+      <w:tr>
+        <w:tc>
+          <w:tcPr>
+            <w:tcW w:type="dxa" w:w="4392"/>
+            <w:shd w:fill="FFFFFF" w:val="clear"/>
+          </w:tcPr>
+          <w:p>
+            <w:r>
+              <w:rPr>
+                <w:sz w:val="17"/>
+              </w:rPr>
+              <w:t>list_group_members(group) → list[str]</w:t>
+            </w:r>
+          </w:p>
+        </w:tc>
+        <w:tc>
+          <w:tcPr>
+            <w:tcW w:type="dxa" w:w="4392"/>
+            <w:shd w:fill="FFFFFF" w:val="clear"/>
+          </w:tcPr>
+          <w:p>
+            <w:r>
+              <w:rPr>
+                <w:sz w:val="17"/>
+              </w:rPr>
+              <w:t>The reverse lookup, for the kmip-admin group members command.</w:t>
+            </w:r>
+          </w:p>
+        </w:tc>
+      </w:tr>
+      <w:tr>
+        <w:tc>
+          <w:tcPr>
+            <w:tcW w:type="dxa" w:w="4392"/>
+            <w:shd w:fill="EEF4FA" w:val="clear"/>
+          </w:tcPr>
+          <w:p>
+            <w:r>
+              <w:rPr>
+                <w:sz w:val="17"/>
+              </w:rPr>
+              <w:t>allow_role_operation(role, op) / disallow_role_operation(…)</w:t>
+            </w:r>
+          </w:p>
+        </w:tc>
+        <w:tc>
+          <w:tcPr>
+            <w:tcW w:type="dxa" w:w="4392"/>
+            <w:shd w:fill="EEF4FA" w:val="clear"/>
+          </w:tcPr>
+          <w:p>
+            <w:r>
+              <w:rPr>
+                <w:sz w:val="17"/>
+              </w:rPr>
+              <w:t>Maintains a role's operation allowlist.</w:t>
+            </w:r>
+          </w:p>
+        </w:tc>
+      </w:tr>
+      <w:tr>
+        <w:tc>
+          <w:tcPr>
+            <w:tcW w:type="dxa" w:w="4392"/>
+            <w:shd w:fill="FFFFFF" w:val="clear"/>
+          </w:tcPr>
+          <w:p>
+            <w:r>
+              <w:rPr>
+                <w:sz w:val="17"/>
+              </w:rPr>
+              <w:t>allowed_operations_for(identity) → set|None</w:t>
+            </w:r>
+          </w:p>
+        </w:tc>
+        <w:tc>
+          <w:tcPr>
+            <w:tcW w:type="dxa" w:w="4392"/>
+            <w:shd w:fill="FFFFFF" w:val="clear"/>
+          </w:tcPr>
+          <w:p>
+            <w:r>
+              <w:rPr>
+                <w:sz w:val="17"/>
+              </w:rPr>
+              <w:t>Union of allowlists across the identity's roles; None means no restriction, so adding a role never silently locks anyone out.</w:t>
+            </w:r>
+          </w:p>
+        </w:tc>
+      </w:tr>
+      <w:tr>
+        <w:tc>
+          <w:tcPr>
+            <w:tcW w:type="dxa" w:w="4392"/>
+            <w:shd w:fill="EEF4FA" w:val="clear"/>
+          </w:tcPr>
+          <w:p>
+            <w:r>
+              <w:rPr>
+                <w:sz w:val="17"/>
+              </w:rPr>
+              <w:t>create_approval_request(…) → str</w:t>
+            </w:r>
+          </w:p>
+        </w:tc>
+        <w:tc>
+          <w:tcPr>
+            <w:tcW w:type="dxa" w:w="4392"/>
+            <w:shd w:fill="EEF4FA" w:val="clear"/>
+          </w:tcPr>
+          <w:p>
+            <w:r>
+              <w:rPr>
+                <w:sz w:val="17"/>
+              </w:rPr>
+              <w:t>Opens a dual-control request and returns its id.</w:t>
+            </w:r>
+          </w:p>
+        </w:tc>
+      </w:tr>
+      <w:tr>
+        <w:tc>
+          <w:tcPr>
+            <w:tcW w:type="dxa" w:w="4392"/>
+            <w:shd w:fill="FFFFFF" w:val="clear"/>
+          </w:tcPr>
+          <w:p>
+            <w:r>
+              <w:rPr>
+                <w:sz w:val="17"/>
+              </w:rPr>
+              <w:t>approve_request(request_id, approver) → dict</w:t>
+            </w:r>
+          </w:p>
+        </w:tc>
+        <w:tc>
+          <w:tcPr>
+            <w:tcW w:type="dxa" w:w="4392"/>
+            <w:shd w:fill="FFFFFF" w:val="clear"/>
+          </w:tcPr>
+          <w:p>
+            <w:r>
+              <w:rPr>
+                <w:sz w:val="17"/>
+              </w:rPr>
+              <w:t>Records one approval. Refuses the requester, an expired request, and an already-consumed one.</w:t>
+            </w:r>
+          </w:p>
+        </w:tc>
+      </w:tr>
+      <w:tr>
+        <w:tc>
+          <w:tcPr>
+            <w:tcW w:type="dxa" w:w="4392"/>
+            <w:shd w:fill="EEF4FA" w:val="clear"/>
+          </w:tcPr>
+          <w:p>
+            <w:r>
+              <w:rPr>
+                <w:sz w:val="17"/>
+              </w:rPr>
+              <w:t>find_satisfied_request(op, uid, requester) → dict|None</w:t>
+            </w:r>
+          </w:p>
+        </w:tc>
+        <w:tc>
+          <w:tcPr>
+            <w:tcW w:type="dxa" w:w="4392"/>
+            <w:shd w:fill="EEF4FA" w:val="clear"/>
+          </w:tcPr>
+          <w:p>
+            <w:r>
+              <w:rPr>
+                <w:sz w:val="17"/>
+              </w:rPr>
+              <w:t>The unconsumed, unexpired, fully approved request that lets a retry through.</w:t>
+            </w:r>
+          </w:p>
+        </w:tc>
+      </w:tr>
+      <w:tr>
+        <w:tc>
+          <w:tcPr>
+            <w:tcW w:type="dxa" w:w="4392"/>
+            <w:shd w:fill="FFFFFF" w:val="clear"/>
+          </w:tcPr>
+          <w:p>
+            <w:r>
+              <w:rPr>
+                <w:sz w:val="17"/>
+              </w:rPr>
+              <w:t>find_pending_request(op, uid, requester) → dict|None</w:t>
+            </w:r>
+          </w:p>
+        </w:tc>
+        <w:tc>
+          <w:tcPr>
+            <w:tcW w:type="dxa" w:w="4392"/>
+            <w:shd w:fill="FFFFFF" w:val="clear"/>
+          </w:tcPr>
+          <w:p>
+            <w:r>
+              <w:rPr>
+                <w:sz w:val="17"/>
+              </w:rPr>
+              <w:t>An open request still short of approvals, so a retry points at it instead of opening another.</w:t>
+            </w:r>
+          </w:p>
+        </w:tc>
+      </w:tr>
+      <w:tr>
+        <w:tc>
+          <w:tcPr>
+            <w:tcW w:type="dxa" w:w="4392"/>
+            <w:shd w:fill="EEF4FA" w:val="clear"/>
+          </w:tcPr>
+          <w:p>
+            <w:r>
+              <w:rPr>
+                <w:sz w:val="17"/>
+              </w:rPr>
+              <w:t>consume_approval_request(request_id)</w:t>
+            </w:r>
+          </w:p>
+        </w:tc>
+        <w:tc>
+          <w:tcPr>
+            <w:tcW w:type="dxa" w:w="4392"/>
+            <w:shd w:fill="EEF4FA" w:val="clear"/>
+          </w:tcPr>
+          <w:p>
+            <w:r>
+              <w:rPr>
+                <w:sz w:val="17"/>
+              </w:rPr>
+              <w:t>Marks a request used, so one round of approvals authorises exactly one operation.</w:t>
             </w:r>
           </w:p>
         </w:tc>
@@ -10397,7 +11559,7 @@
           <w:i w:val="0"/>
           <w:sz w:val="20"/>
         </w:rPr>
-        <w:t>The test suite comprises 624 tests organised into six modules, all passing (100 % pass rate). All tests are executed with pytest. The test suite requires a running SoftHSM2 token (initialised automatically by the conftest.py session fixture). The original five modules' test classes map to OASIS KMIP TC (Test Case) identifiers; the sixth module, test_extended_coverage.py, is a later, much larger addition covering everything built after the original five files — see Section 7.9.</w:t>
+        <w:t>The test suite comprises 811 tests organised into seven modules, all passing (100 % pass rate). All tests are executed with pytest. The test suite requires a running SoftHSM2 token (initialised automatically by the conftest.py session fixture). The original five modules' test classes map to OASIS KMIP TC (Test Case) identifiers; the sixth module, test_extended_coverage.py, is a later, much larger addition covering everything built after the original five files — see Section 7.9.</w:t>
       </w:r>
     </w:p>
     <w:p/>
@@ -10791,7 +11953,7 @@
               <w:rPr>
                 <w:sz w:val="17"/>
               </w:rPr>
-              <w:t>test_extended_coverage.py</w:t>
+              <w:t>test_governance.py</w:t>
             </w:r>
           </w:p>
         </w:tc>
@@ -10805,7 +11967,7 @@
               <w:rPr>
                 <w:sz w:val="17"/>
               </w:rPr>
-              <w:t>All 41 operations, algorithm/mode coverage, error paths, access control, session concurrency</w:t>
+              <w:t>Cryptoperiod enforcement, dual control, groups, per-role operation allowlists</w:t>
             </w:r>
           </w:p>
         </w:tc>
@@ -10819,7 +11981,7 @@
               <w:rPr>
                 <w:sz w:val="17"/>
               </w:rPr>
-              <w:t>502</w:t>
+              <w:t>48</w:t>
             </w:r>
           </w:p>
         </w:tc>
@@ -10843,6 +12005,64 @@
           <w:tcPr>
             <w:tcW w:type="dxa" w:w="2196"/>
             <w:shd w:fill="EEF4FA" w:val="clear"/>
+          </w:tcPr>
+          <w:p>
+            <w:r>
+              <w:rPr>
+                <w:sz w:val="17"/>
+              </w:rPr>
+              <w:t>test_extended_coverage.py</w:t>
+            </w:r>
+          </w:p>
+        </w:tc>
+        <w:tc>
+          <w:tcPr>
+            <w:tcW w:type="dxa" w:w="2196"/>
+            <w:shd w:fill="EEF4FA" w:val="clear"/>
+          </w:tcPr>
+          <w:p>
+            <w:r>
+              <w:rPr>
+                <w:sz w:val="17"/>
+              </w:rPr>
+              <w:t>All 41 operations, algorithm/mode coverage, error paths, access control, session concurrency</w:t>
+            </w:r>
+          </w:p>
+        </w:tc>
+        <w:tc>
+          <w:tcPr>
+            <w:tcW w:type="dxa" w:w="2196"/>
+            <w:shd w:fill="EEF4FA" w:val="clear"/>
+          </w:tcPr>
+          <w:p>
+            <w:r>
+              <w:rPr>
+                <w:sz w:val="17"/>
+              </w:rPr>
+              <w:t>641</w:t>
+            </w:r>
+          </w:p>
+        </w:tc>
+        <w:tc>
+          <w:tcPr>
+            <w:tcW w:type="dxa" w:w="2196"/>
+            <w:shd w:fill="EEF4FA" w:val="clear"/>
+          </w:tcPr>
+          <w:p>
+            <w:r>
+              <w:rPr>
+                <w:sz w:val="17"/>
+              </w:rPr>
+              <w:t>Requires SoftHSM2</w:t>
+            </w:r>
+          </w:p>
+        </w:tc>
+      </w:tr>
+      <w:tr>
+        <w:tc>
+          <w:tcPr>
+            <w:tcW w:type="dxa" w:w="2196"/>
+            <w:shd w:fill="FFFFFF" w:val="clear"/>
             <w:shd w:fill="1E802E" w:val="clear"/>
           </w:tcPr>
           <w:p>
@@ -10859,7 +12079,7 @@
         <w:tc>
           <w:tcPr>
             <w:tcW w:type="dxa" w:w="2196"/>
-            <w:shd w:fill="EEF4FA" w:val="clear"/>
+            <w:shd w:fill="FFFFFF" w:val="clear"/>
           </w:tcPr>
           <w:p>
             <w:r>
@@ -10874,7 +12094,7 @@
         <w:tc>
           <w:tcPr>
             <w:tcW w:type="dxa" w:w="2196"/>
-            <w:shd w:fill="EEF4FA" w:val="clear"/>
+            <w:shd w:fill="FFFFFF" w:val="clear"/>
             <w:shd w:fill="1E802E" w:val="clear"/>
           </w:tcPr>
           <w:p>
@@ -10884,14 +12104,14 @@
                 <w:color w:val="FFFFFF"/>
                 <w:sz w:val="17"/>
               </w:rPr>
-              <w:t>624</w:t>
+              <w:t>811</w:t>
             </w:r>
           </w:p>
         </w:tc>
         <w:tc>
           <w:tcPr>
             <w:tcW w:type="dxa" w:w="2196"/>
-            <w:shd w:fill="EEF4FA" w:val="clear"/>
+            <w:shd w:fill="FFFFFF" w:val="clear"/>
           </w:tcPr>
           <w:p>
             <w:r>
@@ -10929,7 +12149,7 @@
           <w:color w:val="003366"/>
           <w:sz w:val="17"/>
         </w:rPr>
-        <w:t># Run all 624 tests</w:t>
+        <w:t># Run all 811 tests</w:t>
       </w:r>
     </w:p>
     <w:p>
@@ -18077,7 +19297,7 @@
           <w:i w:val="0"/>
           <w:sz w:val="20"/>
         </w:rPr>
-        <w:t>All 624 tests pass on a standard Ubuntu 22.04 installation with SoftHSM2 2.6.1 and Python 3.11.</w:t>
+        <w:t>All 811 tests pass on a Debian installation with a SoftHSM2 2.7.0 build against OpenSSL 3.0.13 and Python 3.11.</w:t>
       </w:r>
     </w:p>
     <w:p/>
@@ -18547,7 +19767,7 @@
               <w:rPr>
                 <w:sz w:val="17"/>
               </w:rPr>
-              <w:t>test_extended_coverage.py</w:t>
+              <w:t>test_governance.py</w:t>
             </w:r>
           </w:p>
         </w:tc>
@@ -18561,7 +19781,7 @@
               <w:rPr>
                 <w:sz w:val="17"/>
               </w:rPr>
-              <w:t>502</w:t>
+              <w:t>48</w:t>
             </w:r>
           </w:p>
         </w:tc>
@@ -18575,7 +19795,7 @@
               <w:rPr>
                 <w:sz w:val="17"/>
               </w:rPr>
-              <w:t>502</w:t>
+              <w:t>48</w:t>
             </w:r>
           </w:p>
         </w:tc>
@@ -18613,6 +19833,78 @@
           <w:tcPr>
             <w:tcW w:type="dxa" w:w="1757"/>
             <w:shd w:fill="EEF4FA" w:val="clear"/>
+          </w:tcPr>
+          <w:p>
+            <w:r>
+              <w:rPr>
+                <w:sz w:val="17"/>
+              </w:rPr>
+              <w:t>test_extended_coverage.py</w:t>
+            </w:r>
+          </w:p>
+        </w:tc>
+        <w:tc>
+          <w:tcPr>
+            <w:tcW w:type="dxa" w:w="1757"/>
+            <w:shd w:fill="EEF4FA" w:val="clear"/>
+          </w:tcPr>
+          <w:p>
+            <w:r>
+              <w:rPr>
+                <w:sz w:val="17"/>
+              </w:rPr>
+              <w:t>641</w:t>
+            </w:r>
+          </w:p>
+        </w:tc>
+        <w:tc>
+          <w:tcPr>
+            <w:tcW w:type="dxa" w:w="1757"/>
+            <w:shd w:fill="EEF4FA" w:val="clear"/>
+          </w:tcPr>
+          <w:p>
+            <w:r>
+              <w:rPr>
+                <w:sz w:val="17"/>
+              </w:rPr>
+              <w:t>641</w:t>
+            </w:r>
+          </w:p>
+        </w:tc>
+        <w:tc>
+          <w:tcPr>
+            <w:tcW w:type="dxa" w:w="1757"/>
+            <w:shd w:fill="EEF4FA" w:val="clear"/>
+          </w:tcPr>
+          <w:p>
+            <w:r>
+              <w:rPr>
+                <w:sz w:val="17"/>
+              </w:rPr>
+              <w:t>0</w:t>
+            </w:r>
+          </w:p>
+        </w:tc>
+        <w:tc>
+          <w:tcPr>
+            <w:tcW w:type="dxa" w:w="1757"/>
+            <w:shd w:fill="EEF4FA" w:val="clear"/>
+          </w:tcPr>
+          <w:p>
+            <w:r>
+              <w:rPr>
+                <w:sz w:val="17"/>
+              </w:rPr>
+              <w:t>100 %</w:t>
+            </w:r>
+          </w:p>
+        </w:tc>
+      </w:tr>
+      <w:tr>
+        <w:tc>
+          <w:tcPr>
+            <w:tcW w:type="dxa" w:w="1757"/>
+            <w:shd w:fill="FFFFFF" w:val="clear"/>
             <w:shd w:fill="1E802E" w:val="clear"/>
           </w:tcPr>
           <w:p>
@@ -18629,7 +19921,7 @@
         <w:tc>
           <w:tcPr>
             <w:tcW w:type="dxa" w:w="1757"/>
-            <w:shd w:fill="EEF4FA" w:val="clear"/>
+            <w:shd w:fill="FFFFFF" w:val="clear"/>
             <w:shd w:fill="1E802E" w:val="clear"/>
           </w:tcPr>
           <w:p>
@@ -18639,14 +19931,14 @@
                 <w:color w:val="FFFFFF"/>
                 <w:sz w:val="17"/>
               </w:rPr>
-              <w:t>624</w:t>
+              <w:t>811</w:t>
             </w:r>
           </w:p>
         </w:tc>
         <w:tc>
           <w:tcPr>
             <w:tcW w:type="dxa" w:w="1757"/>
-            <w:shd w:fill="EEF4FA" w:val="clear"/>
+            <w:shd w:fill="FFFFFF" w:val="clear"/>
             <w:shd w:fill="1E802E" w:val="clear"/>
           </w:tcPr>
           <w:p>
@@ -18656,14 +19948,14 @@
                 <w:color w:val="FFFFFF"/>
                 <w:sz w:val="17"/>
               </w:rPr>
-              <w:t>624</w:t>
+              <w:t>811</w:t>
             </w:r>
           </w:p>
         </w:tc>
         <w:tc>
           <w:tcPr>
             <w:tcW w:type="dxa" w:w="1757"/>
-            <w:shd w:fill="EEF4FA" w:val="clear"/>
+            <w:shd w:fill="FFFFFF" w:val="clear"/>
             <w:shd w:fill="1E802E" w:val="clear"/>
           </w:tcPr>
           <w:p>
@@ -18680,7 +19972,7 @@
         <w:tc>
           <w:tcPr>
             <w:tcW w:type="dxa" w:w="1757"/>
-            <w:shd w:fill="EEF4FA" w:val="clear"/>
+            <w:shd w:fill="FFFFFF" w:val="clear"/>
             <w:shd w:fill="1E802E" w:val="clear"/>
           </w:tcPr>
           <w:p>
@@ -18804,7 +20096,7 @@
               <w:rPr>
                 <w:sz w:val="17"/>
               </w:rPr>
-              <w:t>RBAC has no wire protocol</w:t>
+              <w:t>RBAC and governance have no wire protocol</w:t>
             </w:r>
           </w:p>
         </w:tc>
@@ -18818,7 +20110,7 @@
               <w:rPr>
                 <w:sz w:val="17"/>
               </w:rPr>
-              <w:t>Role and grant management (assign_role, grant_access, …) is a MetadataStore admin surface only — KMIP itself doesn't define an operation for it. No groups, no per-role operation allowlist yet; every non-admin identity is evaluated individually against ownership and grants. See Section 4.4b.</w:t>
+              <w:t>Identities, roles, groups, grants, per-role operation allowlists, cryptoperiods and dual-control approvals are all managed through kmip-admin (or the MetadataStore directly), never over KMIP — the specification defines no operations for any of it. A client under dual control learns only that its operation was refused and which request id to have approved; the approval happens out of band. See Section 4.4b.</w:t>
             </w:r>
           </w:p>
         </w:tc>
@@ -18834,7 +20126,7 @@
               <w:rPr>
                 <w:sz w:val="17"/>
               </w:rPr>
-              <w:t>No audit trail</w:t>
+              <w:t>Audit log is local and unsigned</w:t>
             </w:r>
           </w:p>
         </w:tc>
@@ -18848,7 +20140,7 @@
               <w:rPr>
                 <w:sz w:val="17"/>
               </w:rPr>
-              <w:t>Operations are logged via Python logging only — nothing persisted, queryable, or tamper-evident.</w:t>
+              <w:t>Entries are hash-chained and append-only, which makes tampering detectable, but the chain is not anchored anywhere external — an attacker who rewrites the whole log consistently leaves no trace. Ship entries to an external collector for stronger guarantees.</w:t>
             </w:r>
           </w:p>
         </w:tc>
@@ -18864,7 +20156,7 @@
               <w:rPr>
                 <w:sz w:val="17"/>
               </w:rPr>
-              <w:t>TLS optional, not enforced</w:t>
+              <w:t>No ACME / automated certificate issuance</w:t>
             </w:r>
           </w:p>
         </w:tc>
@@ -18878,7 +20170,7 @@
               <w:rPr>
                 <w:sz w:val="17"/>
               </w:rPr>
-              <w:t>The server accepts plain TCP if no certificate is configured; cert/key load from a static path with no rotation or ACME integration.</w:t>
+              <w:t>TLS is enforced by default and reload_tls() picks up renewed material without dropping connections, but obtaining and renewing certificates is left to the operator.</w:t>
             </w:r>
           </w:p>
         </w:tc>
@@ -18894,7 +20186,7 @@
               <w:rPr>
                 <w:sz w:val="17"/>
               </w:rPr>
-              <w:t>Not FIPS/CC validated</w:t>
+              <w:t>No multi-tenancy</w:t>
             </w:r>
           </w:p>
         </w:tc>
@@ -18908,7 +20200,7 @@
               <w:rPr>
                 <w:sz w:val="17"/>
               </w:rPr>
-              <w:t>SoftHSM2 isn't a validated HSM. The PKCS#11 boundary means a validated token can be swapped in with no code change above pkcs11_shim/, but that swap hasn't happened here.</w:t>
+              <w:t>Groups and role allowlists partition access, but not the namespace: object names, Locate queries and quotas are global, and there is no tenant boundary that would let two unrelated customers share one deployment. Isolation today means one deployment per tenant.</w:t>
             </w:r>
           </w:p>
         </w:tc>
@@ -18924,7 +20216,7 @@
               <w:rPr>
                 <w:sz w:val="17"/>
               </w:rPr>
-              <w:t>SoftHSM2 SENSITIVE+EXTRACTABLE bug</w:t>
+              <w:t>Not FIPS/CC validated</w:t>
             </w:r>
           </w:p>
         </w:tc>
@@ -18938,7 +20230,7 @@
               <w:rPr>
                 <w:sz w:val="17"/>
               </w:rPr>
-              <w:t>SENSITIVE=True AND EXTRACTABLE=True blocks CKA_VALUE read on this token; the shim downgrades sensitivity automatically (effective_sensitive = sensitive AND NOT extractable) when extractability is explicitly requested.</w:t>
+              <w:t>SoftHSM2 isn't a validated HSM. The PKCS#11 boundary means a validated token can be swapped in with no code change above pkcs11_shim/, but that swap hasn't happened here.</w:t>
             </w:r>
           </w:p>
         </w:tc>
@@ -18954,7 +20246,7 @@
               <w:rPr>
                 <w:sz w:val="17"/>
               </w:rPr>
-              <w:t>No batch atomicity</w:t>
+              <w:t>SoftHSM2 SENSITIVE+EXTRACTABLE bug</w:t>
             </w:r>
           </w:p>
         </w:tc>
@@ -18968,7 +20260,7 @@
               <w:rPr>
                 <w:sz w:val="17"/>
               </w:rPr>
-              <w:t>Failure in one BatchItem does not roll back previous items in the same batch.</w:t>
+              <w:t>SENSITIVE=True AND EXTRACTABLE=True blocks CKA_VALUE read on this token; the shim downgrades sensitivity automatically (effective_sensitive = sensitive AND NOT extractable) when extractability is explicitly requested.</w:t>
             </w:r>
           </w:p>
         </w:tc>
@@ -18984,7 +20276,7 @@
               <w:rPr>
                 <w:sz w:val="17"/>
               </w:rPr>
-              <w:t>Algorithm coverage</w:t>
+              <w:t>No batch atomicity</w:t>
             </w:r>
           </w:p>
         </w:tc>
@@ -18998,7 +20290,7 @@
               <w:rPr>
                 <w:sz w:val="17"/>
               </w:rPr>
-              <w:t>15 of 40 CryptographicAlgorithm values work against this token, capability-probed at startup; the rest are cleanly rejected with OperationNotSupported rather than a raw PKCS#11 error. See Section 4.6.</w:t>
+              <w:t>Failure in one BatchItem does not roll back previous items in the same batch.</w:t>
             </w:r>
           </w:p>
         </w:tc>
@@ -19014,7 +20306,7 @@
               <w:rPr>
                 <w:sz w:val="17"/>
               </w:rPr>
-              <w:t>No HA / backup tooling</w:t>
+              <w:t>Algorithm coverage</w:t>
             </w:r>
           </w:p>
         </w:tc>
@@ -19028,7 +20320,97 @@
               <w:rPr>
                 <w:sz w:val="17"/>
               </w:rPr>
-              <w:t>Single process, single SQLite file, single HSM token; no clustering, replication, or coordinated backup/restore.</w:t>
+              <w:t>15 of 40 CryptographicAlgorithm values work against this token, capability-probed at startup; the rest are cleanly rejected with OperationNotSupported rather than a raw PKCS#11 error. See Section 4.6.</w:t>
+            </w:r>
+          </w:p>
+        </w:tc>
+      </w:tr>
+      <w:tr>
+        <w:tc>
+          <w:tcPr>
+            <w:tcW w:type="dxa" w:w="4392"/>
+            <w:shd w:fill="FFFFFF" w:val="clear"/>
+          </w:tcPr>
+          <w:p>
+            <w:r>
+              <w:rPr>
+                <w:sz w:val="17"/>
+              </w:rPr>
+              <w:t>Worker scaling is ~1.5x, not linear</w:t>
+            </w:r>
+          </w:p>
+        </w:tc>
+        <w:tc>
+          <w:tcPr>
+            <w:tcW w:type="dxa" w:w="4392"/>
+            <w:shd w:fill="FFFFFF" w:val="clear"/>
+          </w:tcPr>
+          <w:p>
+            <w:r>
+              <w:rPr>
+                <w:sz w:val="17"/>
+              </w:rPr>
+              <w:t>server.workers genuinely exceeds one core, but the hash-chained audit log serialises every audited operation on a single database write lock. Higher scaling would need a fundamentally different audit design (per-shard chains, or an external append-only service).</w:t>
+            </w:r>
+          </w:p>
+        </w:tc>
+      </w:tr>
+      <w:tr>
+        <w:tc>
+          <w:tcPr>
+            <w:tcW w:type="dxa" w:w="4392"/>
+            <w:shd w:fill="EEF4FA" w:val="clear"/>
+          </w:tcPr>
+          <w:p>
+            <w:r>
+              <w:rPr>
+                <w:sz w:val="17"/>
+              </w:rPr>
+              <w:t>No PostgreSQL backend or HSM failover</w:t>
+            </w:r>
+          </w:p>
+        </w:tc>
+        <w:tc>
+          <w:tcPr>
+            <w:tcW w:type="dxa" w:w="4392"/>
+            <w:shd w:fill="EEF4FA" w:val="clear"/>
+          </w:tcPr>
+          <w:p>
+            <w:r>
+              <w:rPr>
+                <w:sz w:val="17"/>
+              </w:rPr>
+              <w:t>The store is heavily SQLite-specific (PRAGMA user_version, json_extract, RAISE(ABORT) triggers), so a second backend is a substantial rewrite; HSM failover needs a second token to verify against. Neither was built rather than shipped untested.</w:t>
+            </w:r>
+          </w:p>
+        </w:tc>
+      </w:tr>
+      <w:tr>
+        <w:tc>
+          <w:tcPr>
+            <w:tcW w:type="dxa" w:w="4392"/>
+            <w:shd w:fill="FFFFFF" w:val="clear"/>
+          </w:tcPr>
+          <w:p>
+            <w:r>
+              <w:rPr>
+                <w:sz w:val="17"/>
+              </w:rPr>
+              <w:t>No HA</w:t>
+            </w:r>
+          </w:p>
+        </w:tc>
+        <w:tc>
+          <w:tcPr>
+            <w:tcW w:type="dxa" w:w="4392"/>
+            <w:shd w:fill="FFFFFF" w:val="clear"/>
+          </w:tcPr>
+          <w:p>
+            <w:r>
+              <w:rPr>
+                <w:sz w:val="17"/>
+              </w:rPr>
+              <w:t>Single SQLite file, single HSM token; no clustering or replication. Backup and restore are tooled (kmip-admin backup create/inspect/restore/verify, online backup API, token-pairing checks), but point-in-time rather than continuous.</w:t>
             </w:r>
           </w:p>
         </w:tc>
@@ -19061,7 +20443,7 @@
         <w:ind w:left="432"/>
       </w:pPr>
       <w:r>
-        <w:t>RBAC groups and a per-role operation allowlist, beyond the current admin / owner / delegated-grant model</w:t>
+        <w:t>Multi-tenancy: a namespace boundary and per-tenant quotas, so unrelated customers can share one deployment</w:t>
       </w:r>
     </w:p>
     <w:p>
@@ -19070,7 +20452,7 @@
         <w:ind w:left="432"/>
       </w:pPr>
       <w:r>
-        <w:t>Persistent, queryable audit trail (beyond Python logging)</w:t>
+        <w:t>ACME integration, so certificate renewal is automatic rather than an operator task on top of the existing hot reload</w:t>
       </w:r>
     </w:p>
     <w:p>
@@ -19079,7 +20461,7 @@
         <w:ind w:left="432"/>
       </w:pPr>
       <w:r>
-        <w:t>Enforced TLS by default, with certificate rotation / ACME integration</w:t>
+        <w:t>An external anchor for the audit chain (shipping entries to an append-only collector), so a wholesale rewrite of the local log is still detectable</w:t>
       </w:r>
     </w:p>
     <w:p>
@@ -19115,7 +20497,16 @@
         <w:ind w:left="432"/>
       </w:pPr>
       <w:r>
-        <w:t>HA / clustering / coordinated backup and restore tooling</w:t>
+        <w:t>A second storage backend (PostgreSQL) and HSM failover, both of which need infrastructure this project has not been able to test against</w:t>
+      </w:r>
+    </w:p>
+    <w:p>
+      <w:pPr>
+        <w:pStyle w:val="ListBullet"/>
+        <w:ind w:left="432"/>
+      </w:pPr>
+      <w:r>
+        <w:t>HA / clustering, beyond the point-in-time backup and restore tooling that exists today</w:t>
       </w:r>
     </w:p>
     <w:p>
@@ -19370,7 +20761,7 @@
           <w:color w:val="808080"/>
           <w:sz w:val="16"/>
         </w:rPr>
-        <w:t>KMIP on PKCS#11 — Project Documentation v1.0.0 — 10 August 2026</w:t>
+        <w:t>KMIP on PKCS#11 — Project Documentation v1.0.0 — 18 August 2026</w:t>
       </w:r>
     </w:p>
     <w:sectPr>

--- a/KMIP_PKCS11_Project_Documentation.docx
+++ b/KMIP_PKCS11_Project_Documentation.docx
@@ -159,7 +159,7 @@
               <w:rPr>
                 <w:sz w:val="18"/>
               </w:rPr>
-              <w:t>18 August 2026</w:t>
+              <w:t>22 August 2026</w:t>
             </w:r>
           </w:p>
         </w:tc>
@@ -342,7 +342,7 @@
         <w:ind w:left="432"/>
       </w:pPr>
       <w:r>
-        <w:t>41 of 53 KMIP operations implemented; 811 automated tests; 100 % pass rate</w:t>
+        <w:t>41 of 53 KMIP operations implemented; 813 automated tests; 100 % pass rate</w:t>
       </w:r>
     </w:p>
     <w:p>
@@ -1228,7 +1228,37 @@
           <w:color w:val="003366"/>
           <w:sz w:val="17"/>
         </w:rPr>
-        <w:t xml:space="preserve">    └── test_extended_coverage.py # 502 live tests: every operation, algorithm</w:t>
+        <w:t xml:space="preserve">    ├── test_governance.py      #  48 governance tests: cryptoperiod, dual</w:t>
+      </w:r>
+    </w:p>
+    <w:p>
+      <w:pPr>
+        <w:pStyle w:val="NoSpacing"/>
+        <w:spacing w:before="40" w:after="40"/>
+        <w:ind w:left="432"/>
+      </w:pPr>
+      <w:r>
+        <w:rPr>
+          <w:rFonts w:ascii="Courier New" w:hAnsi="Courier New"/>
+          <w:color w:val="003366"/>
+          <w:sz w:val="17"/>
+        </w:rPr>
+        <w:t xml:space="preserve">    │                           #   control, groups, role allowlists</w:t>
+      </w:r>
+    </w:p>
+    <w:p>
+      <w:pPr>
+        <w:pStyle w:val="NoSpacing"/>
+        <w:spacing w:before="40" w:after="40"/>
+        <w:ind w:left="432"/>
+      </w:pPr>
+      <w:r>
+        <w:rPr>
+          <w:rFonts w:ascii="Courier New" w:hAnsi="Courier New"/>
+          <w:color w:val="003366"/>
+          <w:sz w:val="17"/>
+        </w:rPr>
+        <w:t xml:space="preserve">    └── test_extended_coverage.py # 643 live tests: every operation, algorithm</w:t>
       </w:r>
     </w:p>
     <w:p>
@@ -11559,7 +11589,7 @@
           <w:i w:val="0"/>
           <w:sz w:val="20"/>
         </w:rPr>
-        <w:t>The test suite comprises 811 tests organised into seven modules, all passing (100 % pass rate). All tests are executed with pytest. The test suite requires a running SoftHSM2 token (initialised automatically by the conftest.py session fixture). The original five modules' test classes map to OASIS KMIP TC (Test Case) identifiers; the sixth module, test_extended_coverage.py, is a later, much larger addition covering everything built after the original five files — see Section 7.9.</w:t>
+        <w:t>The test suite comprises 813 tests organised into seven modules, all passing (100 % pass rate). All tests are executed with pytest. The test suite requires a running SoftHSM2 token (initialised automatically by the conftest.py session fixture). The original five modules' test classes map to OASIS KMIP TC (Test Case) identifiers; the sixth module, test_extended_coverage.py, is a later, much larger addition covering everything built after the original five files — see Section 7.9.</w:t>
       </w:r>
     </w:p>
     <w:p/>
@@ -12039,7 +12069,7 @@
               <w:rPr>
                 <w:sz w:val="17"/>
               </w:rPr>
-              <w:t>641</w:t>
+              <w:t>643</w:t>
             </w:r>
           </w:p>
         </w:tc>
@@ -12104,7 +12134,7 @@
                 <w:color w:val="FFFFFF"/>
                 <w:sz w:val="17"/>
               </w:rPr>
-              <w:t>811</w:t>
+              <w:t>813</w:t>
             </w:r>
           </w:p>
         </w:tc>
@@ -12149,7 +12179,7 @@
           <w:color w:val="003366"/>
           <w:sz w:val="17"/>
         </w:rPr>
-        <w:t># Run all 811 tests</w:t>
+        <w:t># Run all 813 tests</w:t>
       </w:r>
     </w:p>
     <w:p>
@@ -19075,7 +19105,7 @@
           <w:i w:val="0"/>
           <w:sz w:val="20"/>
         </w:rPr>
-        <w:t>test_conformance.py covers the mandatory/optional KMIP TC surface described in Section 7.8 above — the operations and behaviors present when this project had 15 operations and 122 tests. test_extended_coverage.py is a later, much larger addition (502 tests, over four times the size of the original five test modules combined) covering everything built since: the remaining 25 operations not exercised by test_conformance.py, algorithm and cipher-mode coverage across the capability-probed CryptographicAlgorithm set, error paths, and the access-control and session-concurrency work described in Sections 3.3 and 4.4b.</w:t>
+        <w:t>test_conformance.py covers the mandatory/optional KMIP TC surface described in Section 7.8 above — the operations and behaviors present when this project had 15 operations and 122 tests. test_extended_coverage.py is a later, much larger addition (643 tests, several times the size of the original five test modules combined) covering everything built since: the remaining 25 operations not exercised by test_conformance.py, algorithm and cipher-mode coverage across the capability-probed CryptographicAlgorithm set, error paths, and the access-control and session-concurrency work described in Sections 3.3 and 4.4b.</w:t>
       </w:r>
     </w:p>
     <w:p/>
@@ -19297,7 +19327,7 @@
           <w:i w:val="0"/>
           <w:sz w:val="20"/>
         </w:rPr>
-        <w:t>All 811 tests pass on a Debian installation with a SoftHSM2 2.7.0 build against OpenSSL 3.0.13 and Python 3.11.</w:t>
+        <w:t>All 813 tests pass on a Debian installation with a SoftHSM2 2.7.0 build against OpenSSL 3.0.13 and Python 3.11.</w:t>
       </w:r>
     </w:p>
     <w:p/>
@@ -19853,7 +19883,7 @@
               <w:rPr>
                 <w:sz w:val="17"/>
               </w:rPr>
-              <w:t>641</w:t>
+              <w:t>643</w:t>
             </w:r>
           </w:p>
         </w:tc>
@@ -19867,7 +19897,7 @@
               <w:rPr>
                 <w:sz w:val="17"/>
               </w:rPr>
-              <w:t>641</w:t>
+              <w:t>643</w:t>
             </w:r>
           </w:p>
         </w:tc>
@@ -19931,7 +19961,7 @@
                 <w:color w:val="FFFFFF"/>
                 <w:sz w:val="17"/>
               </w:rPr>
-              <w:t>811</w:t>
+              <w:t>813</w:t>
             </w:r>
           </w:p>
         </w:tc>
@@ -19948,7 +19978,7 @@
                 <w:color w:val="FFFFFF"/>
                 <w:sz w:val="17"/>
               </w:rPr>
-              <w:t>811</w:t>
+              <w:t>813</w:t>
             </w:r>
           </w:p>
         </w:tc>
@@ -20761,7 +20791,7 @@
           <w:color w:val="808080"/>
           <w:sz w:val="16"/>
         </w:rPr>
-        <w:t>KMIP on PKCS#11 — Project Documentation v1.0.0 — 18 August 2026</w:t>
+        <w:t>KMIP on PKCS#11 — Project Documentation v1.0.0 — 22 August 2026</w:t>
       </w:r>
     </w:p>
     <w:sectPr>

--- a/KMIP_PKCS11_Project_Documentation.docx
+++ b/KMIP_PKCS11_Project_Documentation.docx
@@ -159,7 +159,7 @@
               <w:rPr>
                 <w:sz w:val="18"/>
               </w:rPr>
-              <w:t>22 August 2026</w:t>
+              <w:t>03 September 2026</w:t>
             </w:r>
           </w:p>
         </w:tc>
@@ -342,7 +342,7 @@
         <w:ind w:left="432"/>
       </w:pPr>
       <w:r>
-        <w:t>41 of 53 KMIP operations implemented; 813 automated tests; 100 % pass rate</w:t>
+        <w:t>41 of 53 KMIP operations implemented; 816 automated tests; 100 % pass rate</w:t>
       </w:r>
     </w:p>
     <w:p>
@@ -1258,7 +1258,7 @@
           <w:color w:val="003366"/>
           <w:sz w:val="17"/>
         </w:rPr>
-        <w:t xml:space="preserve">    └── test_extended_coverage.py # 643 live tests: every operation, algorithm</w:t>
+        <w:t xml:space="preserve">    └── test_extended_coverage.py # 646 live tests: every operation, algorithm</w:t>
       </w:r>
     </w:p>
     <w:p>
@@ -11034,21 +11034,21 @@
               <w:rPr>
                 <w:sz w:val="17"/>
               </w:rPr>
-              <w:t>/usr/lib/x86_64-linux-gnu/softhsm/libsofthsm2.so</w:t>
-            </w:r>
-          </w:p>
-        </w:tc>
-        <w:tc>
-          <w:tcPr>
-            <w:tcW w:type="dxa" w:w="2928"/>
-            <w:shd w:fill="EEF4FA" w:val="clear"/>
-          </w:tcPr>
-          <w:p>
-            <w:r>
-              <w:rPr>
-                <w:sz w:val="17"/>
-              </w:rPr>
-              <w:t>Path to the PKCS#11 shared library.</w:t>
+              <w:t>/usr/local/lib/softhsm/libsofthsm2.so</w:t>
+            </w:r>
+          </w:p>
+        </w:tc>
+        <w:tc>
+          <w:tcPr>
+            <w:tcW w:type="dxa" w:w="2928"/>
+            <w:shd w:fill="EEF4FA" w:val="clear"/>
+          </w:tcPr>
+          <w:p>
+            <w:r>
+              <w:rPr>
+                <w:sz w:val="17"/>
+              </w:rPr>
+              <w:t>Path to the PKCS#11 shared library. The default is a source build of SoftHSM2 2.7.0; the packaged 2.6.1 does not advertise CKM_ECDSA_SHA256, so every EC signing test fails against it.</w:t>
             </w:r>
           </w:p>
         </w:tc>
@@ -11589,7 +11589,7 @@
           <w:i w:val="0"/>
           <w:sz w:val="20"/>
         </w:rPr>
-        <w:t>The test suite comprises 813 tests organised into seven modules, all passing (100 % pass rate). All tests are executed with pytest. The test suite requires a running SoftHSM2 token (initialised automatically by the conftest.py session fixture). The original five modules' test classes map to OASIS KMIP TC (Test Case) identifiers; the sixth module, test_extended_coverage.py, is a later, much larger addition covering everything built after the original five files — see Section 7.9.</w:t>
+        <w:t>The test suite comprises 816 tests organised into seven modules, all passing (100 % pass rate). All tests are executed with pytest. The test suite requires a running SoftHSM2 token (initialised automatically by the conftest.py session fixture). The original five modules' test classes map to OASIS KMIP TC (Test Case) identifiers; the sixth module, test_extended_coverage.py, is a later, much larger addition covering everything built after the original five files — see Section 7.9.</w:t>
       </w:r>
     </w:p>
     <w:p/>
@@ -12069,7 +12069,7 @@
               <w:rPr>
                 <w:sz w:val="17"/>
               </w:rPr>
-              <w:t>643</w:t>
+              <w:t>646</w:t>
             </w:r>
           </w:p>
         </w:tc>
@@ -12134,7 +12134,7 @@
                 <w:color w:val="FFFFFF"/>
                 <w:sz w:val="17"/>
               </w:rPr>
-              <w:t>813</w:t>
+              <w:t>816</w:t>
             </w:r>
           </w:p>
         </w:tc>
@@ -12179,7 +12179,7 @@
           <w:color w:val="003366"/>
           <w:sz w:val="17"/>
         </w:rPr>
-        <w:t># Run all 813 tests</w:t>
+        <w:t># Run all 816 tests</w:t>
       </w:r>
     </w:p>
     <w:p>
@@ -19105,7 +19105,7 @@
           <w:i w:val="0"/>
           <w:sz w:val="20"/>
         </w:rPr>
-        <w:t>test_conformance.py covers the mandatory/optional KMIP TC surface described in Section 7.8 above — the operations and behaviors present when this project had 15 operations and 122 tests. test_extended_coverage.py is a later, much larger addition (643 tests, several times the size of the original five test modules combined) covering everything built since: the remaining 25 operations not exercised by test_conformance.py, algorithm and cipher-mode coverage across the capability-probed CryptographicAlgorithm set, error paths, and the access-control and session-concurrency work described in Sections 3.3 and 4.4b.</w:t>
+        <w:t>test_conformance.py covers the mandatory/optional KMIP TC surface described in Section 7.8 above — the operations and behaviors present when this project had 15 operations and 122 tests. test_extended_coverage.py is a later, much larger addition (646 tests, several times the size of the original five test modules combined) covering everything built since: the remaining 25 operations not exercised by test_conformance.py, algorithm and cipher-mode coverage across the capability-probed CryptographicAlgorithm set, error paths, and the access-control and session-concurrency work described in Sections 3.3 and 4.4b.</w:t>
       </w:r>
     </w:p>
     <w:p/>
@@ -19327,7 +19327,7 @@
           <w:i w:val="0"/>
           <w:sz w:val="20"/>
         </w:rPr>
-        <w:t>All 813 tests pass on a Debian installation with a SoftHSM2 2.7.0 build against OpenSSL 3.0.13 and Python 3.11.</w:t>
+        <w:t>All 816 tests pass on a Debian installation with a SoftHSM2 2.7.0 build against OpenSSL 3.0.13 and Python 3.11.</w:t>
       </w:r>
     </w:p>
     <w:p/>
@@ -19883,7 +19883,7 @@
               <w:rPr>
                 <w:sz w:val="17"/>
               </w:rPr>
-              <w:t>643</w:t>
+              <w:t>646</w:t>
             </w:r>
           </w:p>
         </w:tc>
@@ -19897,7 +19897,7 @@
               <w:rPr>
                 <w:sz w:val="17"/>
               </w:rPr>
-              <w:t>643</w:t>
+              <w:t>646</w:t>
             </w:r>
           </w:p>
         </w:tc>
@@ -19961,7 +19961,7 @@
                 <w:color w:val="FFFFFF"/>
                 <w:sz w:val="17"/>
               </w:rPr>
-              <w:t>813</w:t>
+              <w:t>816</w:t>
             </w:r>
           </w:p>
         </w:tc>
@@ -19978,7 +19978,7 @@
                 <w:color w:val="FFFFFF"/>
                 <w:sz w:val="17"/>
               </w:rPr>
-              <w:t>813</w:t>
+              <w:t>816</w:t>
             </w:r>
           </w:p>
         </w:tc>
@@ -20791,7 +20791,7 @@
           <w:color w:val="808080"/>
           <w:sz w:val="16"/>
         </w:rPr>
-        <w:t>KMIP on PKCS#11 — Project Documentation v1.0.0 — 22 August 2026</w:t>
+        <w:t>KMIP on PKCS#11 — Project Documentation v1.0.0 — 03 September 2026</w:t>
       </w:r>
     </w:p>
     <w:sectPr>

--- a/KMIP_PKCS11_Project_Documentation.docx
+++ b/KMIP_PKCS11_Project_Documentation.docx
@@ -159,7 +159,7 @@
               <w:rPr>
                 <w:sz w:val="18"/>
               </w:rPr>
-              <w:t>03 September 2026</w:t>
+              <w:t>11 September 2026</w:t>
             </w:r>
           </w:p>
         </w:tc>
@@ -20791,7 +20791,7 @@
           <w:color w:val="808080"/>
           <w:sz w:val="16"/>
         </w:rPr>
-        <w:t>KMIP on PKCS#11 — Project Documentation v1.0.0 — 03 September 2026</w:t>
+        <w:t>KMIP on PKCS#11 — Project Documentation v1.0.0 — 11 September 2026</w:t>
       </w:r>
     </w:p>
     <w:sectPr>
